--- a/info/ТЗ_Вайфу-бот_v1.0.docx
+++ b/info/ТЗ_Вайфу-бот_v1.0.docx
@@ -12012,6 +12012,2205 @@
           <w:sz w:val="24"/>
           <w:szCs w:val="24"/>
         </w:rPr>
+        <w:t xml:space="preserve">Вкладка «Экспедиции» — обновлённая спецификация</w:t>
+      </w:r>
+    </w:p>
+    <w:p>
+      <w:r>
+        <w:t xml:space="preserve"/>
+      </w:r>
+    </w:p>
+    <w:p>
+      <w:r>
+        <w:rPr>
+          <w:rFonts w:ascii="Arial" w:cs="Arial" w:eastAsia="Arial" w:hAnsi="Arial"/>
+          <w:b/>
+          <w:bCs/>
+          <w:sz w:val="22"/>
+          <w:szCs w:val="22"/>
+        </w:rPr>
+        <w:t xml:space="preserve">Слоты дня — 3 слота по уровню сложности</w:t>
+      </w:r>
+    </w:p>
+    <w:p>
+      <w:r>
+        <w:rPr>
+          <w:rFonts w:ascii="Arial" w:cs="Arial" w:eastAsia="Arial" w:hAnsi="Arial"/>
+          <w:sz w:val="22"/>
+          <w:szCs w:val="22"/>
+        </w:rPr>
+        <w:t xml:space="preserve">Каждый день игрок получает ровно 3 слота экспедиций: Лёгкая, Средняя, Тяжёлая. Сложность рассчитывается относительно текущего уровня ОВ — лёгкая доступна даже недавно нанятым вайфу, тяжёлая требует прокачанного отряда.</w:t>
+      </w:r>
+    </w:p>
+    <w:p>
+      <w:r>
+        <w:t xml:space="preserve"/>
+      </w:r>
+    </w:p>
+    <w:tbl>
+      <w:tblPr>
+        <w:tblW w:w="0" w:type="auto"/>
+        <w:tblBorders>
+          <w:top w:val="single" w:sz="4" w:space="0" w:color="2A2F42"/>
+          <w:left w:val="single" w:sz="4" w:space="0" w:color="2A2F42"/>
+          <w:bottom w:val="single" w:sz="4" w:space="0" w:color="2A2F42"/>
+          <w:right w:val="single" w:sz="4" w:space="0" w:color="2A2F42"/>
+          <w:insideH w:val="single" w:sz="4" w:space="0" w:color="2A2F42"/>
+          <w:insideV w:val="single" w:sz="4" w:space="0" w:color="2A2F42"/>
+        </w:tblBorders>
+      </w:tblPr>
+      <w:tblGrid>
+        <w:gridCol/>
+      </w:tblGrid>
+      <w:tr>
+        <w:tc>
+          <w:tcPr>
+            <w:tcW w:w="0" w:type="auto"/>
+          </w:tcPr>
+          <w:p>
+            <w:r>
+              <w:rPr>
+                <w:rFonts w:ascii="Arial" w:cs="Arial" w:eastAsia="Arial" w:hAnsi="Arial"/>
+                <w:b/>
+                <w:bCs/>
+                <w:sz w:val="20"/>
+                <w:szCs w:val="20"/>
+              </w:rPr>
+              <w:t xml:space="preserve">Слот</w:t>
+            </w:r>
+          </w:p>
+        </w:tc>
+        <w:tc>
+          <w:tcPr>
+            <w:tcW w:w="0" w:type="auto"/>
+          </w:tcPr>
+          <w:p>
+            <w:r>
+              <w:rPr>
+                <w:rFonts w:ascii="Arial" w:cs="Arial" w:eastAsia="Arial" w:hAnsi="Arial"/>
+                <w:b/>
+                <w:bCs/>
+                <w:sz w:val="20"/>
+                <w:szCs w:val="20"/>
+              </w:rPr>
+              <w:t xml:space="preserve">Сложность</w:t>
+            </w:r>
+          </w:p>
+        </w:tc>
+        <w:tc>
+          <w:tcPr>
+            <w:tcW w:w="0" w:type="auto"/>
+          </w:tcPr>
+          <w:p>
+            <w:r>
+              <w:rPr>
+                <w:rFonts w:ascii="Arial" w:cs="Arial" w:eastAsia="Arial" w:hAnsi="Arial"/>
+                <w:b/>
+                <w:bCs/>
+                <w:sz w:val="20"/>
+                <w:szCs w:val="20"/>
+              </w:rPr>
+              <w:t xml:space="preserve">Уровень экспедиции</w:t>
+            </w:r>
+          </w:p>
+        </w:tc>
+        <w:tc>
+          <w:tcPr>
+            <w:tcW w:w="0" w:type="auto"/>
+          </w:tcPr>
+          <w:p>
+            <w:r>
+              <w:rPr>
+                <w:rFonts w:ascii="Arial" w:cs="Arial" w:eastAsia="Arial" w:hAnsi="Arial"/>
+                <w:b/>
+                <w:bCs/>
+                <w:sz w:val="20"/>
+                <w:szCs w:val="20"/>
+              </w:rPr>
+              <w:t xml:space="preserve">Множитель урона</w:t>
+            </w:r>
+          </w:p>
+        </w:tc>
+        <w:tc>
+          <w:tcPr>
+            <w:tcW w:w="0" w:type="auto"/>
+          </w:tcPr>
+          <w:p>
+            <w:r>
+              <w:rPr>
+                <w:rFonts w:ascii="Arial" w:cs="Arial" w:eastAsia="Arial" w:hAnsi="Arial"/>
+                <w:b/>
+                <w:bCs/>
+                <w:sz w:val="20"/>
+                <w:szCs w:val="20"/>
+              </w:rPr>
+              <w:t xml:space="preserve">Множитель наград</w:t>
+            </w:r>
+          </w:p>
+        </w:tc>
+        <w:tc>
+          <w:tcPr>
+            <w:tcW w:w="0" w:type="auto"/>
+          </w:tcPr>
+          <w:p>
+            <w:r>
+              <w:rPr>
+                <w:rFonts w:ascii="Arial" w:cs="Arial" w:eastAsia="Arial" w:hAnsi="Arial"/>
+                <w:b/>
+                <w:bCs/>
+                <w:sz w:val="20"/>
+                <w:szCs w:val="20"/>
+              </w:rPr>
+              <w:t xml:space="preserve">Шанс с новыми вайфу</w:t>
+            </w:r>
+          </w:p>
+        </w:tc>
+      </w:tr>
+      <w:tr>
+        <w:tc>
+          <w:tcPr>
+            <w:tcW w:w="0" w:type="auto"/>
+          </w:tcPr>
+          <w:p>
+            <w:r>
+              <w:rPr>
+                <w:rFonts w:ascii="Arial" w:cs="Arial" w:eastAsia="Arial" w:hAnsi="Arial"/>
+                <w:sz w:val="20"/>
+                <w:szCs w:val="20"/>
+              </w:rPr>
+              <w:t xml:space="preserve">1 — Лёгкая</w:t>
+            </w:r>
+          </w:p>
+        </w:tc>
+        <w:tc>
+          <w:tcPr>
+            <w:tcW w:w="0" w:type="auto"/>
+          </w:tcPr>
+          <w:p>
+            <w:r>
+              <w:rPr>
+                <w:rFonts w:ascii="Arial" w:cs="Arial" w:eastAsia="Arial" w:hAnsi="Arial"/>
+                <w:sz w:val="20"/>
+                <w:szCs w:val="20"/>
+              </w:rPr>
+              <w:t xml:space="preserve">1 (★☆☆☆☆)</w:t>
+            </w:r>
+          </w:p>
+        </w:tc>
+        <w:tc>
+          <w:tcPr>
+            <w:tcW w:w="0" w:type="auto"/>
+          </w:tcPr>
+          <w:p>
+            <w:r>
+              <w:rPr>
+                <w:rFonts w:ascii="Arial" w:cs="Arial" w:eastAsia="Arial" w:hAnsi="Arial"/>
+                <w:sz w:val="20"/>
+                <w:szCs w:val="20"/>
+              </w:rPr>
+              <w:t xml:space="preserve">уровень ОВ − 3</w:t>
+            </w:r>
+          </w:p>
+        </w:tc>
+        <w:tc>
+          <w:tcPr>
+            <w:tcW w:w="0" w:type="auto"/>
+          </w:tcPr>
+          <w:p>
+            <w:r>
+              <w:rPr>
+                <w:rFonts w:ascii="Arial" w:cs="Arial" w:eastAsia="Arial" w:hAnsi="Arial"/>
+                <w:sz w:val="20"/>
+                <w:szCs w:val="20"/>
+              </w:rPr>
+              <w:t xml:space="preserve">×0.6</w:t>
+            </w:r>
+          </w:p>
+        </w:tc>
+        <w:tc>
+          <w:tcPr>
+            <w:tcW w:w="0" w:type="auto"/>
+          </w:tcPr>
+          <w:p>
+            <w:r>
+              <w:rPr>
+                <w:rFonts w:ascii="Arial" w:cs="Arial" w:eastAsia="Arial" w:hAnsi="Arial"/>
+                <w:sz w:val="20"/>
+                <w:szCs w:val="20"/>
+              </w:rPr>
+              <w:t xml:space="preserve">×0.8</w:t>
+            </w:r>
+          </w:p>
+        </w:tc>
+        <w:tc>
+          <w:tcPr>
+            <w:tcW w:w="0" w:type="auto"/>
+          </w:tcPr>
+          <w:p>
+            <w:r>
+              <w:rPr>
+                <w:rFonts w:ascii="Arial" w:cs="Arial" w:eastAsia="Arial" w:hAnsi="Arial"/>
+                <w:sz w:val="20"/>
+                <w:szCs w:val="20"/>
+              </w:rPr>
+              <w:t xml:space="preserve">~35–50%</w:t>
+            </w:r>
+          </w:p>
+        </w:tc>
+      </w:tr>
+      <w:tr>
+        <w:tc>
+          <w:tcPr>
+            <w:tcW w:w="0" w:type="auto"/>
+          </w:tcPr>
+          <w:p>
+            <w:r>
+              <w:rPr>
+                <w:rFonts w:ascii="Arial" w:cs="Arial" w:eastAsia="Arial" w:hAnsi="Arial"/>
+                <w:sz w:val="20"/>
+                <w:szCs w:val="20"/>
+              </w:rPr>
+              <w:t xml:space="preserve">2 — Средняя</w:t>
+            </w:r>
+          </w:p>
+        </w:tc>
+        <w:tc>
+          <w:tcPr>
+            <w:tcW w:w="0" w:type="auto"/>
+          </w:tcPr>
+          <w:p>
+            <w:r>
+              <w:rPr>
+                <w:rFonts w:ascii="Arial" w:cs="Arial" w:eastAsia="Arial" w:hAnsi="Arial"/>
+                <w:sz w:val="20"/>
+                <w:szCs w:val="20"/>
+              </w:rPr>
+              <w:t xml:space="preserve">3 (★★★☆☆)</w:t>
+            </w:r>
+          </w:p>
+        </w:tc>
+        <w:tc>
+          <w:tcPr>
+            <w:tcW w:w="0" w:type="auto"/>
+          </w:tcPr>
+          <w:p>
+            <w:r>
+              <w:rPr>
+                <w:rFonts w:ascii="Arial" w:cs="Arial" w:eastAsia="Arial" w:hAnsi="Arial"/>
+                <w:sz w:val="20"/>
+                <w:szCs w:val="20"/>
+              </w:rPr>
+              <w:t xml:space="preserve">уровень ОВ</w:t>
+            </w:r>
+          </w:p>
+        </w:tc>
+        <w:tc>
+          <w:tcPr>
+            <w:tcW w:w="0" w:type="auto"/>
+          </w:tcPr>
+          <w:p>
+            <w:r>
+              <w:rPr>
+                <w:rFonts w:ascii="Arial" w:cs="Arial" w:eastAsia="Arial" w:hAnsi="Arial"/>
+                <w:sz w:val="20"/>
+                <w:szCs w:val="20"/>
+              </w:rPr>
+              <w:t xml:space="preserve">×1.0</w:t>
+            </w:r>
+          </w:p>
+        </w:tc>
+        <w:tc>
+          <w:tcPr>
+            <w:tcW w:w="0" w:type="auto"/>
+          </w:tcPr>
+          <w:p>
+            <w:r>
+              <w:rPr>
+                <w:rFonts w:ascii="Arial" w:cs="Arial" w:eastAsia="Arial" w:hAnsi="Arial"/>
+                <w:sz w:val="20"/>
+                <w:szCs w:val="20"/>
+              </w:rPr>
+              <w:t xml:space="preserve">×1.0</w:t>
+            </w:r>
+          </w:p>
+        </w:tc>
+        <w:tc>
+          <w:tcPr>
+            <w:tcW w:w="0" w:type="auto"/>
+          </w:tcPr>
+          <w:p>
+            <w:r>
+              <w:rPr>
+                <w:rFonts w:ascii="Arial" w:cs="Arial" w:eastAsia="Arial" w:hAnsi="Arial"/>
+                <w:sz w:val="20"/>
+                <w:szCs w:val="20"/>
+              </w:rPr>
+              <w:t xml:space="preserve">~15–25%</w:t>
+            </w:r>
+          </w:p>
+        </w:tc>
+      </w:tr>
+      <w:tr>
+        <w:tc>
+          <w:tcPr>
+            <w:tcW w:w="0" w:type="auto"/>
+          </w:tcPr>
+          <w:p>
+            <w:r>
+              <w:rPr>
+                <w:rFonts w:ascii="Arial" w:cs="Arial" w:eastAsia="Arial" w:hAnsi="Arial"/>
+                <w:sz w:val="20"/>
+                <w:szCs w:val="20"/>
+              </w:rPr>
+              <w:t xml:space="preserve">3 — Тяжёлая</w:t>
+            </w:r>
+          </w:p>
+        </w:tc>
+        <w:tc>
+          <w:tcPr>
+            <w:tcW w:w="0" w:type="auto"/>
+          </w:tcPr>
+          <w:p>
+            <w:r>
+              <w:rPr>
+                <w:rFonts w:ascii="Arial" w:cs="Arial" w:eastAsia="Arial" w:hAnsi="Arial"/>
+                <w:sz w:val="20"/>
+                <w:szCs w:val="20"/>
+              </w:rPr>
+              <w:t xml:space="preserve">5 (★★★★★)</w:t>
+            </w:r>
+          </w:p>
+        </w:tc>
+        <w:tc>
+          <w:tcPr>
+            <w:tcW w:w="0" w:type="auto"/>
+          </w:tcPr>
+          <w:p>
+            <w:r>
+              <w:rPr>
+                <w:rFonts w:ascii="Arial" w:cs="Arial" w:eastAsia="Arial" w:hAnsi="Arial"/>
+                <w:sz w:val="20"/>
+                <w:szCs w:val="20"/>
+              </w:rPr>
+              <w:t xml:space="preserve">уровень ОВ + 3</w:t>
+            </w:r>
+          </w:p>
+        </w:tc>
+        <w:tc>
+          <w:tcPr>
+            <w:tcW w:w="0" w:type="auto"/>
+          </w:tcPr>
+          <w:p>
+            <w:r>
+              <w:rPr>
+                <w:rFonts w:ascii="Arial" w:cs="Arial" w:eastAsia="Arial" w:hAnsi="Arial"/>
+                <w:sz w:val="20"/>
+                <w:szCs w:val="20"/>
+              </w:rPr>
+              <w:t xml:space="preserve">×1.5</w:t>
+            </w:r>
+          </w:p>
+        </w:tc>
+        <w:tc>
+          <w:tcPr>
+            <w:tcW w:w="0" w:type="auto"/>
+          </w:tcPr>
+          <w:p>
+            <w:r>
+              <w:rPr>
+                <w:rFonts w:ascii="Arial" w:cs="Arial" w:eastAsia="Arial" w:hAnsi="Arial"/>
+                <w:sz w:val="20"/>
+                <w:szCs w:val="20"/>
+              </w:rPr>
+              <w:t xml:space="preserve">×1.5</w:t>
+            </w:r>
+          </w:p>
+        </w:tc>
+        <w:tc>
+          <w:tcPr>
+            <w:tcW w:w="0" w:type="auto"/>
+          </w:tcPr>
+          <w:p>
+            <w:r>
+              <w:rPr>
+                <w:rFonts w:ascii="Arial" w:cs="Arial" w:eastAsia="Arial" w:hAnsi="Arial"/>
+                <w:sz w:val="20"/>
+                <w:szCs w:val="20"/>
+              </w:rPr>
+              <w:t xml:space="preserve">~5–10%</w:t>
+            </w:r>
+          </w:p>
+        </w:tc>
+      </w:tr>
+    </w:tbl>
+    <w:p>
+      <w:r>
+        <w:t xml:space="preserve"/>
+      </w:r>
+    </w:p>
+    <w:p>
+      <w:r>
+        <w:rPr>
+          <w:rFonts w:ascii="Arial" w:cs="Arial" w:eastAsia="Arial" w:hAnsi="Arial"/>
+          <w:b/>
+          <w:bCs/>
+          <w:sz w:val="22"/>
+          <w:szCs w:val="22"/>
+        </w:rPr>
+        <w:t xml:space="preserve">Шанс успеха отряда</w:t>
+      </w:r>
+    </w:p>
+    <w:p>
+      <w:r>
+        <w:t xml:space="preserve"/>
+      </w:r>
+    </w:p>
+    <w:p>
+      <w:r>
+        <w:rPr>
+          <w:rFonts w:ascii="Arial" w:cs="Arial" w:eastAsia="Arial" w:hAnsi="Arial"/>
+          <w:b/>
+          <w:bCs/>
+          <w:sz w:val="24"/>
+          <w:szCs w:val="24"/>
+        </w:rPr>
+        <w:t xml:space="preserve">Расчёт шанса прохождения экспедиции с учётом состава отряда</w:t>
+      </w:r>
+    </w:p>
+    <w:p>
+      <w:r>
+        <w:t xml:space="preserve"/>
+      </w:r>
+    </w:p>
+    <w:p>
+      <w:r>
+        <w:rPr>
+          <w:rFonts w:ascii="Arial" w:cs="Arial" w:eastAsia="Arial" w:hAnsi="Arial"/>
+          <w:sz w:val="22"/>
+          <w:szCs w:val="22"/>
+        </w:rPr>
+        <w:t xml:space="preserve">Шанс прохождения экспедиции зависит от трёх факторов: состава отряда (количество наёмниц), уровня каждой наёмницы относительно уровня экспедиции, совпадений перков наёмниц с парными перками испытаний слота.</w:t>
+      </w:r>
+    </w:p>
+    <w:p>
+      <w:r>
+        <w:t xml:space="preserve"/>
+      </w:r>
+    </w:p>
+    <w:p>
+      <w:r>
+        <w:rPr>
+          <w:rFonts w:ascii="Arial" w:cs="Arial" w:eastAsia="Arial" w:hAnsi="Arial"/>
+          <w:b/>
+          <w:bCs/>
+          <w:sz w:val="22"/>
+          <w:szCs w:val="22"/>
+        </w:rPr>
+        <w:t xml:space="preserve">Принцип: перемножение вероятностей провала</w:t>
+      </w:r>
+    </w:p>
+    <w:p>
+      <w:r>
+        <w:rPr>
+          <w:rFonts w:ascii="Arial" w:cs="Arial" w:eastAsia="Arial" w:hAnsi="Arial"/>
+          <w:sz w:val="22"/>
+          <w:szCs w:val="22"/>
+        </w:rPr>
+        <w:t xml:space="preserve">Каждая наёмница независимо «пытается» помочь отряду преодолеть испытание. Отряд проваливает испытание только если все наёмницы не справились. Это математически корректная модель независимых событий:</w:t>
+      </w:r>
+    </w:p>
+    <w:p>
+      <w:r>
+        <w:t xml:space="preserve"/>
+      </w:r>
+    </w:p>
+    <w:p>
+      <w:r>
+        <w:rPr>
+          <w:rFonts w:ascii="Courier New" w:cs="Courier New" w:eastAsia="Courier New" w:hAnsi="Courier New"/>
+          <w:sz w:val="20"/>
+          <w:szCs w:val="20"/>
+        </w:rPr>
+        <w:t xml:space="preserve">P_успех_отряда = 1 - (1-P_1) x (1-P_2) x ... x (1-P_N)</w:t>
+      </w:r>
+    </w:p>
+    <w:p>
+      <w:r>
+        <w:t xml:space="preserve"/>
+      </w:r>
+    </w:p>
+    <w:p>
+      <w:r>
+        <w:rPr>
+          <w:rFonts w:ascii="Arial" w:cs="Arial" w:eastAsia="Arial" w:hAnsi="Arial"/>
+          <w:sz w:val="22"/>
+          <w:szCs w:val="22"/>
+        </w:rPr>
+        <w:t xml:space="preserve">Где P_i — индивидуальный шанс успеха i-й наёмницы. Эта формула обеспечивает убывающую отдачу: каждая дополнительная наёмница реально повышает шанс, но третья добавляет меньше, чем вторая. Одна сильная наёмница ценнее трёх слабых.</w:t>
+      </w:r>
+    </w:p>
+    <w:p>
+      <w:r>
+        <w:t xml:space="preserve"/>
+      </w:r>
+    </w:p>
+    <w:tbl>
+      <w:tblPr>
+        <w:tblW w:w="0" w:type="auto"/>
+        <w:tblBorders>
+          <w:top w:val="single" w:sz="4" w:space="0" w:color="2A2F42"/>
+          <w:left w:val="single" w:sz="4" w:space="0" w:color="2A2F42"/>
+          <w:bottom w:val="single" w:sz="4" w:space="0" w:color="2A2F42"/>
+          <w:right w:val="single" w:sz="4" w:space="0" w:color="2A2F42"/>
+          <w:insideH w:val="single" w:sz="4" w:space="0" w:color="2A2F42"/>
+          <w:insideV w:val="single" w:sz="4" w:space="0" w:color="2A2F42"/>
+        </w:tblBorders>
+      </w:tblPr>
+      <w:tblGrid>
+        <w:gridCol/>
+      </w:tblGrid>
+      <w:tr>
+        <w:tc>
+          <w:tcPr>
+            <w:tcW w:w="0" w:type="auto"/>
+          </w:tcPr>
+          <w:p>
+            <w:r>
+              <w:rPr>
+                <w:rFonts w:ascii="Arial" w:cs="Arial" w:eastAsia="Arial" w:hAnsi="Arial"/>
+                <w:b/>
+                <w:bCs/>
+                <w:sz w:val="20"/>
+                <w:szCs w:val="20"/>
+              </w:rPr>
+              <w:t xml:space="preserve">Состав отряда</w:t>
+            </w:r>
+          </w:p>
+        </w:tc>
+        <w:tc>
+          <w:tcPr>
+            <w:tcW w:w="0" w:type="auto"/>
+          </w:tcPr>
+          <w:p>
+            <w:r>
+              <w:rPr>
+                <w:rFonts w:ascii="Arial" w:cs="Arial" w:eastAsia="Arial" w:hAnsi="Arial"/>
+                <w:b/>
+                <w:bCs/>
+                <w:sz w:val="20"/>
+                <w:szCs w:val="20"/>
+              </w:rPr>
+              <w:t xml:space="preserve">Индив. P_i</w:t>
+            </w:r>
+          </w:p>
+        </w:tc>
+        <w:tc>
+          <w:tcPr>
+            <w:tcW w:w="0" w:type="auto"/>
+          </w:tcPr>
+          <w:p>
+            <w:r>
+              <w:rPr>
+                <w:rFonts w:ascii="Arial" w:cs="Arial" w:eastAsia="Arial" w:hAnsi="Arial"/>
+                <w:b/>
+                <w:bCs/>
+                <w:sz w:val="20"/>
+                <w:szCs w:val="20"/>
+              </w:rPr>
+              <w:t xml:space="preserve">Шанс успеха отряда</w:t>
+            </w:r>
+          </w:p>
+        </w:tc>
+      </w:tr>
+      <w:tr>
+        <w:tc>
+          <w:tcPr>
+            <w:tcW w:w="0" w:type="auto"/>
+          </w:tcPr>
+          <w:p>
+            <w:r>
+              <w:rPr>
+                <w:rFonts w:ascii="Arial" w:cs="Arial" w:eastAsia="Arial" w:hAnsi="Arial"/>
+                <w:sz w:val="20"/>
+                <w:szCs w:val="20"/>
+              </w:rPr>
+              <w:t xml:space="preserve">1 вайфу</w:t>
+            </w:r>
+          </w:p>
+        </w:tc>
+        <w:tc>
+          <w:tcPr>
+            <w:tcW w:w="0" w:type="auto"/>
+          </w:tcPr>
+          <w:p>
+            <w:r>
+              <w:rPr>
+                <w:rFonts w:ascii="Arial" w:cs="Arial" w:eastAsia="Arial" w:hAnsi="Arial"/>
+                <w:sz w:val="20"/>
+                <w:szCs w:val="20"/>
+              </w:rPr>
+              <w:t xml:space="preserve">12%</w:t>
+            </w:r>
+          </w:p>
+        </w:tc>
+        <w:tc>
+          <w:tcPr>
+            <w:tcW w:w="0" w:type="auto"/>
+          </w:tcPr>
+          <w:p>
+            <w:r>
+              <w:rPr>
+                <w:rFonts w:ascii="Arial" w:cs="Arial" w:eastAsia="Arial" w:hAnsi="Arial"/>
+                <w:sz w:val="20"/>
+                <w:szCs w:val="20"/>
+              </w:rPr>
+              <w:t xml:space="preserve">12.0%</w:t>
+            </w:r>
+          </w:p>
+        </w:tc>
+      </w:tr>
+      <w:tr>
+        <w:tc>
+          <w:tcPr>
+            <w:tcW w:w="0" w:type="auto"/>
+          </w:tcPr>
+          <w:p>
+            <w:r>
+              <w:rPr>
+                <w:rFonts w:ascii="Arial" w:cs="Arial" w:eastAsia="Arial" w:hAnsi="Arial"/>
+                <w:sz w:val="20"/>
+                <w:szCs w:val="20"/>
+              </w:rPr>
+              <w:t xml:space="preserve">2 вайфу</w:t>
+            </w:r>
+          </w:p>
+        </w:tc>
+        <w:tc>
+          <w:tcPr>
+            <w:tcW w:w="0" w:type="auto"/>
+          </w:tcPr>
+          <w:p>
+            <w:r>
+              <w:rPr>
+                <w:rFonts w:ascii="Arial" w:cs="Arial" w:eastAsia="Arial" w:hAnsi="Arial"/>
+                <w:sz w:val="20"/>
+                <w:szCs w:val="20"/>
+              </w:rPr>
+              <w:t xml:space="preserve">12% + 12%</w:t>
+            </w:r>
+          </w:p>
+        </w:tc>
+        <w:tc>
+          <w:tcPr>
+            <w:tcW w:w="0" w:type="auto"/>
+          </w:tcPr>
+          <w:p>
+            <w:r>
+              <w:rPr>
+                <w:rFonts w:ascii="Arial" w:cs="Arial" w:eastAsia="Arial" w:hAnsi="Arial"/>
+                <w:sz w:val="20"/>
+                <w:szCs w:val="20"/>
+              </w:rPr>
+              <w:t xml:space="preserve">22.6%</w:t>
+            </w:r>
+          </w:p>
+        </w:tc>
+      </w:tr>
+      <w:tr>
+        <w:tc>
+          <w:tcPr>
+            <w:tcW w:w="0" w:type="auto"/>
+          </w:tcPr>
+          <w:p>
+            <w:r>
+              <w:rPr>
+                <w:rFonts w:ascii="Arial" w:cs="Arial" w:eastAsia="Arial" w:hAnsi="Arial"/>
+                <w:sz w:val="20"/>
+                <w:szCs w:val="20"/>
+              </w:rPr>
+              <w:t xml:space="preserve">3 вайфу</w:t>
+            </w:r>
+          </w:p>
+        </w:tc>
+        <w:tc>
+          <w:tcPr>
+            <w:tcW w:w="0" w:type="auto"/>
+          </w:tcPr>
+          <w:p>
+            <w:r>
+              <w:rPr>
+                <w:rFonts w:ascii="Arial" w:cs="Arial" w:eastAsia="Arial" w:hAnsi="Arial"/>
+                <w:sz w:val="20"/>
+                <w:szCs w:val="20"/>
+              </w:rPr>
+              <w:t xml:space="preserve">12% + 12% + 12%</w:t>
+            </w:r>
+          </w:p>
+        </w:tc>
+        <w:tc>
+          <w:tcPr>
+            <w:tcW w:w="0" w:type="auto"/>
+          </w:tcPr>
+          <w:p>
+            <w:r>
+              <w:rPr>
+                <w:rFonts w:ascii="Arial" w:cs="Arial" w:eastAsia="Arial" w:hAnsi="Arial"/>
+                <w:sz w:val="20"/>
+                <w:szCs w:val="20"/>
+              </w:rPr>
+              <w:t xml:space="preserve">31.9%</w:t>
+            </w:r>
+          </w:p>
+        </w:tc>
+      </w:tr>
+      <w:tr>
+        <w:tc>
+          <w:tcPr>
+            <w:tcW w:w="0" w:type="auto"/>
+          </w:tcPr>
+          <w:p>
+            <w:r>
+              <w:rPr>
+                <w:rFonts w:ascii="Arial" w:cs="Arial" w:eastAsia="Arial" w:hAnsi="Arial"/>
+                <w:sz w:val="20"/>
+                <w:szCs w:val="20"/>
+              </w:rPr>
+              <w:t xml:space="preserve">1 сильная + 2 слабые</w:t>
+            </w:r>
+          </w:p>
+        </w:tc>
+        <w:tc>
+          <w:tcPr>
+            <w:tcW w:w="0" w:type="auto"/>
+          </w:tcPr>
+          <w:p>
+            <w:r>
+              <w:rPr>
+                <w:rFonts w:ascii="Arial" w:cs="Arial" w:eastAsia="Arial" w:hAnsi="Arial"/>
+                <w:sz w:val="20"/>
+                <w:szCs w:val="20"/>
+              </w:rPr>
+              <w:t xml:space="preserve">40% + 12% + 12%</w:t>
+            </w:r>
+          </w:p>
+        </w:tc>
+        <w:tc>
+          <w:tcPr>
+            <w:tcW w:w="0" w:type="auto"/>
+          </w:tcPr>
+          <w:p>
+            <w:r>
+              <w:rPr>
+                <w:rFonts w:ascii="Arial" w:cs="Arial" w:eastAsia="Arial" w:hAnsi="Arial"/>
+                <w:sz w:val="20"/>
+                <w:szCs w:val="20"/>
+              </w:rPr>
+              <w:t xml:space="preserve">53.5%</w:t>
+            </w:r>
+          </w:p>
+        </w:tc>
+      </w:tr>
+      <w:tr>
+        <w:tc>
+          <w:tcPr>
+            <w:tcW w:w="0" w:type="auto"/>
+          </w:tcPr>
+          <w:p>
+            <w:r>
+              <w:rPr>
+                <w:rFonts w:ascii="Arial" w:cs="Arial" w:eastAsia="Arial" w:hAnsi="Arial"/>
+                <w:sz w:val="20"/>
+                <w:szCs w:val="20"/>
+              </w:rPr>
+              <w:t xml:space="preserve">3 разные</w:t>
+            </w:r>
+          </w:p>
+        </w:tc>
+        <w:tc>
+          <w:tcPr>
+            <w:tcW w:w="0" w:type="auto"/>
+          </w:tcPr>
+          <w:p>
+            <w:r>
+              <w:rPr>
+                <w:rFonts w:ascii="Arial" w:cs="Arial" w:eastAsia="Arial" w:hAnsi="Arial"/>
+                <w:sz w:val="20"/>
+                <w:szCs w:val="20"/>
+              </w:rPr>
+              <w:t xml:space="preserve">30% + 20% + 12%</w:t>
+            </w:r>
+          </w:p>
+        </w:tc>
+        <w:tc>
+          <w:tcPr>
+            <w:tcW w:w="0" w:type="auto"/>
+          </w:tcPr>
+          <w:p>
+            <w:r>
+              <w:rPr>
+                <w:rFonts w:ascii="Arial" w:cs="Arial" w:eastAsia="Arial" w:hAnsi="Arial"/>
+                <w:sz w:val="20"/>
+                <w:szCs w:val="20"/>
+              </w:rPr>
+              <w:t xml:space="preserve">50.8%</w:t>
+            </w:r>
+          </w:p>
+        </w:tc>
+      </w:tr>
+    </w:tbl>
+    <w:p>
+      <w:r>
+        <w:t xml:space="preserve"/>
+      </w:r>
+    </w:p>
+    <w:p>
+      <w:r>
+        <w:rPr>
+          <w:rFonts w:ascii="Arial" w:cs="Arial" w:eastAsia="Arial" w:hAnsi="Arial"/>
+          <w:b/>
+          <w:bCs/>
+          <w:sz w:val="22"/>
+          <w:szCs w:val="22"/>
+        </w:rPr>
+        <w:t xml:space="preserve">Формула индивидуального шанса P_i</w:t>
+      </w:r>
+    </w:p>
+    <w:p>
+      <w:r>
+        <w:rPr>
+          <w:rFonts w:ascii="Arial" w:cs="Arial" w:eastAsia="Arial" w:hAnsi="Arial"/>
+          <w:sz w:val="22"/>
+          <w:szCs w:val="22"/>
+        </w:rPr>
+        <w:t xml:space="preserve">P_i = clamp(P_level_i + P_perks_i, P_MIN, P_MAX), где P_MIN = 0.05, P_MAX = 0.90 (переменные БД).</w:t>
+      </w:r>
+    </w:p>
+    <w:p>
+      <w:r>
+        <w:t xml:space="preserve"/>
+      </w:r>
+    </w:p>
+    <w:p>
+      <w:r>
+        <w:rPr>
+          <w:rFonts w:ascii="Arial" w:cs="Arial" w:eastAsia="Arial" w:hAnsi="Arial"/>
+          <w:sz w:val="22"/>
+          <w:szCs w:val="22"/>
+        </w:rPr>
+        <w:t xml:space="preserve">Уровневая составляющая P_level_i: level_ratio = уровень_наёмницы / уровень_слота; P_level_i = min(0.60, level_ratio x 0.50). Наёмница равного уровня даёт ~50% базы; вдвое слабее — ~25%.</w:t>
+      </w:r>
+    </w:p>
+    <w:p>
+      <w:r>
+        <w:t xml:space="preserve"/>
+      </w:r>
+    </w:p>
+    <w:p>
+      <w:r>
+        <w:rPr>
+          <w:rFonts w:ascii="Arial" w:cs="Arial" w:eastAsia="Arial" w:hAnsi="Arial"/>
+          <w:sz w:val="22"/>
+          <w:szCs w:val="22"/>
+        </w:rPr>
+        <w:t xml:space="preserve">Перковая составляющая P_perks_i: P_perks_i = min(0.30, sum(PERK_BONUS_BASE x (1 + (level_перка - 1) x 0.30) для каждого совпадающего перка)). PERK_BONUS_BASE = 0.10 (переменная БД). Перк ур.1 даёт +10%, ур.2 +13%, ур.3 +16%. Максимум 3 совпадения по ур.3 = +30%.</w:t>
+      </w:r>
+    </w:p>
+    <w:p>
+      <w:r>
+        <w:t xml:space="preserve"/>
+      </w:r>
+    </w:p>
+    <w:tbl>
+      <w:tblPr>
+        <w:tblW w:w="0" w:type="auto"/>
+        <w:tblBorders>
+          <w:top w:val="single" w:sz="4" w:space="0" w:color="2A2F42"/>
+          <w:left w:val="single" w:sz="4" w:space="0" w:color="2A2F42"/>
+          <w:bottom w:val="single" w:sz="4" w:space="0" w:color="2A2F42"/>
+          <w:right w:val="single" w:sz="4" w:space="0" w:color="2A2F42"/>
+          <w:insideH w:val="single" w:sz="4" w:space="0" w:color="2A2F42"/>
+          <w:insideV w:val="single" w:sz="4" w:space="0" w:color="2A2F42"/>
+        </w:tblBorders>
+      </w:tblPr>
+      <w:tblGrid>
+        <w:gridCol/>
+      </w:tblGrid>
+      <w:tr>
+        <w:tc>
+          <w:tcPr>
+            <w:tcW w:w="0" w:type="auto"/>
+          </w:tcPr>
+          <w:p>
+            <w:r>
+              <w:rPr>
+                <w:rFonts w:ascii="Arial" w:cs="Arial" w:eastAsia="Arial" w:hAnsi="Arial"/>
+                <w:b/>
+                <w:bCs/>
+                <w:sz w:val="20"/>
+                <w:szCs w:val="20"/>
+              </w:rPr>
+              <w:t xml:space="preserve">Ситуация</w:t>
+            </w:r>
+          </w:p>
+        </w:tc>
+        <w:tc>
+          <w:tcPr>
+            <w:tcW w:w="0" w:type="auto"/>
+          </w:tcPr>
+          <w:p>
+            <w:r>
+              <w:rPr>
+                <w:rFonts w:ascii="Arial" w:cs="Arial" w:eastAsia="Arial" w:hAnsi="Arial"/>
+                <w:b/>
+                <w:bCs/>
+                <w:sz w:val="20"/>
+                <w:szCs w:val="20"/>
+              </w:rPr>
+              <w:t xml:space="preserve">P_i</w:t>
+            </w:r>
+          </w:p>
+        </w:tc>
+      </w:tr>
+      <w:tr>
+        <w:tc>
+          <w:tcPr>
+            <w:tcW w:w="0" w:type="auto"/>
+          </w:tcPr>
+          <w:p>
+            <w:r>
+              <w:rPr>
+                <w:rFonts w:ascii="Arial" w:cs="Arial" w:eastAsia="Arial" w:hAnsi="Arial"/>
+                <w:sz w:val="20"/>
+                <w:szCs w:val="20"/>
+              </w:rPr>
+              <w:t xml:space="preserve">Слабая вайфу, нет перков</w:t>
+            </w:r>
+          </w:p>
+        </w:tc>
+        <w:tc>
+          <w:tcPr>
+            <w:tcW w:w="0" w:type="auto"/>
+          </w:tcPr>
+          <w:p>
+            <w:r>
+              <w:rPr>
+                <w:rFonts w:ascii="Arial" w:cs="Arial" w:eastAsia="Arial" w:hAnsi="Arial"/>
+                <w:sz w:val="20"/>
+                <w:szCs w:val="20"/>
+              </w:rPr>
+              <w:t xml:space="preserve">5% (минимум)</w:t>
+            </w:r>
+          </w:p>
+        </w:tc>
+      </w:tr>
+      <w:tr>
+        <w:tc>
+          <w:tcPr>
+            <w:tcW w:w="0" w:type="auto"/>
+          </w:tcPr>
+          <w:p>
+            <w:r>
+              <w:rPr>
+                <w:rFonts w:ascii="Arial" w:cs="Arial" w:eastAsia="Arial" w:hAnsi="Arial"/>
+                <w:sz w:val="20"/>
+                <w:szCs w:val="20"/>
+              </w:rPr>
+              <w:t xml:space="preserve">Слабая вайфу, 1 перк ур.1</w:t>
+            </w:r>
+          </w:p>
+        </w:tc>
+        <w:tc>
+          <w:tcPr>
+            <w:tcW w:w="0" w:type="auto"/>
+          </w:tcPr>
+          <w:p>
+            <w:r>
+              <w:rPr>
+                <w:rFonts w:ascii="Arial" w:cs="Arial" w:eastAsia="Arial" w:hAnsi="Arial"/>
+                <w:sz w:val="20"/>
+                <w:szCs w:val="20"/>
+              </w:rPr>
+              <w:t xml:space="preserve">~15–18%</w:t>
+            </w:r>
+          </w:p>
+        </w:tc>
+      </w:tr>
+      <w:tr>
+        <w:tc>
+          <w:tcPr>
+            <w:tcW w:w="0" w:type="auto"/>
+          </w:tcPr>
+          <w:p>
+            <w:r>
+              <w:rPr>
+                <w:rFonts w:ascii="Arial" w:cs="Arial" w:eastAsia="Arial" w:hAnsi="Arial"/>
+                <w:sz w:val="20"/>
+                <w:szCs w:val="20"/>
+              </w:rPr>
+              <w:t xml:space="preserve">Равный уровень, без перков</w:t>
+            </w:r>
+          </w:p>
+        </w:tc>
+        <w:tc>
+          <w:tcPr>
+            <w:tcW w:w="0" w:type="auto"/>
+          </w:tcPr>
+          <w:p>
+            <w:r>
+              <w:rPr>
+                <w:rFonts w:ascii="Arial" w:cs="Arial" w:eastAsia="Arial" w:hAnsi="Arial"/>
+                <w:sz w:val="20"/>
+                <w:szCs w:val="20"/>
+              </w:rPr>
+              <w:t xml:space="preserve">~50%</w:t>
+            </w:r>
+          </w:p>
+        </w:tc>
+      </w:tr>
+      <w:tr>
+        <w:tc>
+          <w:tcPr>
+            <w:tcW w:w="0" w:type="auto"/>
+          </w:tcPr>
+          <w:p>
+            <w:r>
+              <w:rPr>
+                <w:rFonts w:ascii="Arial" w:cs="Arial" w:eastAsia="Arial" w:hAnsi="Arial"/>
+                <w:sz w:val="20"/>
+                <w:szCs w:val="20"/>
+              </w:rPr>
+              <w:t xml:space="preserve">Равный уровень, 1 перк ур.2</w:t>
+            </w:r>
+          </w:p>
+        </w:tc>
+        <w:tc>
+          <w:tcPr>
+            <w:tcW w:w="0" w:type="auto"/>
+          </w:tcPr>
+          <w:p>
+            <w:r>
+              <w:rPr>
+                <w:rFonts w:ascii="Arial" w:cs="Arial" w:eastAsia="Arial" w:hAnsi="Arial"/>
+                <w:sz w:val="20"/>
+                <w:szCs w:val="20"/>
+              </w:rPr>
+              <w:t xml:space="preserve">~63%</w:t>
+            </w:r>
+          </w:p>
+        </w:tc>
+      </w:tr>
+      <w:tr>
+        <w:tc>
+          <w:tcPr>
+            <w:tcW w:w="0" w:type="auto"/>
+          </w:tcPr>
+          <w:p>
+            <w:r>
+              <w:rPr>
+                <w:rFonts w:ascii="Arial" w:cs="Arial" w:eastAsia="Arial" w:hAnsi="Arial"/>
+                <w:sz w:val="20"/>
+                <w:szCs w:val="20"/>
+              </w:rPr>
+              <w:t xml:space="preserve">Равный уровень, 2 перка ур.3</w:t>
+            </w:r>
+          </w:p>
+        </w:tc>
+        <w:tc>
+          <w:tcPr>
+            <w:tcW w:w="0" w:type="auto"/>
+          </w:tcPr>
+          <w:p>
+            <w:r>
+              <w:rPr>
+                <w:rFonts w:ascii="Arial" w:cs="Arial" w:eastAsia="Arial" w:hAnsi="Arial"/>
+                <w:sz w:val="20"/>
+                <w:szCs w:val="20"/>
+              </w:rPr>
+              <w:t xml:space="preserve">~82%</w:t>
+            </w:r>
+          </w:p>
+        </w:tc>
+      </w:tr>
+      <w:tr>
+        <w:tc>
+          <w:tcPr>
+            <w:tcW w:w="0" w:type="auto"/>
+          </w:tcPr>
+          <w:p>
+            <w:r>
+              <w:rPr>
+                <w:rFonts w:ascii="Arial" w:cs="Arial" w:eastAsia="Arial" w:hAnsi="Arial"/>
+                <w:sz w:val="20"/>
+                <w:szCs w:val="20"/>
+              </w:rPr>
+              <w:t xml:space="preserve">Сильная вайфу, 3 перка ур.3</w:t>
+            </w:r>
+          </w:p>
+        </w:tc>
+        <w:tc>
+          <w:tcPr>
+            <w:tcW w:w="0" w:type="auto"/>
+          </w:tcPr>
+          <w:p>
+            <w:r>
+              <w:rPr>
+                <w:rFonts w:ascii="Arial" w:cs="Arial" w:eastAsia="Arial" w:hAnsi="Arial"/>
+                <w:sz w:val="20"/>
+                <w:szCs w:val="20"/>
+              </w:rPr>
+              <w:t xml:space="preserve">90% (максимум)</w:t>
+            </w:r>
+          </w:p>
+        </w:tc>
+      </w:tr>
+    </w:tbl>
+    <w:p>
+      <w:r>
+        <w:t xml:space="preserve"/>
+      </w:r>
+    </w:p>
+    <w:p>
+      <w:r>
+        <w:rPr>
+          <w:rFonts w:ascii="Arial" w:cs="Arial" w:eastAsia="Arial" w:hAnsi="Arial"/>
+          <w:b/>
+          <w:bCs/>
+          <w:sz w:val="22"/>
+          <w:szCs w:val="22"/>
+        </w:rPr>
+        <w:t xml:space="preserve">Влияние шанса на итоговые награды</w:t>
+      </w:r>
+    </w:p>
+    <w:p>
+      <w:r>
+        <w:rPr>
+          <w:rFonts w:ascii="Arial" w:cs="Arial" w:eastAsia="Arial" w:hAnsi="Arial"/>
+          <w:sz w:val="22"/>
+          <w:szCs w:val="22"/>
+        </w:rPr>
+        <w:t xml:space="preserve">По завершении экспедиции: если rand() &lt; P_успех_отряда — экспедиция считается успешной (reward_mult x 1.0, бонусный предмет выпадает). Если rand() &gt;= P_успех_отряда — частичный успех (reward_mult x 0.70, бонусный предмет не выпадает). Урон HP и энергии по отряду начисляется в обоих случаях согласно испытаниям — шанс успеха влияет только на итоговые награды.</w:t>
+      </w:r>
+    </w:p>
+    <w:p>
+      <w:r>
+        <w:t xml:space="preserve"/>
+      </w:r>
+    </w:p>
+    <w:p>
+      <w:r>
+        <w:rPr>
+          <w:rFonts w:ascii="Arial" w:cs="Arial" w:eastAsia="Arial" w:hAnsi="Arial"/>
+          <w:b/>
+          <w:bCs/>
+          <w:sz w:val="22"/>
+          <w:szCs w:val="22"/>
+        </w:rPr>
+        <w:t xml:space="preserve">Переменные БД — расчёт шанса (expedition.* в game_config)</w:t>
+      </w:r>
+    </w:p>
+    <w:tbl>
+      <w:tblPr>
+        <w:tblW w:w="0" w:type="auto"/>
+        <w:tblBorders>
+          <w:top w:val="single" w:sz="4" w:space="0" w:color="2A2F42"/>
+          <w:left w:val="single" w:sz="4" w:space="0" w:color="2A2F42"/>
+          <w:bottom w:val="single" w:sz="4" w:space="0" w:color="2A2F42"/>
+          <w:right w:val="single" w:sz="4" w:space="0" w:color="2A2F42"/>
+          <w:insideH w:val="single" w:sz="4" w:space="0" w:color="2A2F42"/>
+          <w:insideV w:val="single" w:sz="4" w:space="0" w:color="2A2F42"/>
+        </w:tblBorders>
+      </w:tblPr>
+      <w:tblGrid>
+        <w:gridCol/>
+      </w:tblGrid>
+      <w:tr>
+        <w:tc>
+          <w:tcPr>
+            <w:tcW w:w="0" w:type="auto"/>
+          </w:tcPr>
+          <w:p>
+            <w:r>
+              <w:rPr>
+                <w:rFonts w:ascii="Arial" w:cs="Arial" w:eastAsia="Arial" w:hAnsi="Arial"/>
+                <w:b/>
+                <w:bCs/>
+                <w:sz w:val="20"/>
+                <w:szCs w:val="20"/>
+              </w:rPr>
+              <w:t xml:space="preserve">Ключ</w:t>
+            </w:r>
+          </w:p>
+        </w:tc>
+        <w:tc>
+          <w:tcPr>
+            <w:tcW w:w="0" w:type="auto"/>
+          </w:tcPr>
+          <w:p>
+            <w:r>
+              <w:rPr>
+                <w:rFonts w:ascii="Arial" w:cs="Arial" w:eastAsia="Arial" w:hAnsi="Arial"/>
+                <w:b/>
+                <w:bCs/>
+                <w:sz w:val="20"/>
+                <w:szCs w:val="20"/>
+              </w:rPr>
+              <w:t xml:space="preserve">Значение</w:t>
+            </w:r>
+          </w:p>
+        </w:tc>
+        <w:tc>
+          <w:tcPr>
+            <w:tcW w:w="0" w:type="auto"/>
+          </w:tcPr>
+          <w:p>
+            <w:r>
+              <w:rPr>
+                <w:rFonts w:ascii="Arial" w:cs="Arial" w:eastAsia="Arial" w:hAnsi="Arial"/>
+                <w:b/>
+                <w:bCs/>
+                <w:sz w:val="20"/>
+                <w:szCs w:val="20"/>
+              </w:rPr>
+              <w:t xml:space="preserve">Описание</w:t>
+            </w:r>
+          </w:p>
+        </w:tc>
+      </w:tr>
+      <w:tr>
+        <w:tc>
+          <w:tcPr>
+            <w:tcW w:w="0" w:type="auto"/>
+          </w:tcPr>
+          <w:p>
+            <w:r>
+              <w:rPr>
+                <w:rFonts w:ascii="Arial" w:cs="Arial" w:eastAsia="Arial" w:hAnsi="Arial"/>
+                <w:sz w:val="20"/>
+                <w:szCs w:val="20"/>
+              </w:rPr>
+              <w:t xml:space="preserve">expedition.perk_bonus_base</w:t>
+            </w:r>
+          </w:p>
+        </w:tc>
+        <w:tc>
+          <w:tcPr>
+            <w:tcW w:w="0" w:type="auto"/>
+          </w:tcPr>
+          <w:p>
+            <w:r>
+              <w:rPr>
+                <w:rFonts w:ascii="Arial" w:cs="Arial" w:eastAsia="Arial" w:hAnsi="Arial"/>
+                <w:sz w:val="20"/>
+                <w:szCs w:val="20"/>
+              </w:rPr>
+              <w:t xml:space="preserve">0.10</w:t>
+            </w:r>
+          </w:p>
+        </w:tc>
+        <w:tc>
+          <w:tcPr>
+            <w:tcW w:w="0" w:type="auto"/>
+          </w:tcPr>
+          <w:p>
+            <w:r>
+              <w:rPr>
+                <w:rFonts w:ascii="Arial" w:cs="Arial" w:eastAsia="Arial" w:hAnsi="Arial"/>
+                <w:sz w:val="20"/>
+                <w:szCs w:val="20"/>
+              </w:rPr>
+              <w:t xml:space="preserve">Бонус P_i за 1 совпадающий перк ур.1</w:t>
+            </w:r>
+          </w:p>
+        </w:tc>
+      </w:tr>
+      <w:tr>
+        <w:tc>
+          <w:tcPr>
+            <w:tcW w:w="0" w:type="auto"/>
+          </w:tcPr>
+          <w:p>
+            <w:r>
+              <w:rPr>
+                <w:rFonts w:ascii="Arial" w:cs="Arial" w:eastAsia="Arial" w:hAnsi="Arial"/>
+                <w:sz w:val="20"/>
+                <w:szCs w:val="20"/>
+              </w:rPr>
+              <w:t xml:space="preserve">expedition.perk_level_mult</w:t>
+            </w:r>
+          </w:p>
+        </w:tc>
+        <w:tc>
+          <w:tcPr>
+            <w:tcW w:w="0" w:type="auto"/>
+          </w:tcPr>
+          <w:p>
+            <w:r>
+              <w:rPr>
+                <w:rFonts w:ascii="Arial" w:cs="Arial" w:eastAsia="Arial" w:hAnsi="Arial"/>
+                <w:sz w:val="20"/>
+                <w:szCs w:val="20"/>
+              </w:rPr>
+              <w:t xml:space="preserve">0.30</w:t>
+            </w:r>
+          </w:p>
+        </w:tc>
+        <w:tc>
+          <w:tcPr>
+            <w:tcW w:w="0" w:type="auto"/>
+          </w:tcPr>
+          <w:p>
+            <w:r>
+              <w:rPr>
+                <w:rFonts w:ascii="Arial" w:cs="Arial" w:eastAsia="Arial" w:hAnsi="Arial"/>
+                <w:sz w:val="20"/>
+                <w:szCs w:val="20"/>
+              </w:rPr>
+              <w:t xml:space="preserve">Прирост бонуса за каждый уровень перка</w:t>
+            </w:r>
+          </w:p>
+        </w:tc>
+      </w:tr>
+      <w:tr>
+        <w:tc>
+          <w:tcPr>
+            <w:tcW w:w="0" w:type="auto"/>
+          </w:tcPr>
+          <w:p>
+            <w:r>
+              <w:rPr>
+                <w:rFonts w:ascii="Arial" w:cs="Arial" w:eastAsia="Arial" w:hAnsi="Arial"/>
+                <w:sz w:val="20"/>
+                <w:szCs w:val="20"/>
+              </w:rPr>
+              <w:t xml:space="preserve">expedition.level_ratio_mult</w:t>
+            </w:r>
+          </w:p>
+        </w:tc>
+        <w:tc>
+          <w:tcPr>
+            <w:tcW w:w="0" w:type="auto"/>
+          </w:tcPr>
+          <w:p>
+            <w:r>
+              <w:rPr>
+                <w:rFonts w:ascii="Arial" w:cs="Arial" w:eastAsia="Arial" w:hAnsi="Arial"/>
+                <w:sz w:val="20"/>
+                <w:szCs w:val="20"/>
+              </w:rPr>
+              <w:t xml:space="preserve">0.50</w:t>
+            </w:r>
+          </w:p>
+        </w:tc>
+        <w:tc>
+          <w:tcPr>
+            <w:tcW w:w="0" w:type="auto"/>
+          </w:tcPr>
+          <w:p>
+            <w:r>
+              <w:rPr>
+                <w:rFonts w:ascii="Arial" w:cs="Arial" w:eastAsia="Arial" w:hAnsi="Arial"/>
+                <w:sz w:val="20"/>
+                <w:szCs w:val="20"/>
+              </w:rPr>
+              <w:t xml:space="preserve">Коэффициент перевода level_ratio в P_level</w:t>
+            </w:r>
+          </w:p>
+        </w:tc>
+      </w:tr>
+      <w:tr>
+        <w:tc>
+          <w:tcPr>
+            <w:tcW w:w="0" w:type="auto"/>
+          </w:tcPr>
+          <w:p>
+            <w:r>
+              <w:rPr>
+                <w:rFonts w:ascii="Arial" w:cs="Arial" w:eastAsia="Arial" w:hAnsi="Arial"/>
+                <w:sz w:val="20"/>
+                <w:szCs w:val="20"/>
+              </w:rPr>
+              <w:t xml:space="preserve">expedition.p_individual_min</w:t>
+            </w:r>
+          </w:p>
+        </w:tc>
+        <w:tc>
+          <w:tcPr>
+            <w:tcW w:w="0" w:type="auto"/>
+          </w:tcPr>
+          <w:p>
+            <w:r>
+              <w:rPr>
+                <w:rFonts w:ascii="Arial" w:cs="Arial" w:eastAsia="Arial" w:hAnsi="Arial"/>
+                <w:sz w:val="20"/>
+                <w:szCs w:val="20"/>
+              </w:rPr>
+              <w:t xml:space="preserve">0.05</w:t>
+            </w:r>
+          </w:p>
+        </w:tc>
+        <w:tc>
+          <w:tcPr>
+            <w:tcW w:w="0" w:type="auto"/>
+          </w:tcPr>
+          <w:p>
+            <w:r>
+              <w:rPr>
+                <w:rFonts w:ascii="Arial" w:cs="Arial" w:eastAsia="Arial" w:hAnsi="Arial"/>
+                <w:sz w:val="20"/>
+                <w:szCs w:val="20"/>
+              </w:rPr>
+              <w:t xml:space="preserve">Минимальный индивид. шанс (floor)</w:t>
+            </w:r>
+          </w:p>
+        </w:tc>
+      </w:tr>
+      <w:tr>
+        <w:tc>
+          <w:tcPr>
+            <w:tcW w:w="0" w:type="auto"/>
+          </w:tcPr>
+          <w:p>
+            <w:r>
+              <w:rPr>
+                <w:rFonts w:ascii="Arial" w:cs="Arial" w:eastAsia="Arial" w:hAnsi="Arial"/>
+                <w:sz w:val="20"/>
+                <w:szCs w:val="20"/>
+              </w:rPr>
+              <w:t xml:space="preserve">expedition.p_individual_max</w:t>
+            </w:r>
+          </w:p>
+        </w:tc>
+        <w:tc>
+          <w:tcPr>
+            <w:tcW w:w="0" w:type="auto"/>
+          </w:tcPr>
+          <w:p>
+            <w:r>
+              <w:rPr>
+                <w:rFonts w:ascii="Arial" w:cs="Arial" w:eastAsia="Arial" w:hAnsi="Arial"/>
+                <w:sz w:val="20"/>
+                <w:szCs w:val="20"/>
+              </w:rPr>
+              <w:t xml:space="preserve">0.90</w:t>
+            </w:r>
+          </w:p>
+        </w:tc>
+        <w:tc>
+          <w:tcPr>
+            <w:tcW w:w="0" w:type="auto"/>
+          </w:tcPr>
+          <w:p>
+            <w:r>
+              <w:rPr>
+                <w:rFonts w:ascii="Arial" w:cs="Arial" w:eastAsia="Arial" w:hAnsi="Arial"/>
+                <w:sz w:val="20"/>
+                <w:szCs w:val="20"/>
+              </w:rPr>
+              <w:t xml:space="preserve">Максимальный индивид. шанс (ceiling)</w:t>
+            </w:r>
+          </w:p>
+        </w:tc>
+      </w:tr>
+      <w:tr>
+        <w:tc>
+          <w:tcPr>
+            <w:tcW w:w="0" w:type="auto"/>
+          </w:tcPr>
+          <w:p>
+            <w:r>
+              <w:rPr>
+                <w:rFonts w:ascii="Arial" w:cs="Arial" w:eastAsia="Arial" w:hAnsi="Arial"/>
+                <w:sz w:val="20"/>
+                <w:szCs w:val="20"/>
+              </w:rPr>
+              <w:t xml:space="preserve">expedition.success_reward_mult</w:t>
+            </w:r>
+          </w:p>
+        </w:tc>
+        <w:tc>
+          <w:tcPr>
+            <w:tcW w:w="0" w:type="auto"/>
+          </w:tcPr>
+          <w:p>
+            <w:r>
+              <w:rPr>
+                <w:rFonts w:ascii="Arial" w:cs="Arial" w:eastAsia="Arial" w:hAnsi="Arial"/>
+                <w:sz w:val="20"/>
+                <w:szCs w:val="20"/>
+              </w:rPr>
+              <w:t xml:space="preserve">1.00</w:t>
+            </w:r>
+          </w:p>
+        </w:tc>
+        <w:tc>
+          <w:tcPr>
+            <w:tcW w:w="0" w:type="auto"/>
+          </w:tcPr>
+          <w:p>
+            <w:r>
+              <w:rPr>
+                <w:rFonts w:ascii="Arial" w:cs="Arial" w:eastAsia="Arial" w:hAnsi="Arial"/>
+                <w:sz w:val="20"/>
+                <w:szCs w:val="20"/>
+              </w:rPr>
+              <w:t xml:space="preserve">Множитель наград при успехе</w:t>
+            </w:r>
+          </w:p>
+        </w:tc>
+      </w:tr>
+      <w:tr>
+        <w:tc>
+          <w:tcPr>
+            <w:tcW w:w="0" w:type="auto"/>
+          </w:tcPr>
+          <w:p>
+            <w:r>
+              <w:rPr>
+                <w:rFonts w:ascii="Arial" w:cs="Arial" w:eastAsia="Arial" w:hAnsi="Arial"/>
+                <w:sz w:val="20"/>
+                <w:szCs w:val="20"/>
+              </w:rPr>
+              <w:t xml:space="preserve">expedition.failure_reward_mult</w:t>
+            </w:r>
+          </w:p>
+        </w:tc>
+        <w:tc>
+          <w:tcPr>
+            <w:tcW w:w="0" w:type="auto"/>
+          </w:tcPr>
+          <w:p>
+            <w:r>
+              <w:rPr>
+                <w:rFonts w:ascii="Arial" w:cs="Arial" w:eastAsia="Arial" w:hAnsi="Arial"/>
+                <w:sz w:val="20"/>
+                <w:szCs w:val="20"/>
+              </w:rPr>
+              <w:t xml:space="preserve">0.70</w:t>
+            </w:r>
+          </w:p>
+        </w:tc>
+        <w:tc>
+          <w:tcPr>
+            <w:tcW w:w="0" w:type="auto"/>
+          </w:tcPr>
+          <w:p>
+            <w:r>
+              <w:rPr>
+                <w:rFonts w:ascii="Arial" w:cs="Arial" w:eastAsia="Arial" w:hAnsi="Arial"/>
+                <w:sz w:val="20"/>
+                <w:szCs w:val="20"/>
+              </w:rPr>
+              <w:t xml:space="preserve">Множитель наград при частичном успехе</w:t>
+            </w:r>
+          </w:p>
+        </w:tc>
+      </w:tr>
+    </w:tbl>
+    <w:p>
+      <w:r>
+        <w:t xml:space="preserve"/>
+      </w:r>
+    </w:p>
+    <w:p>
+      <w:r>
+        <w:rPr>
+          <w:rFonts w:ascii="Arial" w:cs="Arial" w:eastAsia="Arial" w:hAnsi="Arial"/>
+          <w:b/>
+          <w:bCs/>
+          <w:sz w:val="22"/>
+          <w:szCs w:val="22"/>
+        </w:rPr>
+        <w:t xml:space="preserve">API: эндпоинт динамического превью</w:t>
+      </w:r>
+    </w:p>
+    <w:p>
+      <w:r>
+        <w:rPr>
+          <w:rFonts w:ascii="Arial" w:cs="Arial" w:eastAsia="Arial" w:hAnsi="Arial"/>
+          <w:sz w:val="22"/>
+          <w:szCs w:val="22"/>
+        </w:rPr>
+        <w:t xml:space="preserve">POST /api/expeditions/preview — принимает slot_id и массив unit_ids. Возвращает: chance (0.0–1.0), chance_pct (число), label (Низкий/Средний/Высокий/Отличный), разбивку по каждой наёмнице (p_individual, p_level, p_perks, matched_perks). Вызывается при каждом изменении состава отряда в модале выбора. Рассчитанный chance сохраняется в таблицу expeditions при старте.</w:t>
+      </w:r>
+    </w:p>
+    <w:p>
+      <w:r>
+        <w:t xml:space="preserve"/>
+      </w:r>
+    </w:p>
+    <w:p>
+      <w:r>
+        <w:rPr>
+          <w:rFonts w:ascii="Arial" w:cs="Arial" w:eastAsia="Arial" w:hAnsi="Arial"/>
+          <w:sz w:val="22"/>
+          <w:szCs w:val="22"/>
+        </w:rPr>
+        <w:t xml:space="preserve">Шанс успеха рассчитывается динамически при изменении состава отряда. Отображается в модальном окне выбора отряда и обновляется мгновенно при добавлении/удалении наёмниц. Формула: базовая часть зависит от соотношения среднего уровня отряда к уровню экспедиции (до 70%), бонусная часть зависит от совпадений перков наёмниц с парными перками испытаний слота (до +30%). Минимальный шанс 5%, максимальный 95%.</w:t>
+      </w:r>
+    </w:p>
+    <w:p>
+      <w:r>
+        <w:t xml:space="preserve"/>
+      </w:r>
+    </w:p>
+    <w:p>
+      <w:r>
+        <w:rPr>
+          <w:rFonts w:ascii="Arial" w:cs="Arial" w:eastAsia="Arial" w:hAnsi="Arial"/>
+          <w:b/>
+          <w:bCs/>
+          <w:sz w:val="22"/>
+          <w:szCs w:val="22"/>
+        </w:rPr>
+        <w:t xml:space="preserve">Карточка слота — компоненты</w:t>
+      </w:r>
+    </w:p>
+    <w:p>
+      <w:pPr>
+        <w:pStyle w:val="ListParagraph"/>
+        <w:numPr>
+          <w:ilvl w:val="0"/>
+          <w:numId w:val="3"/>
+        </w:numPr>
+      </w:pPr>
+      <w:r>
+        <w:rPr>
+          <w:rFonts w:ascii="Arial" w:cs="Arial" w:eastAsia="Arial" w:hAnsi="Arial"/>
+          <w:sz w:val="22"/>
+          <w:szCs w:val="22"/>
+        </w:rPr>
+        <w:t xml:space="preserve">Название экспедиции и бейдж сложности (цветной: зелёный/жёлтый/красный)</w:t>
+      </w:r>
+    </w:p>
+    <w:p>
+      <w:pPr>
+        <w:pStyle w:val="ListParagraph"/>
+        <w:numPr>
+          <w:ilvl w:val="0"/>
+          <w:numId w:val="3"/>
+        </w:numPr>
+      </w:pPr>
+      <w:r>
+        <w:rPr>
+          <w:rFonts w:ascii="Arial" w:cs="Arial" w:eastAsia="Arial" w:hAnsi="Arial"/>
+          <w:sz w:val="22"/>
+          <w:szCs w:val="22"/>
+        </w:rPr>
+        <w:t xml:space="preserve">Уровень, золото, опыт за прохождение</w:t>
+      </w:r>
+    </w:p>
+    <w:p>
+      <w:pPr>
+        <w:pStyle w:val="ListParagraph"/>
+        <w:numPr>
+          <w:ilvl w:val="0"/>
+          <w:numId w:val="3"/>
+        </w:numPr>
+      </w:pPr>
+      <w:r>
+        <w:rPr>
+          <w:rFonts w:ascii="Arial" w:cs="Arial" w:eastAsia="Arial" w:hAnsi="Arial"/>
+          <w:sz w:val="22"/>
+          <w:szCs w:val="22"/>
+        </w:rPr>
+        <w:t xml:space="preserve">Строка иконок перков испытаний — визуально показывает какие умения пригодятся</w:t>
+      </w:r>
+    </w:p>
+    <w:p>
+      <w:pPr>
+        <w:pStyle w:val="ListParagraph"/>
+        <w:numPr>
+          <w:ilvl w:val="0"/>
+          <w:numId w:val="3"/>
+        </w:numPr>
+      </w:pPr>
+      <w:r>
+        <w:rPr>
+          <w:rFonts w:ascii="Arial" w:cs="Arial" w:eastAsia="Arial" w:hAnsi="Arial"/>
+          <w:sz w:val="22"/>
+          <w:szCs w:val="22"/>
+        </w:rPr>
+        <w:t xml:space="preserve">Кнопка «Отправить отряд»</w:t>
+      </w:r>
+    </w:p>
+    <w:p>
+      <w:r>
+        <w:t xml:space="preserve"/>
+      </w:r>
+    </w:p>
+    <w:p>
+      <w:r>
+        <w:rPr>
+          <w:rFonts w:ascii="Arial" w:cs="Arial" w:eastAsia="Arial" w:hAnsi="Arial"/>
+          <w:b/>
+          <w:bCs/>
+          <w:sz w:val="22"/>
+          <w:szCs w:val="22"/>
+        </w:rPr>
+        <w:t xml:space="preserve">Модальное окно выбора отряда — обновление</w:t>
+      </w:r>
+    </w:p>
+    <w:p>
+      <w:r>
+        <w:rPr>
+          <w:rFonts w:ascii="Arial" w:cs="Arial" w:eastAsia="Arial" w:hAnsi="Arial"/>
+          <w:sz w:val="22"/>
+          <w:szCs w:val="22"/>
+        </w:rPr>
+        <w:t xml:space="preserve">Окно запуска экспедиции показывает: название и уровень экспедиции, блок «Полезные умения» (иконки нужных перков), список доступных наёмниц из отряда таверны.</w:t>
+      </w:r>
+    </w:p>
+    <w:p>
+      <w:r>
+        <w:t xml:space="preserve"/>
+      </w:r>
+    </w:p>
+    <w:p>
+      <w:r>
+        <w:rPr>
+          <w:rFonts w:ascii="Arial" w:cs="Arial" w:eastAsia="Arial" w:hAnsi="Arial"/>
+          <w:sz w:val="22"/>
+          <w:szCs w:val="22"/>
+        </w:rPr>
+        <w:t xml:space="preserve">Каждая карточка наёмницы в списке содержит: портрет-иконку, имя, класс, уровень, иконки перков. Перки совпадающие с нужными для данной экспедиции подсвечиваются зелёной рамкой. Карточка наёмницы с хотя бы одним совпадением получает зелёную рамку и метку «Есть нужные умения».</w:t>
+      </w:r>
+    </w:p>
+    <w:p>
+      <w:r>
+        <w:t xml:space="preserve"/>
+      </w:r>
+    </w:p>
+    <w:p>
+      <w:r>
+        <w:rPr>
+          <w:rFonts w:ascii="Arial" w:cs="Arial" w:eastAsia="Arial" w:hAnsi="Arial"/>
+          <w:sz w:val="22"/>
+          <w:szCs w:val="22"/>
+        </w:rPr>
+        <w:t xml:space="preserve">Наёмницы находящиеся в активной экспедиции (expedition_id IS NOT NULL) отображаются в списке задизейбленными с меткой «В экспедиции» — их нельзя выбрать. Они не скрываются чтобы игрок видел полный состав.</w:t>
+      </w:r>
+    </w:p>
+    <w:p>
+      <w:r>
+        <w:t xml:space="preserve"/>
+      </w:r>
+    </w:p>
+    <w:p>
+      <w:r>
+        <w:rPr>
+          <w:rFonts w:ascii="Arial" w:cs="Arial" w:eastAsia="Arial" w:hAnsi="Arial"/>
+          <w:sz w:val="22"/>
+          <w:szCs w:val="22"/>
+        </w:rPr>
+        <w:t xml:space="preserve">Шанс успеха пересчитывается после каждого изменения состава и отображается под списком: числовое значение в % и текстовая метка (Низкий / Средний / Высокий / Отличный).</w:t>
+      </w:r>
+    </w:p>
+    <w:p>
+      <w:r>
+        <w:t xml:space="preserve"/>
+      </w:r>
+    </w:p>
+    <w:p>
+      <w:r>
+        <w:rPr>
+          <w:rFonts w:ascii="Arial" w:cs="Arial" w:eastAsia="Arial" w:hAnsi="Arial"/>
+          <w:b/>
+          <w:bCs/>
+          <w:sz w:val="22"/>
+          <w:szCs w:val="22"/>
+        </w:rPr>
+        <w:t xml:space="preserve">Система иконок перков</w:t>
+      </w:r>
+    </w:p>
+    <w:p>
+      <w:r>
+        <w:rPr>
+          <w:rFonts w:ascii="Arial" w:cs="Arial" w:eastAsia="Arial" w:hAnsi="Arial"/>
+          <w:sz w:val="22"/>
+          <w:szCs w:val="22"/>
+        </w:rPr>
+        <w:t xml:space="preserve">Каждый из 60 перков имеет уникальную эмодзи-иконку. Иконки используются: в карточках наёмниц (мини-режим), в блоке «Полезные умения» слота, в подсветке при выборе отряда. Таблица иконок хранится в PERK_ICONS в app.js — синхронизирована с таблицей PERK_NAMES и PERK_DESCS.</w:t>
+      </w:r>
+    </w:p>
+    <w:p>
+      <w:r>
+        <w:t xml:space="preserve"/>
+      </w:r>
+    </w:p>
+    <w:p>
+      <w:r>
+        <w:rPr>
+          <w:rFonts w:ascii="Arial" w:cs="Arial" w:eastAsia="Arial" w:hAnsi="Arial"/>
+          <w:b/>
+          <w:bCs/>
+          <w:sz w:val="24"/>
+          <w:szCs w:val="24"/>
+        </w:rPr>
+        <w:t xml:space="preserve">Telegram-трансляция экспедиций — обновлённая спецификация</w:t>
+      </w:r>
+    </w:p>
+    <w:p>
+      <w:r>
+        <w:t xml:space="preserve"/>
+      </w:r>
+    </w:p>
+    <w:p>
+      <w:r>
+        <w:rPr>
+          <w:rFonts w:ascii="Arial" w:cs="Arial" w:eastAsia="Arial" w:hAnsi="Arial"/>
+          <w:sz w:val="22"/>
+          <w:szCs w:val="22"/>
+        </w:rPr>
+        <w:t xml:space="preserve">Каждые 5–10 минут при срабатывании испытания бот отправляет игроку сообщение в личку. Формат сообщения обновлён: теперь включает текущее состояние отряда и Inline-кнопку досрочного завершения.</w:t>
+      </w:r>
+    </w:p>
+    <w:p>
+      <w:r>
+        <w:t xml:space="preserve"/>
+      </w:r>
+    </w:p>
+    <w:p>
+      <w:r>
+        <w:rPr>
+          <w:rFonts w:ascii="Arial" w:cs="Arial" w:eastAsia="Arial" w:hAnsi="Arial"/>
+          <w:b/>
+          <w:bCs/>
+          <w:sz w:val="22"/>
+          <w:szCs w:val="22"/>
+        </w:rPr>
+        <w:t xml:space="preserve">Формат сообщения на событие</w:t>
+      </w:r>
+    </w:p>
+    <w:p>
+      <w:r>
+        <w:rPr>
+          <w:rFonts w:ascii="Courier New" w:cs="Courier New" w:eastAsia="Courier New" w:hAnsi="Courier New"/>
+          <w:sz w:val="20"/>
+          <w:szCs w:val="20"/>
+        </w:rPr>
+        <w:t xml:space="preserve">[Эмодзи биома] Экспедиция «{название}» — событие {N}/{total}</w:t>
+      </w:r>
+    </w:p>
+    <w:p>
+      <w:r>
+        <w:rPr>
+          <w:rFonts w:ascii="Courier New" w:cs="Courier New" w:eastAsia="Courier New" w:hAnsi="Courier New"/>
+          <w:sz w:val="20"/>
+          <w:szCs w:val="20"/>
+        </w:rPr>
+        <w:t xml:space="preserve"/>
+      </w:r>
+    </w:p>
+    <w:p>
+      <w:r>
+        <w:rPr>
+          <w:rFonts w:ascii="Courier New" w:cs="Courier New" w:eastAsia="Courier New" w:hAnsi="Courier New"/>
+          <w:sz w:val="20"/>
+          <w:szCs w:val="20"/>
+        </w:rPr>
+        <w:t xml:space="preserve">{ai_narrative}</w:t>
+      </w:r>
+    </w:p>
+    <w:p>
+      <w:r>
+        <w:rPr>
+          <w:rFonts w:ascii="Courier New" w:cs="Courier New" w:eastAsia="Courier New" w:hAnsi="Courier New"/>
+          <w:sz w:val="20"/>
+          <w:szCs w:val="20"/>
+        </w:rPr>
+        <w:t xml:space="preserve"/>
+      </w:r>
+    </w:p>
+    <w:p>
+      <w:r>
+        <w:rPr>
+          <w:rFonts w:ascii="Courier New" w:cs="Courier New" w:eastAsia="Courier New" w:hAnsi="Courier New"/>
+          <w:sz w:val="20"/>
+          <w:szCs w:val="20"/>
+        </w:rPr>
+        <w:t xml:space="preserve">─────────────────────────</w:t>
+      </w:r>
+    </w:p>
+    <w:p>
+      <w:r>
+        <w:rPr>
+          <w:rFonts w:ascii="Courier New" w:cs="Courier New" w:eastAsia="Courier New" w:hAnsi="Courier New"/>
+          <w:sz w:val="20"/>
+          <w:szCs w:val="20"/>
+        </w:rPr>
+        <w:t xml:space="preserve">👥 Состояние отряда:</w:t>
+      </w:r>
+    </w:p>
+    <w:p>
+      <w:r>
+        <w:rPr>
+          <w:rFonts w:ascii="Courier New" w:cs="Courier New" w:eastAsia="Courier New" w:hAnsi="Courier New"/>
+          <w:sz w:val="20"/>
+          <w:szCs w:val="20"/>
+        </w:rPr>
+        <w:t xml:space="preserve">• {имя} ({класс})  ❤ {hp_current}/{hp_max}  ⚡ {energy_current}/{energy_max}</w:t>
+      </w:r>
+    </w:p>
+    <w:p>
+      <w:r>
+        <w:rPr>
+          <w:rFonts w:ascii="Courier New" w:cs="Courier New" w:eastAsia="Courier New" w:hAnsi="Courier New"/>
+          <w:sz w:val="20"/>
+          <w:szCs w:val="20"/>
+        </w:rPr>
+        <w:t xml:space="preserve">• ... (для каждой наёмницы)</w:t>
+      </w:r>
+    </w:p>
+    <w:p>
+      <w:r>
+        <w:rPr>
+          <w:rFonts w:ascii="Courier New" w:cs="Courier New" w:eastAsia="Courier New" w:hAnsi="Courier New"/>
+          <w:sz w:val="20"/>
+          <w:szCs w:val="20"/>
+        </w:rPr>
+        <w:t xml:space="preserve">─────────────────────────</w:t>
+      </w:r>
+    </w:p>
+    <w:p>
+      <w:r>
+        <w:rPr>
+          <w:rFonts w:ascii="Courier New" w:cs="Courier New" w:eastAsia="Courier New" w:hAnsi="Courier New"/>
+          <w:sz w:val="20"/>
+          <w:szCs w:val="20"/>
+        </w:rPr>
+        <w:t xml:space="preserve">🪙 Накоплено: {gold_accumulated} золота · ✨ {exp_accumulated} опыта</w:t>
+      </w:r>
+    </w:p>
+    <w:p>
+      <w:r>
+        <w:t xml:space="preserve"/>
+      </w:r>
+    </w:p>
+    <w:p>
+      <w:r>
+        <w:rPr>
+          <w:rFonts w:ascii="Arial" w:cs="Arial" w:eastAsia="Arial" w:hAnsi="Arial"/>
+          <w:sz w:val="22"/>
+          <w:szCs w:val="22"/>
+        </w:rPr>
+        <w:t xml:space="preserve">К сообщению прикреплена Inline-кнопка: «🏳 Завершить досрочно (+{gold}🪙, +{exp}✨)». Нажатие отправляет callback expedition_abort_{expedition_id} → backend завершает экспедицию и начисляет накопленные награды в полном объёме (без штрафа — добровольное завершение).</w:t>
+      </w:r>
+    </w:p>
+    <w:p>
+      <w:r>
+        <w:t xml:space="preserve"/>
+      </w:r>
+    </w:p>
+    <w:p>
+      <w:r>
+        <w:rPr>
+          <w:rFonts w:ascii="Arial" w:cs="Arial" w:eastAsia="Arial" w:hAnsi="Arial"/>
+          <w:b/>
+          <w:bCs/>
+          <w:sz w:val="22"/>
+          <w:szCs w:val="22"/>
+        </w:rPr>
+        <w:t xml:space="preserve">Финальное сообщение при завершении</w:t>
+      </w:r>
+    </w:p>
+    <w:p>
+      <w:r>
+        <w:rPr>
+          <w:rFonts w:ascii="Courier New" w:cs="Courier New" w:eastAsia="Courier New" w:hAnsi="Courier New"/>
+          <w:sz w:val="20"/>
+          <w:szCs w:val="20"/>
+        </w:rPr>
+        <w:t xml:space="preserve">[Эмодзи] ✅ Экспедиция «{название}» завершена!</w:t>
+      </w:r>
+    </w:p>
+    <w:p>
+      <w:r>
+        <w:rPr>
+          <w:rFonts w:ascii="Courier New" w:cs="Courier New" w:eastAsia="Courier New" w:hAnsi="Courier New"/>
+          <w:sz w:val="20"/>
+          <w:szCs w:val="20"/>
+        </w:rPr>
+        <w:t xml:space="preserve"/>
+      </w:r>
+    </w:p>
+    <w:p>
+      <w:r>
+        <w:rPr>
+          <w:rFonts w:ascii="Courier New" w:cs="Courier New" w:eastAsia="Courier New" w:hAnsi="Courier New"/>
+          <w:sz w:val="20"/>
+          <w:szCs w:val="20"/>
+        </w:rPr>
+        <w:t xml:space="preserve">{ai_narrative финала}</w:t>
+      </w:r>
+    </w:p>
+    <w:p>
+      <w:r>
+        <w:rPr>
+          <w:rFonts w:ascii="Courier New" w:cs="Courier New" w:eastAsia="Courier New" w:hAnsi="Courier New"/>
+          <w:sz w:val="20"/>
+          <w:szCs w:val="20"/>
+        </w:rPr>
+        <w:t xml:space="preserve"/>
+      </w:r>
+    </w:p>
+    <w:p>
+      <w:r>
+        <w:rPr>
+          <w:rFonts w:ascii="Courier New" w:cs="Courier New" w:eastAsia="Courier New" w:hAnsi="Courier New"/>
+          <w:sz w:val="20"/>
+          <w:szCs w:val="20"/>
+        </w:rPr>
+        <w:t xml:space="preserve">📊 Итоги:</w:t>
+      </w:r>
+    </w:p>
+    <w:p>
+      <w:r>
+        <w:rPr>
+          <w:rFonts w:ascii="Courier New" w:cs="Courier New" w:eastAsia="Courier New" w:hAnsi="Courier New"/>
+          <w:sz w:val="20"/>
+          <w:szCs w:val="20"/>
+        </w:rPr>
+        <w:t xml:space="preserve">🪙 Золото: {gold_total}</w:t>
+      </w:r>
+    </w:p>
+    <w:p>
+      <w:r>
+        <w:rPr>
+          <w:rFonts w:ascii="Courier New" w:cs="Courier New" w:eastAsia="Courier New" w:hAnsi="Courier New"/>
+          <w:sz w:val="20"/>
+          <w:szCs w:val="20"/>
+        </w:rPr>
+        <w:t xml:space="preserve">✨ Опыт: {exp_total}</w:t>
+      </w:r>
+    </w:p>
+    <w:p>
+      <w:r>
+        <w:rPr>
+          <w:rFonts w:ascii="Courier New" w:cs="Courier New" w:eastAsia="Courier New" w:hAnsi="Courier New"/>
+          <w:sz w:val="20"/>
+          <w:szCs w:val="20"/>
+        </w:rPr>
+        <w:t xml:space="preserve">🎁 Найдено предметов: {item_count}</w:t>
+      </w:r>
+    </w:p>
+    <w:p>
+      <w:r>
+        <w:rPr>
+          <w:rFonts w:ascii="Courier New" w:cs="Courier New" w:eastAsia="Courier New" w:hAnsi="Courier New"/>
+          <w:sz w:val="20"/>
+          <w:szCs w:val="20"/>
+        </w:rPr>
+        <w:t xml:space="preserve"/>
+      </w:r>
+    </w:p>
+    <w:p>
+      <w:r>
+        <w:rPr>
+          <w:rFonts w:ascii="Courier New" w:cs="Courier New" w:eastAsia="Courier New" w:hAnsi="Courier New"/>
+          <w:sz w:val="20"/>
+          <w:szCs w:val="20"/>
+        </w:rPr>
+        <w:t xml:space="preserve">👥 Состояние отряда после:</w:t>
+      </w:r>
+    </w:p>
+    <w:p>
+      <w:r>
+        <w:rPr>
+          <w:rFonts w:ascii="Courier New" w:cs="Courier New" w:eastAsia="Courier New" w:hAnsi="Courier New"/>
+          <w:sz w:val="20"/>
+          <w:szCs w:val="20"/>
+        </w:rPr>
+        <w:t xml:space="preserve">• {имя}: ❤ {hp_current}/{hp_max} [требует лечения / ✓ здорова]</w:t>
+      </w:r>
+    </w:p>
+    <w:p>
+      <w:r>
+        <w:t xml:space="preserve"/>
+      </w:r>
+    </w:p>
+    <w:p>
+      <w:r>
+        <w:rPr>
+          <w:rFonts w:ascii="Arial" w:cs="Arial" w:eastAsia="Arial" w:hAnsi="Arial"/>
+          <w:sz w:val="22"/>
+          <w:szCs w:val="22"/>
+        </w:rPr>
+        <w:t xml:space="preserve">Финальное сообщение содержит Inline-кнопку «🎁 Забрать награду» — открывает WebApp на вкладку экспедиций где показывается полная карточка наград.</w:t>
+      </w:r>
+    </w:p>
+    <w:p>
+      <w:r>
+        <w:t xml:space="preserve"/>
+      </w:r>
+    </w:p>
+    <w:p>
+      <w:r>
+        <w:rPr>
+          <w:rFonts w:ascii="Arial" w:cs="Arial" w:eastAsia="Arial" w:hAnsi="Arial"/>
+          <w:b/>
+          <w:bCs/>
+          <w:sz w:val="22"/>
+          <w:szCs w:val="22"/>
+        </w:rPr>
+        <w:t xml:space="preserve">Callback досрочного завершения из Telegram</w:t>
+      </w:r>
+    </w:p>
+    <w:p>
+      <w:r>
+        <w:rPr>
+          <w:rFonts w:ascii="Arial" w:cs="Arial" w:eastAsia="Arial" w:hAnsi="Arial"/>
+          <w:sz w:val="22"/>
+          <w:szCs w:val="22"/>
+        </w:rPr>
+        <w:t xml:space="preserve">Обработчик callback_data = expedition_abort_{expedition_id}: проверяет что call.from_user.id совпадает с владельцем экспедиции, завершает экспедицию со статусом manual_abort, начисляет gold_earned и exp_earned в полном объёме (reward_multiplier = 1.0), отправляет краткое итоговое сообщение, редактирует исходное сообщение убирая кнопку «Завершить досрочно».</w:t>
+      </w:r>
+    </w:p>
+    <w:p>
+      <w:r>
+        <w:t xml:space="preserve"/>
+      </w:r>
+    </w:p>
+    <w:p>
+      <w:r>
+        <w:rPr>
+          <w:rFonts w:ascii="Arial" w:cs="Arial" w:eastAsia="Arial" w:hAnsi="Arial"/>
+          <w:b/>
+          <w:bCs/>
+          <w:sz w:val="22"/>
+          <w:szCs w:val="22"/>
+        </w:rPr>
+        <w:t xml:space="preserve">Обновление таблицы expeditions</w:t>
+      </w:r>
+    </w:p>
+    <w:p>
+      <w:r>
+        <w:rPr>
+          <w:rFonts w:ascii="Arial" w:cs="Arial" w:eastAsia="Arial" w:hAnsi="Arial"/>
+          <w:sz w:val="22"/>
+          <w:szCs w:val="22"/>
+        </w:rPr>
+        <w:t xml:space="preserve">Добавить поле: abort_reason ENUM (completed / manual_abort / timeout). При manual_abort — reward_multiplier всегда 1.0 (полные накопленные награды). При отмене через кнопку «Отменить» в WebApp — reward_multiplier = 0.5 (штраф 50%). Это разграничивает добровольное досрочное завершение от принудительной отмены.</w:t>
+      </w:r>
+    </w:p>
+    <w:p>
+      <w:r>
+        <w:t xml:space="preserve"/>
+      </w:r>
+    </w:p>
+    <w:p>
+      <w:r>
+        <w:t xml:space="preserve"/>
+      </w:r>
+    </w:p>
+    <w:p>
+      <w:r>
+        <w:rPr>
+          <w:rFonts w:ascii="Arial" w:cs="Arial" w:eastAsia="Arial" w:hAnsi="Arial"/>
+          <w:b/>
+          <w:bCs/>
+          <w:sz w:val="24"/>
+          <w:szCs w:val="24"/>
+        </w:rPr>
         <w:t xml:space="preserve">Вкладка «Групповые»</w:t>
       </w:r>
     </w:p>
@@ -27851,7 +30050,7 @@
                 <w:sz w:val="20"/>
                 <w:szCs w:val="20"/>
               </w:rPr>
-              <w:t xml:space="preserve">meta-llama/llama-3.1-8b-instruct</w:t>
+              <w:t xml:space="preserve">openrouter/hunter-alpha</w:t>
             </w:r>
           </w:p>
         </w:tc>
@@ -30763,6 +32962,3307 @@
                 <w:szCs w:val="20"/>
               </w:rPr>
               <w:t xml:space="preserve">FK -&gt; expeditions.id</w:t>
+            </w:r>
+          </w:p>
+        </w:tc>
+      </w:tr>
+    </w:tbl>
+    <w:p>
+      <w:r>
+        <w:t xml:space="preserve"/>
+      </w:r>
+    </w:p>
+    <w:p>
+      <w:r>
+        <w:t xml:space="preserve"/>
+      </w:r>
+    </w:p>
+    <w:p>
+      <w:pPr>
+        <w:pStyle w:val="Heading1"/>
+      </w:pPr>
+      <w:r>
+        <w:rPr>
+          <w:rFonts w:ascii="Arial" w:cs="Arial" w:eastAsia="Arial" w:hAnsi="Arial"/>
+          <w:b/>
+          <w:bCs/>
+          <w:sz w:val="32"/>
+          <w:szCs w:val="32"/>
+        </w:rPr>
+        <w:t xml:space="preserve">Раздел: Настройки ИИ-генерации (ai_config)</w:t>
+      </w:r>
+    </w:p>
+    <w:p>
+      <w:r>
+        <w:t xml:space="preserve"/>
+      </w:r>
+    </w:p>
+    <w:p>
+      <w:r>
+        <w:rPr>
+          <w:rFonts w:ascii="Arial" w:cs="Arial" w:eastAsia="Arial" w:hAnsi="Arial"/>
+          <w:sz w:val="22"/>
+          <w:szCs w:val="22"/>
+        </w:rPr>
+        <w:t xml:space="preserve">Все параметры ИИ-генерации хранятся в трёх местах в зависимости от типа данных. Разделение обеспечивает безопасность (ключи не в БД) и гибкость (модель и промпты меняются без деплоя).</w:t>
+      </w:r>
+    </w:p>
+    <w:p>
+      <w:r>
+        <w:t xml:space="preserve"/>
+      </w:r>
+    </w:p>
+    <w:p>
+      <w:r>
+        <w:rPr>
+          <w:rFonts w:ascii="Arial" w:cs="Arial" w:eastAsia="Arial" w:hAnsi="Arial"/>
+          <w:b/>
+          <w:bCs/>
+          <w:sz w:val="24"/>
+          <w:szCs w:val="24"/>
+        </w:rPr>
+        <w:t xml:space="preserve">1. Таблица ai_config — параметры без перезапуска</w:t>
+      </w:r>
+    </w:p>
+    <w:p>
+      <w:r>
+        <w:rPr>
+          <w:rFonts w:ascii="Arial" w:cs="Arial" w:eastAsia="Arial" w:hAnsi="Arial"/>
+          <w:sz w:val="22"/>
+          <w:szCs w:val="22"/>
+        </w:rPr>
+        <w:t xml:space="preserve">Таблица ai_config хранит все настройки которые могут меняться в продакшне без деплоя. Изменение строки в этой таблице немедленно влияет на следующий AI-вызов. Редактируется через SQL или admin-панель.</w:t>
+      </w:r>
+    </w:p>
+    <w:p>
+      <w:r>
+        <w:t xml:space="preserve"/>
+      </w:r>
+    </w:p>
+    <w:p>
+      <w:r>
+        <w:rPr>
+          <w:rFonts w:ascii="Arial" w:cs="Arial" w:eastAsia="Arial" w:hAnsi="Arial"/>
+          <w:b/>
+          <w:bCs/>
+          <w:sz w:val="22"/>
+          <w:szCs w:val="22"/>
+        </w:rPr>
+        <w:t xml:space="preserve">Схема таблицы</w:t>
+      </w:r>
+    </w:p>
+    <w:tbl>
+      <w:tblPr>
+        <w:tblW w:w="0" w:type="auto"/>
+        <w:tblBorders>
+          <w:top w:val="single" w:sz="4" w:space="0" w:color="2A2F42"/>
+          <w:left w:val="single" w:sz="4" w:space="0" w:color="2A2F42"/>
+          <w:bottom w:val="single" w:sz="4" w:space="0" w:color="2A2F42"/>
+          <w:right w:val="single" w:sz="4" w:space="0" w:color="2A2F42"/>
+          <w:insideH w:val="single" w:sz="4" w:space="0" w:color="2A2F42"/>
+          <w:insideV w:val="single" w:sz="4" w:space="0" w:color="2A2F42"/>
+        </w:tblBorders>
+      </w:tblPr>
+      <w:tblGrid>
+        <w:gridCol/>
+      </w:tblGrid>
+      <w:tr>
+        <w:tc>
+          <w:tcPr>
+            <w:tcW w:w="0" w:type="auto"/>
+          </w:tcPr>
+          <w:p>
+            <w:r>
+              <w:rPr>
+                <w:rFonts w:ascii="Arial" w:cs="Arial" w:eastAsia="Arial" w:hAnsi="Arial"/>
+                <w:b/>
+                <w:bCs/>
+                <w:sz w:val="20"/>
+                <w:szCs w:val="20"/>
+              </w:rPr>
+              <w:t xml:space="preserve">Поле</w:t>
+            </w:r>
+          </w:p>
+        </w:tc>
+        <w:tc>
+          <w:tcPr>
+            <w:tcW w:w="0" w:type="auto"/>
+          </w:tcPr>
+          <w:p>
+            <w:r>
+              <w:rPr>
+                <w:rFonts w:ascii="Arial" w:cs="Arial" w:eastAsia="Arial" w:hAnsi="Arial"/>
+                <w:b/>
+                <w:bCs/>
+                <w:sz w:val="20"/>
+                <w:szCs w:val="20"/>
+              </w:rPr>
+              <w:t xml:space="preserve">Тип</w:t>
+            </w:r>
+          </w:p>
+        </w:tc>
+        <w:tc>
+          <w:tcPr>
+            <w:tcW w:w="0" w:type="auto"/>
+          </w:tcPr>
+          <w:p>
+            <w:r>
+              <w:rPr>
+                <w:rFonts w:ascii="Arial" w:cs="Arial" w:eastAsia="Arial" w:hAnsi="Arial"/>
+                <w:b/>
+                <w:bCs/>
+                <w:sz w:val="20"/>
+                <w:szCs w:val="20"/>
+              </w:rPr>
+              <w:t xml:space="preserve">Описание</w:t>
+            </w:r>
+          </w:p>
+        </w:tc>
+      </w:tr>
+      <w:tr>
+        <w:tc>
+          <w:tcPr>
+            <w:tcW w:w="0" w:type="auto"/>
+          </w:tcPr>
+          <w:p>
+            <w:r>
+              <w:rPr>
+                <w:rFonts w:ascii="Arial" w:cs="Arial" w:eastAsia="Arial" w:hAnsi="Arial"/>
+                <w:sz w:val="20"/>
+                <w:szCs w:val="20"/>
+              </w:rPr>
+              <w:t xml:space="preserve">key</w:t>
+            </w:r>
+          </w:p>
+        </w:tc>
+        <w:tc>
+          <w:tcPr>
+            <w:tcW w:w="0" w:type="auto"/>
+          </w:tcPr>
+          <w:p>
+            <w:r>
+              <w:rPr>
+                <w:rFonts w:ascii="Arial" w:cs="Arial" w:eastAsia="Arial" w:hAnsi="Arial"/>
+                <w:sz w:val="20"/>
+                <w:szCs w:val="20"/>
+              </w:rPr>
+              <w:t xml:space="preserve">VARCHAR(64) PK</w:t>
+            </w:r>
+          </w:p>
+        </w:tc>
+        <w:tc>
+          <w:tcPr>
+            <w:tcW w:w="0" w:type="auto"/>
+          </w:tcPr>
+          <w:p>
+            <w:r>
+              <w:rPr>
+                <w:rFonts w:ascii="Arial" w:cs="Arial" w:eastAsia="Arial" w:hAnsi="Arial"/>
+                <w:sz w:val="20"/>
+                <w:szCs w:val="20"/>
+              </w:rPr>
+              <w:t xml:space="preserve">Уникальный ключ параметра</w:t>
+            </w:r>
+          </w:p>
+        </w:tc>
+      </w:tr>
+      <w:tr>
+        <w:tc>
+          <w:tcPr>
+            <w:tcW w:w="0" w:type="auto"/>
+          </w:tcPr>
+          <w:p>
+            <w:r>
+              <w:rPr>
+                <w:rFonts w:ascii="Arial" w:cs="Arial" w:eastAsia="Arial" w:hAnsi="Arial"/>
+                <w:sz w:val="20"/>
+                <w:szCs w:val="20"/>
+              </w:rPr>
+              <w:t xml:space="preserve">value</w:t>
+            </w:r>
+          </w:p>
+        </w:tc>
+        <w:tc>
+          <w:tcPr>
+            <w:tcW w:w="0" w:type="auto"/>
+          </w:tcPr>
+          <w:p>
+            <w:r>
+              <w:rPr>
+                <w:rFonts w:ascii="Arial" w:cs="Arial" w:eastAsia="Arial" w:hAnsi="Arial"/>
+                <w:sz w:val="20"/>
+                <w:szCs w:val="20"/>
+              </w:rPr>
+              <w:t xml:space="preserve">TEXT NOT NULL</w:t>
+            </w:r>
+          </w:p>
+        </w:tc>
+        <w:tc>
+          <w:tcPr>
+            <w:tcW w:w="0" w:type="auto"/>
+          </w:tcPr>
+          <w:p>
+            <w:r>
+              <w:rPr>
+                <w:rFonts w:ascii="Arial" w:cs="Arial" w:eastAsia="Arial" w:hAnsi="Arial"/>
+                <w:sz w:val="20"/>
+                <w:szCs w:val="20"/>
+              </w:rPr>
+              <w:t xml:space="preserve">Значение (строка, число или JSON)</w:t>
+            </w:r>
+          </w:p>
+        </w:tc>
+      </w:tr>
+      <w:tr>
+        <w:tc>
+          <w:tcPr>
+            <w:tcW w:w="0" w:type="auto"/>
+          </w:tcPr>
+          <w:p>
+            <w:r>
+              <w:rPr>
+                <w:rFonts w:ascii="Arial" w:cs="Arial" w:eastAsia="Arial" w:hAnsi="Arial"/>
+                <w:sz w:val="20"/>
+                <w:szCs w:val="20"/>
+              </w:rPr>
+              <w:t xml:space="preserve">value_type</w:t>
+            </w:r>
+          </w:p>
+        </w:tc>
+        <w:tc>
+          <w:tcPr>
+            <w:tcW w:w="0" w:type="auto"/>
+          </w:tcPr>
+          <w:p>
+            <w:r>
+              <w:rPr>
+                <w:rFonts w:ascii="Arial" w:cs="Arial" w:eastAsia="Arial" w:hAnsi="Arial"/>
+                <w:sz w:val="20"/>
+                <w:szCs w:val="20"/>
+              </w:rPr>
+              <w:t xml:space="preserve">ENUM</w:t>
+            </w:r>
+          </w:p>
+        </w:tc>
+        <w:tc>
+          <w:tcPr>
+            <w:tcW w:w="0" w:type="auto"/>
+          </w:tcPr>
+          <w:p>
+            <w:r>
+              <w:rPr>
+                <w:rFonts w:ascii="Arial" w:cs="Arial" w:eastAsia="Arial" w:hAnsi="Arial"/>
+                <w:sz w:val="20"/>
+                <w:szCs w:val="20"/>
+              </w:rPr>
+              <w:t xml:space="preserve">string / int / float / bool / json</w:t>
+            </w:r>
+          </w:p>
+        </w:tc>
+      </w:tr>
+      <w:tr>
+        <w:tc>
+          <w:tcPr>
+            <w:tcW w:w="0" w:type="auto"/>
+          </w:tcPr>
+          <w:p>
+            <w:r>
+              <w:rPr>
+                <w:rFonts w:ascii="Arial" w:cs="Arial" w:eastAsia="Arial" w:hAnsi="Arial"/>
+                <w:sz w:val="20"/>
+                <w:szCs w:val="20"/>
+              </w:rPr>
+              <w:t xml:space="preserve">description</w:t>
+            </w:r>
+          </w:p>
+        </w:tc>
+        <w:tc>
+          <w:tcPr>
+            <w:tcW w:w="0" w:type="auto"/>
+          </w:tcPr>
+          <w:p>
+            <w:r>
+              <w:rPr>
+                <w:rFonts w:ascii="Arial" w:cs="Arial" w:eastAsia="Arial" w:hAnsi="Arial"/>
+                <w:sz w:val="20"/>
+                <w:szCs w:val="20"/>
+              </w:rPr>
+              <w:t xml:space="preserve">TEXT</w:t>
+            </w:r>
+          </w:p>
+        </w:tc>
+        <w:tc>
+          <w:tcPr>
+            <w:tcW w:w="0" w:type="auto"/>
+          </w:tcPr>
+          <w:p>
+            <w:r>
+              <w:rPr>
+                <w:rFonts w:ascii="Arial" w:cs="Arial" w:eastAsia="Arial" w:hAnsi="Arial"/>
+                <w:sz w:val="20"/>
+                <w:szCs w:val="20"/>
+              </w:rPr>
+              <w:t xml:space="preserve">Описание для admin-панели</w:t>
+            </w:r>
+          </w:p>
+        </w:tc>
+      </w:tr>
+      <w:tr>
+        <w:tc>
+          <w:tcPr>
+            <w:tcW w:w="0" w:type="auto"/>
+          </w:tcPr>
+          <w:p>
+            <w:r>
+              <w:rPr>
+                <w:rFonts w:ascii="Arial" w:cs="Arial" w:eastAsia="Arial" w:hAnsi="Arial"/>
+                <w:sz w:val="20"/>
+                <w:szCs w:val="20"/>
+              </w:rPr>
+              <w:t xml:space="preserve">updated_at</w:t>
+            </w:r>
+          </w:p>
+        </w:tc>
+        <w:tc>
+          <w:tcPr>
+            <w:tcW w:w="0" w:type="auto"/>
+          </w:tcPr>
+          <w:p>
+            <w:r>
+              <w:rPr>
+                <w:rFonts w:ascii="Arial" w:cs="Arial" w:eastAsia="Arial" w:hAnsi="Arial"/>
+                <w:sz w:val="20"/>
+                <w:szCs w:val="20"/>
+              </w:rPr>
+              <w:t xml:space="preserve">TIMESTAMP</w:t>
+            </w:r>
+          </w:p>
+        </w:tc>
+        <w:tc>
+          <w:tcPr>
+            <w:tcW w:w="0" w:type="auto"/>
+          </w:tcPr>
+          <w:p>
+            <w:r>
+              <w:rPr>
+                <w:rFonts w:ascii="Arial" w:cs="Arial" w:eastAsia="Arial" w:hAnsi="Arial"/>
+                <w:sz w:val="20"/>
+                <w:szCs w:val="20"/>
+              </w:rPr>
+              <w:t xml:space="preserve">Дата последнего изменения</w:t>
+            </w:r>
+          </w:p>
+        </w:tc>
+      </w:tr>
+      <w:tr>
+        <w:tc>
+          <w:tcPr>
+            <w:tcW w:w="0" w:type="auto"/>
+          </w:tcPr>
+          <w:p>
+            <w:r>
+              <w:rPr>
+                <w:rFonts w:ascii="Arial" w:cs="Arial" w:eastAsia="Arial" w:hAnsi="Arial"/>
+                <w:sz w:val="20"/>
+                <w:szCs w:val="20"/>
+              </w:rPr>
+              <w:t xml:space="preserve">updated_by</w:t>
+            </w:r>
+          </w:p>
+        </w:tc>
+        <w:tc>
+          <w:tcPr>
+            <w:tcW w:w="0" w:type="auto"/>
+          </w:tcPr>
+          <w:p>
+            <w:r>
+              <w:rPr>
+                <w:rFonts w:ascii="Arial" w:cs="Arial" w:eastAsia="Arial" w:hAnsi="Arial"/>
+                <w:sz w:val="20"/>
+                <w:szCs w:val="20"/>
+              </w:rPr>
+              <w:t xml:space="preserve">VARCHAR(64)</w:t>
+            </w:r>
+          </w:p>
+        </w:tc>
+        <w:tc>
+          <w:tcPr>
+            <w:tcW w:w="0" w:type="auto"/>
+          </w:tcPr>
+          <w:p>
+            <w:r>
+              <w:rPr>
+                <w:rFonts w:ascii="Arial" w:cs="Arial" w:eastAsia="Arial" w:hAnsi="Arial"/>
+                <w:sz w:val="20"/>
+                <w:szCs w:val="20"/>
+              </w:rPr>
+              <w:t xml:space="preserve">Кто изменил (admin username)</w:t>
+            </w:r>
+          </w:p>
+        </w:tc>
+      </w:tr>
+    </w:tbl>
+    <w:p>
+      <w:r>
+        <w:t xml:space="preserve"/>
+      </w:r>
+    </w:p>
+    <w:p>
+      <w:r>
+        <w:rPr>
+          <w:rFonts w:ascii="Arial" w:cs="Arial" w:eastAsia="Arial" w:hAnsi="Arial"/>
+          <w:b/>
+          <w:bCs/>
+          <w:sz w:val="22"/>
+          <w:szCs w:val="22"/>
+        </w:rPr>
+        <w:t xml:space="preserve">Параметры — блок: генерация BIO наёмниц (hire_bio)</w:t>
+      </w:r>
+    </w:p>
+    <w:tbl>
+      <w:tblPr>
+        <w:tblW w:w="0" w:type="auto"/>
+        <w:tblBorders>
+          <w:top w:val="single" w:sz="4" w:space="0" w:color="2A2F42"/>
+          <w:left w:val="single" w:sz="4" w:space="0" w:color="2A2F42"/>
+          <w:bottom w:val="single" w:sz="4" w:space="0" w:color="2A2F42"/>
+          <w:right w:val="single" w:sz="4" w:space="0" w:color="2A2F42"/>
+          <w:insideH w:val="single" w:sz="4" w:space="0" w:color="2A2F42"/>
+          <w:insideV w:val="single" w:sz="4" w:space="0" w:color="2A2F42"/>
+        </w:tblBorders>
+      </w:tblPr>
+      <w:tblGrid>
+        <w:gridCol/>
+      </w:tblGrid>
+      <w:tr>
+        <w:tc>
+          <w:tcPr>
+            <w:tcW w:w="0" w:type="auto"/>
+          </w:tcPr>
+          <w:p>
+            <w:r>
+              <w:rPr>
+                <w:rFonts w:ascii="Arial" w:cs="Arial" w:eastAsia="Arial" w:hAnsi="Arial"/>
+                <w:b/>
+                <w:bCs/>
+                <w:sz w:val="20"/>
+                <w:szCs w:val="20"/>
+              </w:rPr>
+              <w:t xml:space="preserve">key</w:t>
+            </w:r>
+          </w:p>
+        </w:tc>
+        <w:tc>
+          <w:tcPr>
+            <w:tcW w:w="0" w:type="auto"/>
+          </w:tcPr>
+          <w:p>
+            <w:r>
+              <w:rPr>
+                <w:rFonts w:ascii="Arial" w:cs="Arial" w:eastAsia="Arial" w:hAnsi="Arial"/>
+                <w:b/>
+                <w:bCs/>
+                <w:sz w:val="20"/>
+                <w:szCs w:val="20"/>
+              </w:rPr>
+              <w:t xml:space="preserve">Значение по умолчанию</w:t>
+            </w:r>
+          </w:p>
+        </w:tc>
+        <w:tc>
+          <w:tcPr>
+            <w:tcW w:w="0" w:type="auto"/>
+          </w:tcPr>
+          <w:p>
+            <w:r>
+              <w:rPr>
+                <w:rFonts w:ascii="Arial" w:cs="Arial" w:eastAsia="Arial" w:hAnsi="Arial"/>
+                <w:b/>
+                <w:bCs/>
+                <w:sz w:val="20"/>
+                <w:szCs w:val="20"/>
+              </w:rPr>
+              <w:t xml:space="preserve">Описание</w:t>
+            </w:r>
+          </w:p>
+        </w:tc>
+      </w:tr>
+      <w:tr>
+        <w:tc>
+          <w:tcPr>
+            <w:tcW w:w="0" w:type="auto"/>
+          </w:tcPr>
+          <w:p>
+            <w:r>
+              <w:rPr>
+                <w:rFonts w:ascii="Arial" w:cs="Arial" w:eastAsia="Arial" w:hAnsi="Arial"/>
+                <w:sz w:val="20"/>
+                <w:szCs w:val="20"/>
+              </w:rPr>
+              <w:t xml:space="preserve">hire_bio.model</w:t>
+            </w:r>
+          </w:p>
+        </w:tc>
+        <w:tc>
+          <w:tcPr>
+            <w:tcW w:w="0" w:type="auto"/>
+          </w:tcPr>
+          <w:p>
+            <w:r>
+              <w:rPr>
+                <w:rFonts w:ascii="Arial" w:cs="Arial" w:eastAsia="Arial" w:hAnsi="Arial"/>
+                <w:sz w:val="20"/>
+                <w:szCs w:val="20"/>
+              </w:rPr>
+              <w:t xml:space="preserve">openrouter/hunter-alpha</w:t>
+            </w:r>
+          </w:p>
+        </w:tc>
+        <w:tc>
+          <w:tcPr>
+            <w:tcW w:w="0" w:type="auto"/>
+          </w:tcPr>
+          <w:p>
+            <w:r>
+              <w:rPr>
+                <w:rFonts w:ascii="Arial" w:cs="Arial" w:eastAsia="Arial" w:hAnsi="Arial"/>
+                <w:sz w:val="20"/>
+                <w:szCs w:val="20"/>
+              </w:rPr>
+              <w:t xml:space="preserve">Модель OpenRouter для BIO</w:t>
+            </w:r>
+          </w:p>
+        </w:tc>
+      </w:tr>
+      <w:tr>
+        <w:tc>
+          <w:tcPr>
+            <w:tcW w:w="0" w:type="auto"/>
+          </w:tcPr>
+          <w:p>
+            <w:r>
+              <w:rPr>
+                <w:rFonts w:ascii="Arial" w:cs="Arial" w:eastAsia="Arial" w:hAnsi="Arial"/>
+                <w:sz w:val="20"/>
+                <w:szCs w:val="20"/>
+              </w:rPr>
+              <w:t xml:space="preserve">hire_bio.max_tokens</w:t>
+            </w:r>
+          </w:p>
+        </w:tc>
+        <w:tc>
+          <w:tcPr>
+            <w:tcW w:w="0" w:type="auto"/>
+          </w:tcPr>
+          <w:p>
+            <w:r>
+              <w:rPr>
+                <w:rFonts w:ascii="Arial" w:cs="Arial" w:eastAsia="Arial" w:hAnsi="Arial"/>
+                <w:sz w:val="20"/>
+                <w:szCs w:val="20"/>
+              </w:rPr>
+              <w:t xml:space="preserve">200</w:t>
+            </w:r>
+          </w:p>
+        </w:tc>
+        <w:tc>
+          <w:tcPr>
+            <w:tcW w:w="0" w:type="auto"/>
+          </w:tcPr>
+          <w:p>
+            <w:r>
+              <w:rPr>
+                <w:rFonts w:ascii="Arial" w:cs="Arial" w:eastAsia="Arial" w:hAnsi="Arial"/>
+                <w:sz w:val="20"/>
+                <w:szCs w:val="20"/>
+              </w:rPr>
+              <w:t xml:space="preserve">Максимум токенов в ответе</w:t>
+            </w:r>
+          </w:p>
+        </w:tc>
+      </w:tr>
+      <w:tr>
+        <w:tc>
+          <w:tcPr>
+            <w:tcW w:w="0" w:type="auto"/>
+          </w:tcPr>
+          <w:p>
+            <w:r>
+              <w:rPr>
+                <w:rFonts w:ascii="Arial" w:cs="Arial" w:eastAsia="Arial" w:hAnsi="Arial"/>
+                <w:sz w:val="20"/>
+                <w:szCs w:val="20"/>
+              </w:rPr>
+              <w:t xml:space="preserve">hire_bio.temperature</w:t>
+            </w:r>
+          </w:p>
+        </w:tc>
+        <w:tc>
+          <w:tcPr>
+            <w:tcW w:w="0" w:type="auto"/>
+          </w:tcPr>
+          <w:p>
+            <w:r>
+              <w:rPr>
+                <w:rFonts w:ascii="Arial" w:cs="Arial" w:eastAsia="Arial" w:hAnsi="Arial"/>
+                <w:sz w:val="20"/>
+                <w:szCs w:val="20"/>
+              </w:rPr>
+              <w:t xml:space="preserve">0.85</w:t>
+            </w:r>
+          </w:p>
+        </w:tc>
+        <w:tc>
+          <w:tcPr>
+            <w:tcW w:w="0" w:type="auto"/>
+          </w:tcPr>
+          <w:p>
+            <w:r>
+              <w:rPr>
+                <w:rFonts w:ascii="Arial" w:cs="Arial" w:eastAsia="Arial" w:hAnsi="Arial"/>
+                <w:sz w:val="20"/>
+                <w:szCs w:val="20"/>
+              </w:rPr>
+              <w:t xml:space="preserve">Температура (0.0–1.0). Выше = разнообразнее</w:t>
+            </w:r>
+          </w:p>
+        </w:tc>
+      </w:tr>
+      <w:tr>
+        <w:tc>
+          <w:tcPr>
+            <w:tcW w:w="0" w:type="auto"/>
+          </w:tcPr>
+          <w:p>
+            <w:r>
+              <w:rPr>
+                <w:rFonts w:ascii="Arial" w:cs="Arial" w:eastAsia="Arial" w:hAnsi="Arial"/>
+                <w:sz w:val="20"/>
+                <w:szCs w:val="20"/>
+              </w:rPr>
+              <w:t xml:space="preserve">hire_bio.timeout_sec</w:t>
+            </w:r>
+          </w:p>
+        </w:tc>
+        <w:tc>
+          <w:tcPr>
+            <w:tcW w:w="0" w:type="auto"/>
+          </w:tcPr>
+          <w:p>
+            <w:r>
+              <w:rPr>
+                <w:rFonts w:ascii="Arial" w:cs="Arial" w:eastAsia="Arial" w:hAnsi="Arial"/>
+                <w:sz w:val="20"/>
+                <w:szCs w:val="20"/>
+              </w:rPr>
+              <w:t xml:space="preserve">8</w:t>
+            </w:r>
+          </w:p>
+        </w:tc>
+        <w:tc>
+          <w:tcPr>
+            <w:tcW w:w="0" w:type="auto"/>
+          </w:tcPr>
+          <w:p>
+            <w:r>
+              <w:rPr>
+                <w:rFonts w:ascii="Arial" w:cs="Arial" w:eastAsia="Arial" w:hAnsi="Arial"/>
+                <w:sz w:val="20"/>
+                <w:szCs w:val="20"/>
+              </w:rPr>
+              <w:t xml:space="preserve">Таймаут запроса в секундах</w:t>
+            </w:r>
+          </w:p>
+        </w:tc>
+      </w:tr>
+      <w:tr>
+        <w:tc>
+          <w:tcPr>
+            <w:tcW w:w="0" w:type="auto"/>
+          </w:tcPr>
+          <w:p>
+            <w:r>
+              <w:rPr>
+                <w:rFonts w:ascii="Arial" w:cs="Arial" w:eastAsia="Arial" w:hAnsi="Arial"/>
+                <w:sz w:val="20"/>
+                <w:szCs w:val="20"/>
+              </w:rPr>
+              <w:t xml:space="preserve">hire_bio.fallback_enabled</w:t>
+            </w:r>
+          </w:p>
+        </w:tc>
+        <w:tc>
+          <w:tcPr>
+            <w:tcW w:w="0" w:type="auto"/>
+          </w:tcPr>
+          <w:p>
+            <w:r>
+              <w:rPr>
+                <w:rFonts w:ascii="Arial" w:cs="Arial" w:eastAsia="Arial" w:hAnsi="Arial"/>
+                <w:sz w:val="20"/>
+                <w:szCs w:val="20"/>
+              </w:rPr>
+              <w:t xml:space="preserve">true</w:t>
+            </w:r>
+          </w:p>
+        </w:tc>
+        <w:tc>
+          <w:tcPr>
+            <w:tcW w:w="0" w:type="auto"/>
+          </w:tcPr>
+          <w:p>
+            <w:r>
+              <w:rPr>
+                <w:rFonts w:ascii="Arial" w:cs="Arial" w:eastAsia="Arial" w:hAnsi="Arial"/>
+                <w:sz w:val="20"/>
+                <w:szCs w:val="20"/>
+              </w:rPr>
+              <w:t xml:space="preserve">Использовать шаблон при ошибке</w:t>
+            </w:r>
+          </w:p>
+        </w:tc>
+      </w:tr>
+      <w:tr>
+        <w:tc>
+          <w:tcPr>
+            <w:tcW w:w="0" w:type="auto"/>
+          </w:tcPr>
+          <w:p>
+            <w:r>
+              <w:rPr>
+                <w:rFonts w:ascii="Arial" w:cs="Arial" w:eastAsia="Arial" w:hAnsi="Arial"/>
+                <w:sz w:val="20"/>
+                <w:szCs w:val="20"/>
+              </w:rPr>
+              <w:t xml:space="preserve">hire_bio.fallback_template</w:t>
+            </w:r>
+          </w:p>
+        </w:tc>
+        <w:tc>
+          <w:tcPr>
+            <w:tcW w:w="0" w:type="auto"/>
+          </w:tcPr>
+          <w:p>
+            <w:r>
+              <w:rPr>
+                <w:rFonts w:ascii="Arial" w:cs="Arial" w:eastAsia="Arial" w:hAnsi="Arial"/>
+                <w:sz w:val="20"/>
+                <w:szCs w:val="20"/>
+              </w:rPr>
+              <w:t xml:space="preserve">Таинственная {cls} с непростым прошлым. Мало говорит, много делает.</w:t>
+            </w:r>
+          </w:p>
+        </w:tc>
+        <w:tc>
+          <w:tcPr>
+            <w:tcW w:w="0" w:type="auto"/>
+          </w:tcPr>
+          <w:p>
+            <w:r>
+              <w:rPr>
+                <w:rFonts w:ascii="Arial" w:cs="Arial" w:eastAsia="Arial" w:hAnsi="Arial"/>
+                <w:sz w:val="20"/>
+                <w:szCs w:val="20"/>
+              </w:rPr>
+              <w:t xml:space="preserve">Fallback-текст если AI не ответил</w:t>
+            </w:r>
+          </w:p>
+        </w:tc>
+      </w:tr>
+      <w:tr>
+        <w:tc>
+          <w:tcPr>
+            <w:tcW w:w="0" w:type="auto"/>
+          </w:tcPr>
+          <w:p>
+            <w:r>
+              <w:rPr>
+                <w:rFonts w:ascii="Arial" w:cs="Arial" w:eastAsia="Arial" w:hAnsi="Arial"/>
+                <w:sz w:val="20"/>
+                <w:szCs w:val="20"/>
+              </w:rPr>
+              <w:t xml:space="preserve">hire_bio.system_prompt</w:t>
+            </w:r>
+          </w:p>
+        </w:tc>
+        <w:tc>
+          <w:tcPr>
+            <w:tcW w:w="0" w:type="auto"/>
+          </w:tcPr>
+          <w:p>
+            <w:r>
+              <w:rPr>
+                <w:rFonts w:ascii="Arial" w:cs="Arial" w:eastAsia="Arial" w:hAnsi="Arial"/>
+                <w:sz w:val="20"/>
+                <w:szCs w:val="20"/>
+              </w:rPr>
+              <w:t xml:space="preserve">Ты — рассказчик в фэнтезийной RPG-игре про вайфу-наёмниц. Пиши ярко, 2–3 предложения, русский язык, без механик.</w:t>
+            </w:r>
+          </w:p>
+        </w:tc>
+        <w:tc>
+          <w:tcPr>
+            <w:tcW w:w="0" w:type="auto"/>
+          </w:tcPr>
+          <w:p>
+            <w:r>
+              <w:rPr>
+                <w:rFonts w:ascii="Arial" w:cs="Arial" w:eastAsia="Arial" w:hAnsi="Arial"/>
+                <w:sz w:val="20"/>
+                <w:szCs w:val="20"/>
+              </w:rPr>
+              <w:t xml:space="preserve">Системный промпт (константа)</w:t>
+            </w:r>
+          </w:p>
+        </w:tc>
+      </w:tr>
+      <w:tr>
+        <w:tc>
+          <w:tcPr>
+            <w:tcW w:w="0" w:type="auto"/>
+          </w:tcPr>
+          <w:p>
+            <w:r>
+              <w:rPr>
+                <w:rFonts w:ascii="Arial" w:cs="Arial" w:eastAsia="Arial" w:hAnsi="Arial"/>
+                <w:sz w:val="20"/>
+                <w:szCs w:val="20"/>
+              </w:rPr>
+              <w:t xml:space="preserve">hire_bio.enabled</w:t>
+            </w:r>
+          </w:p>
+        </w:tc>
+        <w:tc>
+          <w:tcPr>
+            <w:tcW w:w="0" w:type="auto"/>
+          </w:tcPr>
+          <w:p>
+            <w:r>
+              <w:rPr>
+                <w:rFonts w:ascii="Arial" w:cs="Arial" w:eastAsia="Arial" w:hAnsi="Arial"/>
+                <w:sz w:val="20"/>
+                <w:szCs w:val="20"/>
+              </w:rPr>
+              <w:t xml:space="preserve">true</w:t>
+            </w:r>
+          </w:p>
+        </w:tc>
+        <w:tc>
+          <w:tcPr>
+            <w:tcW w:w="0" w:type="auto"/>
+          </w:tcPr>
+          <w:p>
+            <w:r>
+              <w:rPr>
+                <w:rFonts w:ascii="Arial" w:cs="Arial" w:eastAsia="Arial" w:hAnsi="Arial"/>
+                <w:sz w:val="20"/>
+                <w:szCs w:val="20"/>
+              </w:rPr>
+              <w:t xml:space="preserve">Включить/выключить AI-генерацию BIO</w:t>
+            </w:r>
+          </w:p>
+        </w:tc>
+      </w:tr>
+    </w:tbl>
+    <w:p>
+      <w:r>
+        <w:t xml:space="preserve"/>
+      </w:r>
+    </w:p>
+    <w:p>
+      <w:r>
+        <w:rPr>
+          <w:rFonts w:ascii="Arial" w:cs="Arial" w:eastAsia="Arial" w:hAnsi="Arial"/>
+          <w:b/>
+          <w:bCs/>
+          <w:sz w:val="22"/>
+          <w:szCs w:val="22"/>
+        </w:rPr>
+        <w:t xml:space="preserve">Параметры — блок: генерация изображений наёмниц (hire_image)</w:t>
+      </w:r>
+    </w:p>
+    <w:tbl>
+      <w:tblPr>
+        <w:tblW w:w="0" w:type="auto"/>
+        <w:tblBorders>
+          <w:top w:val="single" w:sz="4" w:space="0" w:color="2A2F42"/>
+          <w:left w:val="single" w:sz="4" w:space="0" w:color="2A2F42"/>
+          <w:bottom w:val="single" w:sz="4" w:space="0" w:color="2A2F42"/>
+          <w:right w:val="single" w:sz="4" w:space="0" w:color="2A2F42"/>
+          <w:insideH w:val="single" w:sz="4" w:space="0" w:color="2A2F42"/>
+          <w:insideV w:val="single" w:sz="4" w:space="0" w:color="2A2F42"/>
+        </w:tblBorders>
+      </w:tblPr>
+      <w:tblGrid>
+        <w:gridCol/>
+      </w:tblGrid>
+      <w:tr>
+        <w:tc>
+          <w:tcPr>
+            <w:tcW w:w="0" w:type="auto"/>
+          </w:tcPr>
+          <w:p>
+            <w:r>
+              <w:rPr>
+                <w:rFonts w:ascii="Arial" w:cs="Arial" w:eastAsia="Arial" w:hAnsi="Arial"/>
+                <w:b/>
+                <w:bCs/>
+                <w:sz w:val="20"/>
+                <w:szCs w:val="20"/>
+              </w:rPr>
+              <w:t xml:space="preserve">key</w:t>
+            </w:r>
+          </w:p>
+        </w:tc>
+        <w:tc>
+          <w:tcPr>
+            <w:tcW w:w="0" w:type="auto"/>
+          </w:tcPr>
+          <w:p>
+            <w:r>
+              <w:rPr>
+                <w:rFonts w:ascii="Arial" w:cs="Arial" w:eastAsia="Arial" w:hAnsi="Arial"/>
+                <w:b/>
+                <w:bCs/>
+                <w:sz w:val="20"/>
+                <w:szCs w:val="20"/>
+              </w:rPr>
+              <w:t xml:space="preserve">Значение по умолчанию</w:t>
+            </w:r>
+          </w:p>
+        </w:tc>
+        <w:tc>
+          <w:tcPr>
+            <w:tcW w:w="0" w:type="auto"/>
+          </w:tcPr>
+          <w:p>
+            <w:r>
+              <w:rPr>
+                <w:rFonts w:ascii="Arial" w:cs="Arial" w:eastAsia="Arial" w:hAnsi="Arial"/>
+                <w:b/>
+                <w:bCs/>
+                <w:sz w:val="20"/>
+                <w:szCs w:val="20"/>
+              </w:rPr>
+              <w:t xml:space="preserve">Описание</w:t>
+            </w:r>
+          </w:p>
+        </w:tc>
+      </w:tr>
+      <w:tr>
+        <w:tc>
+          <w:tcPr>
+            <w:tcW w:w="0" w:type="auto"/>
+          </w:tcPr>
+          <w:p>
+            <w:r>
+              <w:rPr>
+                <w:rFonts w:ascii="Arial" w:cs="Arial" w:eastAsia="Arial" w:hAnsi="Arial"/>
+                <w:sz w:val="20"/>
+                <w:szCs w:val="20"/>
+              </w:rPr>
+              <w:t xml:space="preserve">hire_image.provider</w:t>
+            </w:r>
+          </w:p>
+        </w:tc>
+        <w:tc>
+          <w:tcPr>
+            <w:tcW w:w="0" w:type="auto"/>
+          </w:tcPr>
+          <w:p>
+            <w:r>
+              <w:rPr>
+                <w:rFonts w:ascii="Arial" w:cs="Arial" w:eastAsia="Arial" w:hAnsi="Arial"/>
+                <w:sz w:val="20"/>
+                <w:szCs w:val="20"/>
+              </w:rPr>
+              <w:t xml:space="preserve">openrouter</w:t>
+            </w:r>
+          </w:p>
+        </w:tc>
+        <w:tc>
+          <w:tcPr>
+            <w:tcW w:w="0" w:type="auto"/>
+          </w:tcPr>
+          <w:p>
+            <w:r>
+              <w:rPr>
+                <w:rFonts w:ascii="Arial" w:cs="Arial" w:eastAsia="Arial" w:hAnsi="Arial"/>
+                <w:sz w:val="20"/>
+                <w:szCs w:val="20"/>
+              </w:rPr>
+              <w:t xml:space="preserve">Провайдер: openrouter / replicate / openai / disabled</w:t>
+            </w:r>
+          </w:p>
+        </w:tc>
+      </w:tr>
+      <w:tr>
+        <w:tc>
+          <w:tcPr>
+            <w:tcW w:w="0" w:type="auto"/>
+          </w:tcPr>
+          <w:p>
+            <w:r>
+              <w:rPr>
+                <w:rFonts w:ascii="Arial" w:cs="Arial" w:eastAsia="Arial" w:hAnsi="Arial"/>
+                <w:sz w:val="20"/>
+                <w:szCs w:val="20"/>
+              </w:rPr>
+              <w:t xml:space="preserve">hire_image.model</w:t>
+            </w:r>
+          </w:p>
+        </w:tc>
+        <w:tc>
+          <w:tcPr>
+            <w:tcW w:w="0" w:type="auto"/>
+          </w:tcPr>
+          <w:p>
+            <w:r>
+              <w:rPr>
+                <w:rFonts w:ascii="Arial" w:cs="Arial" w:eastAsia="Arial" w:hAnsi="Arial"/>
+                <w:sz w:val="20"/>
+                <w:szCs w:val="20"/>
+              </w:rPr>
+              <w:t xml:space="preserve">sourceful/riverflow-v2-fast</w:t>
+            </w:r>
+          </w:p>
+        </w:tc>
+        <w:tc>
+          <w:tcPr>
+            <w:tcW w:w="0" w:type="auto"/>
+          </w:tcPr>
+          <w:p>
+            <w:r>
+              <w:rPr>
+                <w:rFonts w:ascii="Arial" w:cs="Arial" w:eastAsia="Arial" w:hAnsi="Arial"/>
+                <w:sz w:val="20"/>
+                <w:szCs w:val="20"/>
+              </w:rPr>
+              <w:t xml:space="preserve">Модель генерации изображений</w:t>
+            </w:r>
+          </w:p>
+        </w:tc>
+      </w:tr>
+      <w:tr>
+        <w:tc>
+          <w:tcPr>
+            <w:tcW w:w="0" w:type="auto"/>
+          </w:tcPr>
+          <w:p>
+            <w:r>
+              <w:rPr>
+                <w:rFonts w:ascii="Arial" w:cs="Arial" w:eastAsia="Arial" w:hAnsi="Arial"/>
+                <w:sz w:val="20"/>
+                <w:szCs w:val="20"/>
+              </w:rPr>
+              <w:t xml:space="preserve">hire_image.width</w:t>
+            </w:r>
+          </w:p>
+        </w:tc>
+        <w:tc>
+          <w:tcPr>
+            <w:tcW w:w="0" w:type="auto"/>
+          </w:tcPr>
+          <w:p>
+            <w:r>
+              <w:rPr>
+                <w:rFonts w:ascii="Arial" w:cs="Arial" w:eastAsia="Arial" w:hAnsi="Arial"/>
+                <w:sz w:val="20"/>
+                <w:szCs w:val="20"/>
+              </w:rPr>
+              <w:t xml:space="preserve">400</w:t>
+            </w:r>
+          </w:p>
+        </w:tc>
+        <w:tc>
+          <w:tcPr>
+            <w:tcW w:w="0" w:type="auto"/>
+          </w:tcPr>
+          <w:p>
+            <w:r>
+              <w:rPr>
+                <w:rFonts w:ascii="Arial" w:cs="Arial" w:eastAsia="Arial" w:hAnsi="Arial"/>
+                <w:sz w:val="20"/>
+                <w:szCs w:val="20"/>
+              </w:rPr>
+              <w:t xml:space="preserve">Ширина изображения в пикселях</w:t>
+            </w:r>
+          </w:p>
+        </w:tc>
+      </w:tr>
+      <w:tr>
+        <w:tc>
+          <w:tcPr>
+            <w:tcW w:w="0" w:type="auto"/>
+          </w:tcPr>
+          <w:p>
+            <w:r>
+              <w:rPr>
+                <w:rFonts w:ascii="Arial" w:cs="Arial" w:eastAsia="Arial" w:hAnsi="Arial"/>
+                <w:sz w:val="20"/>
+                <w:szCs w:val="20"/>
+              </w:rPr>
+              <w:t xml:space="preserve">hire_image.height</w:t>
+            </w:r>
+          </w:p>
+        </w:tc>
+        <w:tc>
+          <w:tcPr>
+            <w:tcW w:w="0" w:type="auto"/>
+          </w:tcPr>
+          <w:p>
+            <w:r>
+              <w:rPr>
+                <w:rFonts w:ascii="Arial" w:cs="Arial" w:eastAsia="Arial" w:hAnsi="Arial"/>
+                <w:sz w:val="20"/>
+                <w:szCs w:val="20"/>
+              </w:rPr>
+              <w:t xml:space="preserve">400</w:t>
+            </w:r>
+          </w:p>
+        </w:tc>
+        <w:tc>
+          <w:tcPr>
+            <w:tcW w:w="0" w:type="auto"/>
+          </w:tcPr>
+          <w:p>
+            <w:r>
+              <w:rPr>
+                <w:rFonts w:ascii="Arial" w:cs="Arial" w:eastAsia="Arial" w:hAnsi="Arial"/>
+                <w:sz w:val="20"/>
+                <w:szCs w:val="20"/>
+              </w:rPr>
+              <w:t xml:space="preserve">Высота изображения в пикселях</w:t>
+            </w:r>
+          </w:p>
+        </w:tc>
+      </w:tr>
+      <w:tr>
+        <w:tc>
+          <w:tcPr>
+            <w:tcW w:w="0" w:type="auto"/>
+          </w:tcPr>
+          <w:p>
+            <w:r>
+              <w:rPr>
+                <w:rFonts w:ascii="Arial" w:cs="Arial" w:eastAsia="Arial" w:hAnsi="Arial"/>
+                <w:sz w:val="20"/>
+                <w:szCs w:val="20"/>
+              </w:rPr>
+              <w:t xml:space="preserve">hire_image.timeout_sec</w:t>
+            </w:r>
+          </w:p>
+        </w:tc>
+        <w:tc>
+          <w:tcPr>
+            <w:tcW w:w="0" w:type="auto"/>
+          </w:tcPr>
+          <w:p>
+            <w:r>
+              <w:rPr>
+                <w:rFonts w:ascii="Arial" w:cs="Arial" w:eastAsia="Arial" w:hAnsi="Arial"/>
+                <w:sz w:val="20"/>
+                <w:szCs w:val="20"/>
+              </w:rPr>
+              <w:t xml:space="preserve">30</w:t>
+            </w:r>
+          </w:p>
+        </w:tc>
+        <w:tc>
+          <w:tcPr>
+            <w:tcW w:w="0" w:type="auto"/>
+          </w:tcPr>
+          <w:p>
+            <w:r>
+              <w:rPr>
+                <w:rFonts w:ascii="Arial" w:cs="Arial" w:eastAsia="Arial" w:hAnsi="Arial"/>
+                <w:sz w:val="20"/>
+                <w:szCs w:val="20"/>
+              </w:rPr>
+              <w:t xml:space="preserve">Таймаут генерации изображения</w:t>
+            </w:r>
+          </w:p>
+        </w:tc>
+      </w:tr>
+      <w:tr>
+        <w:tc>
+          <w:tcPr>
+            <w:tcW w:w="0" w:type="auto"/>
+          </w:tcPr>
+          <w:p>
+            <w:r>
+              <w:rPr>
+                <w:rFonts w:ascii="Arial" w:cs="Arial" w:eastAsia="Arial" w:hAnsi="Arial"/>
+                <w:sz w:val="20"/>
+                <w:szCs w:val="20"/>
+              </w:rPr>
+              <w:t xml:space="preserve">hire_image.output_format</w:t>
+            </w:r>
+          </w:p>
+        </w:tc>
+        <w:tc>
+          <w:tcPr>
+            <w:tcW w:w="0" w:type="auto"/>
+          </w:tcPr>
+          <w:p>
+            <w:r>
+              <w:rPr>
+                <w:rFonts w:ascii="Arial" w:cs="Arial" w:eastAsia="Arial" w:hAnsi="Arial"/>
+                <w:sz w:val="20"/>
+                <w:szCs w:val="20"/>
+              </w:rPr>
+              <w:t xml:space="preserve">webp</w:t>
+            </w:r>
+          </w:p>
+        </w:tc>
+        <w:tc>
+          <w:tcPr>
+            <w:tcW w:w="0" w:type="auto"/>
+          </w:tcPr>
+          <w:p>
+            <w:r>
+              <w:rPr>
+                <w:rFonts w:ascii="Arial" w:cs="Arial" w:eastAsia="Arial" w:hAnsi="Arial"/>
+                <w:sz w:val="20"/>
+                <w:szCs w:val="20"/>
+              </w:rPr>
+              <w:t xml:space="preserve">Формат сохранения (webp / png)</w:t>
+            </w:r>
+          </w:p>
+        </w:tc>
+      </w:tr>
+      <w:tr>
+        <w:tc>
+          <w:tcPr>
+            <w:tcW w:w="0" w:type="auto"/>
+          </w:tcPr>
+          <w:p>
+            <w:r>
+              <w:rPr>
+                <w:rFonts w:ascii="Arial" w:cs="Arial" w:eastAsia="Arial" w:hAnsi="Arial"/>
+                <w:sz w:val="20"/>
+                <w:szCs w:val="20"/>
+              </w:rPr>
+              <w:t xml:space="preserve">hire_image.quality</w:t>
+            </w:r>
+          </w:p>
+        </w:tc>
+        <w:tc>
+          <w:tcPr>
+            <w:tcW w:w="0" w:type="auto"/>
+          </w:tcPr>
+          <w:p>
+            <w:r>
+              <w:rPr>
+                <w:rFonts w:ascii="Arial" w:cs="Arial" w:eastAsia="Arial" w:hAnsi="Arial"/>
+                <w:sz w:val="20"/>
+                <w:szCs w:val="20"/>
+              </w:rPr>
+              <w:t xml:space="preserve">85</w:t>
+            </w:r>
+          </w:p>
+        </w:tc>
+        <w:tc>
+          <w:tcPr>
+            <w:tcW w:w="0" w:type="auto"/>
+          </w:tcPr>
+          <w:p>
+            <w:r>
+              <w:rPr>
+                <w:rFonts w:ascii="Arial" w:cs="Arial" w:eastAsia="Arial" w:hAnsi="Arial"/>
+                <w:sz w:val="20"/>
+                <w:szCs w:val="20"/>
+              </w:rPr>
+              <w:t xml:space="preserve">Качество WebP (1–100)</w:t>
+            </w:r>
+          </w:p>
+        </w:tc>
+      </w:tr>
+      <w:tr>
+        <w:tc>
+          <w:tcPr>
+            <w:tcW w:w="0" w:type="auto"/>
+          </w:tcPr>
+          <w:p>
+            <w:r>
+              <w:rPr>
+                <w:rFonts w:ascii="Arial" w:cs="Arial" w:eastAsia="Arial" w:hAnsi="Arial"/>
+                <w:sz w:val="20"/>
+                <w:szCs w:val="20"/>
+              </w:rPr>
+              <w:t xml:space="preserve">hire_image.style_suffix</w:t>
+            </w:r>
+          </w:p>
+        </w:tc>
+        <w:tc>
+          <w:tcPr>
+            <w:tcW w:w="0" w:type="auto"/>
+          </w:tcPr>
+          <w:p>
+            <w:r>
+              <w:rPr>
+                <w:rFonts w:ascii="Arial" w:cs="Arial" w:eastAsia="Arial" w:hAnsi="Arial"/>
+                <w:sz w:val="20"/>
+                <w:szCs w:val="20"/>
+              </w:rPr>
+              <w:t xml:space="preserve">anime style, fantasy RPG portrait, detailed, high quality</w:t>
+            </w:r>
+          </w:p>
+        </w:tc>
+        <w:tc>
+          <w:tcPr>
+            <w:tcW w:w="0" w:type="auto"/>
+          </w:tcPr>
+          <w:p>
+            <w:r>
+              <w:rPr>
+                <w:rFonts w:ascii="Arial" w:cs="Arial" w:eastAsia="Arial" w:hAnsi="Arial"/>
+                <w:sz w:val="20"/>
+                <w:szCs w:val="20"/>
+              </w:rPr>
+              <w:t xml:space="preserve">Суффикс добавляемый к каждому промпту</w:t>
+            </w:r>
+          </w:p>
+        </w:tc>
+      </w:tr>
+      <w:tr>
+        <w:tc>
+          <w:tcPr>
+            <w:tcW w:w="0" w:type="auto"/>
+          </w:tcPr>
+          <w:p>
+            <w:r>
+              <w:rPr>
+                <w:rFonts w:ascii="Arial" w:cs="Arial" w:eastAsia="Arial" w:hAnsi="Arial"/>
+                <w:sz w:val="20"/>
+                <w:szCs w:val="20"/>
+              </w:rPr>
+              <w:t xml:space="preserve">hire_image.negative_prompt</w:t>
+            </w:r>
+          </w:p>
+        </w:tc>
+        <w:tc>
+          <w:tcPr>
+            <w:tcW w:w="0" w:type="auto"/>
+          </w:tcPr>
+          <w:p>
+            <w:r>
+              <w:rPr>
+                <w:rFonts w:ascii="Arial" w:cs="Arial" w:eastAsia="Arial" w:hAnsi="Arial"/>
+                <w:sz w:val="20"/>
+                <w:szCs w:val="20"/>
+              </w:rPr>
+              <w:t xml:space="preserve">ugly, deformed, nsfw, bad anatomy, watermark</w:t>
+            </w:r>
+          </w:p>
+        </w:tc>
+        <w:tc>
+          <w:tcPr>
+            <w:tcW w:w="0" w:type="auto"/>
+          </w:tcPr>
+          <w:p>
+            <w:r>
+              <w:rPr>
+                <w:rFonts w:ascii="Arial" w:cs="Arial" w:eastAsia="Arial" w:hAnsi="Arial"/>
+                <w:sz w:val="20"/>
+                <w:szCs w:val="20"/>
+              </w:rPr>
+              <w:t xml:space="preserve">Negative prompt</w:t>
+            </w:r>
+          </w:p>
+        </w:tc>
+      </w:tr>
+      <w:tr>
+        <w:tc>
+          <w:tcPr>
+            <w:tcW w:w="0" w:type="auto"/>
+          </w:tcPr>
+          <w:p>
+            <w:r>
+              <w:rPr>
+                <w:rFonts w:ascii="Arial" w:cs="Arial" w:eastAsia="Arial" w:hAnsi="Arial"/>
+                <w:sz w:val="20"/>
+                <w:szCs w:val="20"/>
+              </w:rPr>
+              <w:t xml:space="preserve">hire_image.enabled</w:t>
+            </w:r>
+          </w:p>
+        </w:tc>
+        <w:tc>
+          <w:tcPr>
+            <w:tcW w:w="0" w:type="auto"/>
+          </w:tcPr>
+          <w:p>
+            <w:r>
+              <w:rPr>
+                <w:rFonts w:ascii="Arial" w:cs="Arial" w:eastAsia="Arial" w:hAnsi="Arial"/>
+                <w:sz w:val="20"/>
+                <w:szCs w:val="20"/>
+              </w:rPr>
+              <w:t xml:space="preserve">true</w:t>
+            </w:r>
+          </w:p>
+        </w:tc>
+        <w:tc>
+          <w:tcPr>
+            <w:tcW w:w="0" w:type="auto"/>
+          </w:tcPr>
+          <w:p>
+            <w:r>
+              <w:rPr>
+                <w:rFonts w:ascii="Arial" w:cs="Arial" w:eastAsia="Arial" w:hAnsi="Arial"/>
+                <w:sz w:val="20"/>
+                <w:szCs w:val="20"/>
+              </w:rPr>
+              <w:t xml:space="preserve">Включить/выключить генерацию изображений</w:t>
+            </w:r>
+          </w:p>
+        </w:tc>
+      </w:tr>
+      <w:tr>
+        <w:tc>
+          <w:tcPr>
+            <w:tcW w:w="0" w:type="auto"/>
+          </w:tcPr>
+          <w:p>
+            <w:r>
+              <w:rPr>
+                <w:rFonts w:ascii="Arial" w:cs="Arial" w:eastAsia="Arial" w:hAnsi="Arial"/>
+                <w:sz w:val="20"/>
+                <w:szCs w:val="20"/>
+              </w:rPr>
+              <w:t xml:space="preserve">hire_image.async_mode</w:t>
+            </w:r>
+          </w:p>
+        </w:tc>
+        <w:tc>
+          <w:tcPr>
+            <w:tcW w:w="0" w:type="auto"/>
+          </w:tcPr>
+          <w:p>
+            <w:r>
+              <w:rPr>
+                <w:rFonts w:ascii="Arial" w:cs="Arial" w:eastAsia="Arial" w:hAnsi="Arial"/>
+                <w:sz w:val="20"/>
+                <w:szCs w:val="20"/>
+              </w:rPr>
+              <w:t xml:space="preserve">true</w:t>
+            </w:r>
+          </w:p>
+        </w:tc>
+        <w:tc>
+          <w:tcPr>
+            <w:tcW w:w="0" w:type="auto"/>
+          </w:tcPr>
+          <w:p>
+            <w:r>
+              <w:rPr>
+                <w:rFonts w:ascii="Arial" w:cs="Arial" w:eastAsia="Arial" w:hAnsi="Arial"/>
+                <w:sz w:val="20"/>
+                <w:szCs w:val="20"/>
+              </w:rPr>
+              <w:t xml:space="preserve">true = сначала отдать BIO, потом догенерировать изображение</w:t>
+            </w:r>
+          </w:p>
+        </w:tc>
+      </w:tr>
+    </w:tbl>
+    <w:p>
+      <w:r>
+        <w:t xml:space="preserve"/>
+      </w:r>
+    </w:p>
+    <w:p>
+      <w:r>
+        <w:rPr>
+          <w:rFonts w:ascii="Arial" w:cs="Arial" w:eastAsia="Arial" w:hAnsi="Arial"/>
+          <w:b/>
+          <w:bCs/>
+          <w:sz w:val="22"/>
+          <w:szCs w:val="22"/>
+        </w:rPr>
+        <w:t xml:space="preserve">Параметры — блок: генерация событий экспедиций (expedition_narrative)</w:t>
+      </w:r>
+    </w:p>
+    <w:tbl>
+      <w:tblPr>
+        <w:tblW w:w="0" w:type="auto"/>
+        <w:tblBorders>
+          <w:top w:val="single" w:sz="4" w:space="0" w:color="2A2F42"/>
+          <w:left w:val="single" w:sz="4" w:space="0" w:color="2A2F42"/>
+          <w:bottom w:val="single" w:sz="4" w:space="0" w:color="2A2F42"/>
+          <w:right w:val="single" w:sz="4" w:space="0" w:color="2A2F42"/>
+          <w:insideH w:val="single" w:sz="4" w:space="0" w:color="2A2F42"/>
+          <w:insideV w:val="single" w:sz="4" w:space="0" w:color="2A2F42"/>
+        </w:tblBorders>
+      </w:tblPr>
+      <w:tblGrid>
+        <w:gridCol/>
+      </w:tblGrid>
+      <w:tr>
+        <w:tc>
+          <w:tcPr>
+            <w:tcW w:w="0" w:type="auto"/>
+          </w:tcPr>
+          <w:p>
+            <w:r>
+              <w:rPr>
+                <w:rFonts w:ascii="Arial" w:cs="Arial" w:eastAsia="Arial" w:hAnsi="Arial"/>
+                <w:b/>
+                <w:bCs/>
+                <w:sz w:val="20"/>
+                <w:szCs w:val="20"/>
+              </w:rPr>
+              <w:t xml:space="preserve">key</w:t>
+            </w:r>
+          </w:p>
+        </w:tc>
+        <w:tc>
+          <w:tcPr>
+            <w:tcW w:w="0" w:type="auto"/>
+          </w:tcPr>
+          <w:p>
+            <w:r>
+              <w:rPr>
+                <w:rFonts w:ascii="Arial" w:cs="Arial" w:eastAsia="Arial" w:hAnsi="Arial"/>
+                <w:b/>
+                <w:bCs/>
+                <w:sz w:val="20"/>
+                <w:szCs w:val="20"/>
+              </w:rPr>
+              <w:t xml:space="preserve">Значение по умолчанию</w:t>
+            </w:r>
+          </w:p>
+        </w:tc>
+        <w:tc>
+          <w:tcPr>
+            <w:tcW w:w="0" w:type="auto"/>
+          </w:tcPr>
+          <w:p>
+            <w:r>
+              <w:rPr>
+                <w:rFonts w:ascii="Arial" w:cs="Arial" w:eastAsia="Arial" w:hAnsi="Arial"/>
+                <w:b/>
+                <w:bCs/>
+                <w:sz w:val="20"/>
+                <w:szCs w:val="20"/>
+              </w:rPr>
+              <w:t xml:space="preserve">Описание</w:t>
+            </w:r>
+          </w:p>
+        </w:tc>
+      </w:tr>
+      <w:tr>
+        <w:tc>
+          <w:tcPr>
+            <w:tcW w:w="0" w:type="auto"/>
+          </w:tcPr>
+          <w:p>
+            <w:r>
+              <w:rPr>
+                <w:rFonts w:ascii="Arial" w:cs="Arial" w:eastAsia="Arial" w:hAnsi="Arial"/>
+                <w:sz w:val="20"/>
+                <w:szCs w:val="20"/>
+              </w:rPr>
+              <w:t xml:space="preserve">expedition_narrative.model</w:t>
+            </w:r>
+          </w:p>
+        </w:tc>
+        <w:tc>
+          <w:tcPr>
+            <w:tcW w:w="0" w:type="auto"/>
+          </w:tcPr>
+          <w:p>
+            <w:r>
+              <w:rPr>
+                <w:rFonts w:ascii="Arial" w:cs="Arial" w:eastAsia="Arial" w:hAnsi="Arial"/>
+                <w:sz w:val="20"/>
+                <w:szCs w:val="20"/>
+              </w:rPr>
+              <w:t xml:space="preserve">openrouter/hunter-alpha</w:t>
+            </w:r>
+          </w:p>
+        </w:tc>
+        <w:tc>
+          <w:tcPr>
+            <w:tcW w:w="0" w:type="auto"/>
+          </w:tcPr>
+          <w:p>
+            <w:r>
+              <w:rPr>
+                <w:rFonts w:ascii="Arial" w:cs="Arial" w:eastAsia="Arial" w:hAnsi="Arial"/>
+                <w:sz w:val="20"/>
+                <w:szCs w:val="20"/>
+              </w:rPr>
+              <w:t xml:space="preserve">Модель для нарратива событий</w:t>
+            </w:r>
+          </w:p>
+        </w:tc>
+      </w:tr>
+      <w:tr>
+        <w:tc>
+          <w:tcPr>
+            <w:tcW w:w="0" w:type="auto"/>
+          </w:tcPr>
+          <w:p>
+            <w:r>
+              <w:rPr>
+                <w:rFonts w:ascii="Arial" w:cs="Arial" w:eastAsia="Arial" w:hAnsi="Arial"/>
+                <w:sz w:val="20"/>
+                <w:szCs w:val="20"/>
+              </w:rPr>
+              <w:t xml:space="preserve">expedition_narrative.max_tokens</w:t>
+            </w:r>
+          </w:p>
+        </w:tc>
+        <w:tc>
+          <w:tcPr>
+            <w:tcW w:w="0" w:type="auto"/>
+          </w:tcPr>
+          <w:p>
+            <w:r>
+              <w:rPr>
+                <w:rFonts w:ascii="Arial" w:cs="Arial" w:eastAsia="Arial" w:hAnsi="Arial"/>
+                <w:sz w:val="20"/>
+                <w:szCs w:val="20"/>
+              </w:rPr>
+              <w:t xml:space="preserve">200</w:t>
+            </w:r>
+          </w:p>
+        </w:tc>
+        <w:tc>
+          <w:tcPr>
+            <w:tcW w:w="0" w:type="auto"/>
+          </w:tcPr>
+          <w:p>
+            <w:r>
+              <w:rPr>
+                <w:rFonts w:ascii="Arial" w:cs="Arial" w:eastAsia="Arial" w:hAnsi="Arial"/>
+                <w:sz w:val="20"/>
+                <w:szCs w:val="20"/>
+              </w:rPr>
+              <w:t xml:space="preserve">Максимум токенов</w:t>
+            </w:r>
+          </w:p>
+        </w:tc>
+      </w:tr>
+      <w:tr>
+        <w:tc>
+          <w:tcPr>
+            <w:tcW w:w="0" w:type="auto"/>
+          </w:tcPr>
+          <w:p>
+            <w:r>
+              <w:rPr>
+                <w:rFonts w:ascii="Arial" w:cs="Arial" w:eastAsia="Arial" w:hAnsi="Arial"/>
+                <w:sz w:val="20"/>
+                <w:szCs w:val="20"/>
+              </w:rPr>
+              <w:t xml:space="preserve">expedition_narrative.temperature</w:t>
+            </w:r>
+          </w:p>
+        </w:tc>
+        <w:tc>
+          <w:tcPr>
+            <w:tcW w:w="0" w:type="auto"/>
+          </w:tcPr>
+          <w:p>
+            <w:r>
+              <w:rPr>
+                <w:rFonts w:ascii="Arial" w:cs="Arial" w:eastAsia="Arial" w:hAnsi="Arial"/>
+                <w:sz w:val="20"/>
+                <w:szCs w:val="20"/>
+              </w:rPr>
+              <w:t xml:space="preserve">0.85</w:t>
+            </w:r>
+          </w:p>
+        </w:tc>
+        <w:tc>
+          <w:tcPr>
+            <w:tcW w:w="0" w:type="auto"/>
+          </w:tcPr>
+          <w:p>
+            <w:r>
+              <w:rPr>
+                <w:rFonts w:ascii="Arial" w:cs="Arial" w:eastAsia="Arial" w:hAnsi="Arial"/>
+                <w:sz w:val="20"/>
+                <w:szCs w:val="20"/>
+              </w:rPr>
+              <w:t xml:space="preserve">Температура</w:t>
+            </w:r>
+          </w:p>
+        </w:tc>
+      </w:tr>
+      <w:tr>
+        <w:tc>
+          <w:tcPr>
+            <w:tcW w:w="0" w:type="auto"/>
+          </w:tcPr>
+          <w:p>
+            <w:r>
+              <w:rPr>
+                <w:rFonts w:ascii="Arial" w:cs="Arial" w:eastAsia="Arial" w:hAnsi="Arial"/>
+                <w:sz w:val="20"/>
+                <w:szCs w:val="20"/>
+              </w:rPr>
+              <w:t xml:space="preserve">expedition_narrative.timeout_sec</w:t>
+            </w:r>
+          </w:p>
+        </w:tc>
+        <w:tc>
+          <w:tcPr>
+            <w:tcW w:w="0" w:type="auto"/>
+          </w:tcPr>
+          <w:p>
+            <w:r>
+              <w:rPr>
+                <w:rFonts w:ascii="Arial" w:cs="Arial" w:eastAsia="Arial" w:hAnsi="Arial"/>
+                <w:sz w:val="20"/>
+                <w:szCs w:val="20"/>
+              </w:rPr>
+              <w:t xml:space="preserve">8</w:t>
+            </w:r>
+          </w:p>
+        </w:tc>
+        <w:tc>
+          <w:tcPr>
+            <w:tcW w:w="0" w:type="auto"/>
+          </w:tcPr>
+          <w:p>
+            <w:r>
+              <w:rPr>
+                <w:rFonts w:ascii="Arial" w:cs="Arial" w:eastAsia="Arial" w:hAnsi="Arial"/>
+                <w:sz w:val="20"/>
+                <w:szCs w:val="20"/>
+              </w:rPr>
+              <w:t xml:space="preserve">Таймаут</w:t>
+            </w:r>
+          </w:p>
+        </w:tc>
+      </w:tr>
+      <w:tr>
+        <w:tc>
+          <w:tcPr>
+            <w:tcW w:w="0" w:type="auto"/>
+          </w:tcPr>
+          <w:p>
+            <w:r>
+              <w:rPr>
+                <w:rFonts w:ascii="Arial" w:cs="Arial" w:eastAsia="Arial" w:hAnsi="Arial"/>
+                <w:sz w:val="20"/>
+                <w:szCs w:val="20"/>
+              </w:rPr>
+              <w:t xml:space="preserve">expedition_narrative.fallback_enabled</w:t>
+            </w:r>
+          </w:p>
+        </w:tc>
+        <w:tc>
+          <w:tcPr>
+            <w:tcW w:w="0" w:type="auto"/>
+          </w:tcPr>
+          <w:p>
+            <w:r>
+              <w:rPr>
+                <w:rFonts w:ascii="Arial" w:cs="Arial" w:eastAsia="Arial" w:hAnsi="Arial"/>
+                <w:sz w:val="20"/>
+                <w:szCs w:val="20"/>
+              </w:rPr>
+              <w:t xml:space="preserve">true</w:t>
+            </w:r>
+          </w:p>
+        </w:tc>
+        <w:tc>
+          <w:tcPr>
+            <w:tcW w:w="0" w:type="auto"/>
+          </w:tcPr>
+          <w:p>
+            <w:r>
+              <w:rPr>
+                <w:rFonts w:ascii="Arial" w:cs="Arial" w:eastAsia="Arial" w:hAnsi="Arial"/>
+                <w:sz w:val="20"/>
+                <w:szCs w:val="20"/>
+              </w:rPr>
+              <w:t xml:space="preserve">Fallback при ошибке</w:t>
+            </w:r>
+          </w:p>
+        </w:tc>
+      </w:tr>
+      <w:tr>
+        <w:tc>
+          <w:tcPr>
+            <w:tcW w:w="0" w:type="auto"/>
+          </w:tcPr>
+          <w:p>
+            <w:r>
+              <w:rPr>
+                <w:rFonts w:ascii="Arial" w:cs="Arial" w:eastAsia="Arial" w:hAnsi="Arial"/>
+                <w:sz w:val="20"/>
+                <w:szCs w:val="20"/>
+              </w:rPr>
+              <w:t xml:space="preserve">expedition_narrative.enabled</w:t>
+            </w:r>
+          </w:p>
+        </w:tc>
+        <w:tc>
+          <w:tcPr>
+            <w:tcW w:w="0" w:type="auto"/>
+          </w:tcPr>
+          <w:p>
+            <w:r>
+              <w:rPr>
+                <w:rFonts w:ascii="Arial" w:cs="Arial" w:eastAsia="Arial" w:hAnsi="Arial"/>
+                <w:sz w:val="20"/>
+                <w:szCs w:val="20"/>
+              </w:rPr>
+              <w:t xml:space="preserve">true</w:t>
+            </w:r>
+          </w:p>
+        </w:tc>
+        <w:tc>
+          <w:tcPr>
+            <w:tcW w:w="0" w:type="auto"/>
+          </w:tcPr>
+          <w:p>
+            <w:r>
+              <w:rPr>
+                <w:rFonts w:ascii="Arial" w:cs="Arial" w:eastAsia="Arial" w:hAnsi="Arial"/>
+                <w:sz w:val="20"/>
+                <w:szCs w:val="20"/>
+              </w:rPr>
+              <w:t xml:space="preserve">Включить/выключить нарратив экспедиций</w:t>
+            </w:r>
+          </w:p>
+        </w:tc>
+      </w:tr>
+      <w:tr>
+        <w:tc>
+          <w:tcPr>
+            <w:tcW w:w="0" w:type="auto"/>
+          </w:tcPr>
+          <w:p>
+            <w:r>
+              <w:rPr>
+                <w:rFonts w:ascii="Arial" w:cs="Arial" w:eastAsia="Arial" w:hAnsi="Arial"/>
+                <w:sz w:val="20"/>
+                <w:szCs w:val="20"/>
+              </w:rPr>
+              <w:t xml:space="preserve">expedition_tick_min</w:t>
+            </w:r>
+          </w:p>
+        </w:tc>
+        <w:tc>
+          <w:tcPr>
+            <w:tcW w:w="0" w:type="auto"/>
+          </w:tcPr>
+          <w:p>
+            <w:r>
+              <w:rPr>
+                <w:rFonts w:ascii="Arial" w:cs="Arial" w:eastAsia="Arial" w:hAnsi="Arial"/>
+                <w:sz w:val="20"/>
+                <w:szCs w:val="20"/>
+              </w:rPr>
+              <w:t xml:space="preserve">5</w:t>
+            </w:r>
+          </w:p>
+        </w:tc>
+        <w:tc>
+          <w:tcPr>
+            <w:tcW w:w="0" w:type="auto"/>
+          </w:tcPr>
+          <w:p>
+            <w:r>
+              <w:rPr>
+                <w:rFonts w:ascii="Arial" w:cs="Arial" w:eastAsia="Arial" w:hAnsi="Arial"/>
+                <w:sz w:val="20"/>
+                <w:szCs w:val="20"/>
+              </w:rPr>
+              <w:t xml:space="preserve">Минимальный интервал между событиями (минуты)</w:t>
+            </w:r>
+          </w:p>
+        </w:tc>
+      </w:tr>
+      <w:tr>
+        <w:tc>
+          <w:tcPr>
+            <w:tcW w:w="0" w:type="auto"/>
+          </w:tcPr>
+          <w:p>
+            <w:r>
+              <w:rPr>
+                <w:rFonts w:ascii="Arial" w:cs="Arial" w:eastAsia="Arial" w:hAnsi="Arial"/>
+                <w:sz w:val="20"/>
+                <w:szCs w:val="20"/>
+              </w:rPr>
+              <w:t xml:space="preserve">expedition_tick_max</w:t>
+            </w:r>
+          </w:p>
+        </w:tc>
+        <w:tc>
+          <w:tcPr>
+            <w:tcW w:w="0" w:type="auto"/>
+          </w:tcPr>
+          <w:p>
+            <w:r>
+              <w:rPr>
+                <w:rFonts w:ascii="Arial" w:cs="Arial" w:eastAsia="Arial" w:hAnsi="Arial"/>
+                <w:sz w:val="20"/>
+                <w:szCs w:val="20"/>
+              </w:rPr>
+              <w:t xml:space="preserve">10</w:t>
+            </w:r>
+          </w:p>
+        </w:tc>
+        <w:tc>
+          <w:tcPr>
+            <w:tcW w:w="0" w:type="auto"/>
+          </w:tcPr>
+          <w:p>
+            <w:r>
+              <w:rPr>
+                <w:rFonts w:ascii="Arial" w:cs="Arial" w:eastAsia="Arial" w:hAnsi="Arial"/>
+                <w:sz w:val="20"/>
+                <w:szCs w:val="20"/>
+              </w:rPr>
+              <w:t xml:space="preserve">Максимальный интервал между событиями (минуты)</w:t>
+            </w:r>
+          </w:p>
+        </w:tc>
+      </w:tr>
+    </w:tbl>
+    <w:p>
+      <w:r>
+        <w:t xml:space="preserve"/>
+      </w:r>
+    </w:p>
+    <w:p>
+      <w:r>
+        <w:rPr>
+          <w:rFonts w:ascii="Arial" w:cs="Arial" w:eastAsia="Arial" w:hAnsi="Arial"/>
+          <w:b/>
+          <w:bCs/>
+          <w:sz w:val="22"/>
+          <w:szCs w:val="22"/>
+        </w:rPr>
+        <w:t xml:space="preserve">Параметры — блок: OpenRouter общие (openrouter)</w:t>
+      </w:r>
+    </w:p>
+    <w:tbl>
+      <w:tblPr>
+        <w:tblW w:w="0" w:type="auto"/>
+        <w:tblBorders>
+          <w:top w:val="single" w:sz="4" w:space="0" w:color="2A2F42"/>
+          <w:left w:val="single" w:sz="4" w:space="0" w:color="2A2F42"/>
+          <w:bottom w:val="single" w:sz="4" w:space="0" w:color="2A2F42"/>
+          <w:right w:val="single" w:sz="4" w:space="0" w:color="2A2F42"/>
+          <w:insideH w:val="single" w:sz="4" w:space="0" w:color="2A2F42"/>
+          <w:insideV w:val="single" w:sz="4" w:space="0" w:color="2A2F42"/>
+        </w:tblBorders>
+      </w:tblPr>
+      <w:tblGrid>
+        <w:gridCol/>
+      </w:tblGrid>
+      <w:tr>
+        <w:tc>
+          <w:tcPr>
+            <w:tcW w:w="0" w:type="auto"/>
+          </w:tcPr>
+          <w:p>
+            <w:r>
+              <w:rPr>
+                <w:rFonts w:ascii="Arial" w:cs="Arial" w:eastAsia="Arial" w:hAnsi="Arial"/>
+                <w:b/>
+                <w:bCs/>
+                <w:sz w:val="20"/>
+                <w:szCs w:val="20"/>
+              </w:rPr>
+              <w:t xml:space="preserve">key</w:t>
+            </w:r>
+          </w:p>
+        </w:tc>
+        <w:tc>
+          <w:tcPr>
+            <w:tcW w:w="0" w:type="auto"/>
+          </w:tcPr>
+          <w:p>
+            <w:r>
+              <w:rPr>
+                <w:rFonts w:ascii="Arial" w:cs="Arial" w:eastAsia="Arial" w:hAnsi="Arial"/>
+                <w:b/>
+                <w:bCs/>
+                <w:sz w:val="20"/>
+                <w:szCs w:val="20"/>
+              </w:rPr>
+              <w:t xml:space="preserve">Значение по умолчанию</w:t>
+            </w:r>
+          </w:p>
+        </w:tc>
+        <w:tc>
+          <w:tcPr>
+            <w:tcW w:w="0" w:type="auto"/>
+          </w:tcPr>
+          <w:p>
+            <w:r>
+              <w:rPr>
+                <w:rFonts w:ascii="Arial" w:cs="Arial" w:eastAsia="Arial" w:hAnsi="Arial"/>
+                <w:b/>
+                <w:bCs/>
+                <w:sz w:val="20"/>
+                <w:szCs w:val="20"/>
+              </w:rPr>
+              <w:t xml:space="preserve">Описание</w:t>
+            </w:r>
+          </w:p>
+        </w:tc>
+      </w:tr>
+      <w:tr>
+        <w:tc>
+          <w:tcPr>
+            <w:tcW w:w="0" w:type="auto"/>
+          </w:tcPr>
+          <w:p>
+            <w:r>
+              <w:rPr>
+                <w:rFonts w:ascii="Arial" w:cs="Arial" w:eastAsia="Arial" w:hAnsi="Arial"/>
+                <w:sz w:val="20"/>
+                <w:szCs w:val="20"/>
+              </w:rPr>
+              <w:t xml:space="preserve">openrouter.base_url</w:t>
+            </w:r>
+          </w:p>
+        </w:tc>
+        <w:tc>
+          <w:tcPr>
+            <w:tcW w:w="0" w:type="auto"/>
+          </w:tcPr>
+          <w:p>
+            <w:r>
+              <w:rPr>
+                <w:rFonts w:ascii="Arial" w:cs="Arial" w:eastAsia="Arial" w:hAnsi="Arial"/>
+                <w:sz w:val="20"/>
+                <w:szCs w:val="20"/>
+              </w:rPr>
+              <w:t xml:space="preserve">https://openrouter.ai/api/v1</w:t>
+            </w:r>
+          </w:p>
+        </w:tc>
+        <w:tc>
+          <w:tcPr>
+            <w:tcW w:w="0" w:type="auto"/>
+          </w:tcPr>
+          <w:p>
+            <w:r>
+              <w:rPr>
+                <w:rFonts w:ascii="Arial" w:cs="Arial" w:eastAsia="Arial" w:hAnsi="Arial"/>
+                <w:sz w:val="20"/>
+                <w:szCs w:val="20"/>
+              </w:rPr>
+              <w:t xml:space="preserve">Базовый URL API</w:t>
+            </w:r>
+          </w:p>
+        </w:tc>
+      </w:tr>
+      <w:tr>
+        <w:tc>
+          <w:tcPr>
+            <w:tcW w:w="0" w:type="auto"/>
+          </w:tcPr>
+          <w:p>
+            <w:r>
+              <w:rPr>
+                <w:rFonts w:ascii="Arial" w:cs="Arial" w:eastAsia="Arial" w:hAnsi="Arial"/>
+                <w:sz w:val="20"/>
+                <w:szCs w:val="20"/>
+              </w:rPr>
+              <w:t xml:space="preserve">openrouter.http_referer</w:t>
+            </w:r>
+          </w:p>
+        </w:tc>
+        <w:tc>
+          <w:tcPr>
+            <w:tcW w:w="0" w:type="auto"/>
+          </w:tcPr>
+          <w:p>
+            <w:r>
+              <w:rPr>
+                <w:rFonts w:ascii="Arial" w:cs="Arial" w:eastAsia="Arial" w:hAnsi="Arial"/>
+                <w:sz w:val="20"/>
+                <w:szCs w:val="20"/>
+              </w:rPr>
+              <w:t xml:space="preserve">https://waifu-bot.example.com</w:t>
+            </w:r>
+          </w:p>
+        </w:tc>
+        <w:tc>
+          <w:tcPr>
+            <w:tcW w:w="0" w:type="auto"/>
+          </w:tcPr>
+          <w:p>
+            <w:r>
+              <w:rPr>
+                <w:rFonts w:ascii="Arial" w:cs="Arial" w:eastAsia="Arial" w:hAnsi="Arial"/>
+                <w:sz w:val="20"/>
+                <w:szCs w:val="20"/>
+              </w:rPr>
+              <w:t xml:space="preserve">Referer для OpenRouter (влияет на rate limits)</w:t>
+            </w:r>
+          </w:p>
+        </w:tc>
+      </w:tr>
+      <w:tr>
+        <w:tc>
+          <w:tcPr>
+            <w:tcW w:w="0" w:type="auto"/>
+          </w:tcPr>
+          <w:p>
+            <w:r>
+              <w:rPr>
+                <w:rFonts w:ascii="Arial" w:cs="Arial" w:eastAsia="Arial" w:hAnsi="Arial"/>
+                <w:sz w:val="20"/>
+                <w:szCs w:val="20"/>
+              </w:rPr>
+              <w:t xml:space="preserve">openrouter.x_title</w:t>
+            </w:r>
+          </w:p>
+        </w:tc>
+        <w:tc>
+          <w:tcPr>
+            <w:tcW w:w="0" w:type="auto"/>
+          </w:tcPr>
+          <w:p>
+            <w:r>
+              <w:rPr>
+                <w:rFonts w:ascii="Arial" w:cs="Arial" w:eastAsia="Arial" w:hAnsi="Arial"/>
+                <w:sz w:val="20"/>
+                <w:szCs w:val="20"/>
+              </w:rPr>
+              <w:t xml:space="preserve">Waifu Bot</w:t>
+            </w:r>
+          </w:p>
+        </w:tc>
+        <w:tc>
+          <w:tcPr>
+            <w:tcW w:w="0" w:type="auto"/>
+          </w:tcPr>
+          <w:p>
+            <w:r>
+              <w:rPr>
+                <w:rFonts w:ascii="Arial" w:cs="Arial" w:eastAsia="Arial" w:hAnsi="Arial"/>
+                <w:sz w:val="20"/>
+                <w:szCs w:val="20"/>
+              </w:rPr>
+              <w:t xml:space="preserve">Заголовок X-Title для OpenRouter</w:t>
+            </w:r>
+          </w:p>
+        </w:tc>
+      </w:tr>
+      <w:tr>
+        <w:tc>
+          <w:tcPr>
+            <w:tcW w:w="0" w:type="auto"/>
+          </w:tcPr>
+          <w:p>
+            <w:r>
+              <w:rPr>
+                <w:rFonts w:ascii="Arial" w:cs="Arial" w:eastAsia="Arial" w:hAnsi="Arial"/>
+                <w:sz w:val="20"/>
+                <w:szCs w:val="20"/>
+              </w:rPr>
+              <w:t xml:space="preserve">openrouter.retry_count</w:t>
+            </w:r>
+          </w:p>
+        </w:tc>
+        <w:tc>
+          <w:tcPr>
+            <w:tcW w:w="0" w:type="auto"/>
+          </w:tcPr>
+          <w:p>
+            <w:r>
+              <w:rPr>
+                <w:rFonts w:ascii="Arial" w:cs="Arial" w:eastAsia="Arial" w:hAnsi="Arial"/>
+                <w:sz w:val="20"/>
+                <w:szCs w:val="20"/>
+              </w:rPr>
+              <w:t xml:space="preserve">2</w:t>
+            </w:r>
+          </w:p>
+        </w:tc>
+        <w:tc>
+          <w:tcPr>
+            <w:tcW w:w="0" w:type="auto"/>
+          </w:tcPr>
+          <w:p>
+            <w:r>
+              <w:rPr>
+                <w:rFonts w:ascii="Arial" w:cs="Arial" w:eastAsia="Arial" w:hAnsi="Arial"/>
+                <w:sz w:val="20"/>
+                <w:szCs w:val="20"/>
+              </w:rPr>
+              <w:t xml:space="preserve">Количество повторов при ошибке</w:t>
+            </w:r>
+          </w:p>
+        </w:tc>
+      </w:tr>
+      <w:tr>
+        <w:tc>
+          <w:tcPr>
+            <w:tcW w:w="0" w:type="auto"/>
+          </w:tcPr>
+          <w:p>
+            <w:r>
+              <w:rPr>
+                <w:rFonts w:ascii="Arial" w:cs="Arial" w:eastAsia="Arial" w:hAnsi="Arial"/>
+                <w:sz w:val="20"/>
+                <w:szCs w:val="20"/>
+              </w:rPr>
+              <w:t xml:space="preserve">openrouter.retry_delay_sec</w:t>
+            </w:r>
+          </w:p>
+        </w:tc>
+        <w:tc>
+          <w:tcPr>
+            <w:tcW w:w="0" w:type="auto"/>
+          </w:tcPr>
+          <w:p>
+            <w:r>
+              <w:rPr>
+                <w:rFonts w:ascii="Arial" w:cs="Arial" w:eastAsia="Arial" w:hAnsi="Arial"/>
+                <w:sz w:val="20"/>
+                <w:szCs w:val="20"/>
+              </w:rPr>
+              <w:t xml:space="preserve">1.5</w:t>
+            </w:r>
+          </w:p>
+        </w:tc>
+        <w:tc>
+          <w:tcPr>
+            <w:tcW w:w="0" w:type="auto"/>
+          </w:tcPr>
+          <w:p>
+            <w:r>
+              <w:rPr>
+                <w:rFonts w:ascii="Arial" w:cs="Arial" w:eastAsia="Arial" w:hAnsi="Arial"/>
+                <w:sz w:val="20"/>
+                <w:szCs w:val="20"/>
+              </w:rPr>
+              <w:t xml:space="preserve">Задержка между повторами</w:t>
+            </w:r>
+          </w:p>
+        </w:tc>
+      </w:tr>
+    </w:tbl>
+    <w:p>
+      <w:r>
+        <w:t xml:space="preserve"/>
+      </w:r>
+    </w:p>
+    <w:p>
+      <w:r>
+        <w:rPr>
+          <w:rFonts w:ascii="Arial" w:cs="Arial" w:eastAsia="Arial" w:hAnsi="Arial"/>
+          <w:b/>
+          <w:bCs/>
+          <w:sz w:val="24"/>
+          <w:szCs w:val="24"/>
+        </w:rPr>
+        <w:t xml:space="preserve">2. Переменные окружения (.env) — только секреты</w:t>
+      </w:r>
+    </w:p>
+    <w:p>
+      <w:r>
+        <w:rPr>
+          <w:rFonts w:ascii="Arial" w:cs="Arial" w:eastAsia="Arial" w:hAnsi="Arial"/>
+          <w:sz w:val="22"/>
+          <w:szCs w:val="22"/>
+        </w:rPr>
+        <w:t xml:space="preserve">API-ключи хранятся исключительно в .env файле на сервере и никогда не попадают в БД, код или логи. Изменение требует перезапуска сервиса.</w:t>
+      </w:r>
+    </w:p>
+    <w:p>
+      <w:r>
+        <w:t xml:space="preserve"/>
+      </w:r>
+    </w:p>
+    <w:tbl>
+      <w:tblPr>
+        <w:tblW w:w="0" w:type="auto"/>
+        <w:tblBorders>
+          <w:top w:val="single" w:sz="4" w:space="0" w:color="2A2F42"/>
+          <w:left w:val="single" w:sz="4" w:space="0" w:color="2A2F42"/>
+          <w:bottom w:val="single" w:sz="4" w:space="0" w:color="2A2F42"/>
+          <w:right w:val="single" w:sz="4" w:space="0" w:color="2A2F42"/>
+          <w:insideH w:val="single" w:sz="4" w:space="0" w:color="2A2F42"/>
+          <w:insideV w:val="single" w:sz="4" w:space="0" w:color="2A2F42"/>
+        </w:tblBorders>
+      </w:tblPr>
+      <w:tblGrid>
+        <w:gridCol/>
+      </w:tblGrid>
+      <w:tr>
+        <w:tc>
+          <w:tcPr>
+            <w:tcW w:w="0" w:type="auto"/>
+          </w:tcPr>
+          <w:p>
+            <w:r>
+              <w:rPr>
+                <w:rFonts w:ascii="Arial" w:cs="Arial" w:eastAsia="Arial" w:hAnsi="Arial"/>
+                <w:b/>
+                <w:bCs/>
+                <w:sz w:val="20"/>
+                <w:szCs w:val="20"/>
+              </w:rPr>
+              <w:t xml:space="preserve">Переменная</w:t>
+            </w:r>
+          </w:p>
+        </w:tc>
+        <w:tc>
+          <w:tcPr>
+            <w:tcW w:w="0" w:type="auto"/>
+          </w:tcPr>
+          <w:p>
+            <w:r>
+              <w:rPr>
+                <w:rFonts w:ascii="Arial" w:cs="Arial" w:eastAsia="Arial" w:hAnsi="Arial"/>
+                <w:b/>
+                <w:bCs/>
+                <w:sz w:val="20"/>
+                <w:szCs w:val="20"/>
+              </w:rPr>
+              <w:t xml:space="preserve">Описание</w:t>
+            </w:r>
+          </w:p>
+        </w:tc>
+      </w:tr>
+      <w:tr>
+        <w:tc>
+          <w:tcPr>
+            <w:tcW w:w="0" w:type="auto"/>
+          </w:tcPr>
+          <w:p>
+            <w:r>
+              <w:rPr>
+                <w:rFonts w:ascii="Arial" w:cs="Arial" w:eastAsia="Arial" w:hAnsi="Arial"/>
+                <w:sz w:val="20"/>
+                <w:szCs w:val="20"/>
+              </w:rPr>
+              <w:t xml:space="preserve">OPENROUTER_API_KEY</w:t>
+            </w:r>
+          </w:p>
+        </w:tc>
+        <w:tc>
+          <w:tcPr>
+            <w:tcW w:w="0" w:type="auto"/>
+          </w:tcPr>
+          <w:p>
+            <w:r>
+              <w:rPr>
+                <w:rFonts w:ascii="Arial" w:cs="Arial" w:eastAsia="Arial" w:hAnsi="Arial"/>
+                <w:sz w:val="20"/>
+                <w:szCs w:val="20"/>
+              </w:rPr>
+              <w:t xml:space="preserve">API-ключ OpenRouter (для BIO и нарратива экспедиций)</w:t>
+            </w:r>
+          </w:p>
+        </w:tc>
+      </w:tr>
+      <w:tr>
+        <w:tc>
+          <w:tcPr>
+            <w:tcW w:w="0" w:type="auto"/>
+          </w:tcPr>
+          <w:p>
+            <w:r>
+              <w:rPr>
+                <w:rFonts w:ascii="Arial" w:cs="Arial" w:eastAsia="Arial" w:hAnsi="Arial"/>
+                <w:sz w:val="20"/>
+                <w:szCs w:val="20"/>
+              </w:rPr>
+              <w:t xml:space="preserve">TOGETHER_AI_API_KEY</w:t>
+            </w:r>
+          </w:p>
+        </w:tc>
+        <w:tc>
+          <w:tcPr>
+            <w:tcW w:w="0" w:type="auto"/>
+          </w:tcPr>
+          <w:p>
+            <w:r>
+              <w:rPr>
+                <w:rFonts w:ascii="Arial" w:cs="Arial" w:eastAsia="Arial" w:hAnsi="Arial"/>
+                <w:sz w:val="20"/>
+                <w:szCs w:val="20"/>
+              </w:rPr>
+              <w:t xml:space="preserve">API-ключ Together AI (для генерации изображений)</w:t>
+            </w:r>
+          </w:p>
+        </w:tc>
+      </w:tr>
+      <w:tr>
+        <w:tc>
+          <w:tcPr>
+            <w:tcW w:w="0" w:type="auto"/>
+          </w:tcPr>
+          <w:p>
+            <w:r>
+              <w:rPr>
+                <w:rFonts w:ascii="Arial" w:cs="Arial" w:eastAsia="Arial" w:hAnsi="Arial"/>
+                <w:sz w:val="20"/>
+                <w:szCs w:val="20"/>
+              </w:rPr>
+              <w:t xml:space="preserve">REPLICATE_API_TOKEN</w:t>
+            </w:r>
+          </w:p>
+        </w:tc>
+        <w:tc>
+          <w:tcPr>
+            <w:tcW w:w="0" w:type="auto"/>
+          </w:tcPr>
+          <w:p>
+            <w:r>
+              <w:rPr>
+                <w:rFonts w:ascii="Arial" w:cs="Arial" w:eastAsia="Arial" w:hAnsi="Arial"/>
+                <w:sz w:val="20"/>
+                <w:szCs w:val="20"/>
+              </w:rPr>
+              <w:t xml:space="preserve">API-токен Replicate (альтернативный провайдер изображений)</w:t>
+            </w:r>
+          </w:p>
+        </w:tc>
+      </w:tr>
+      <w:tr>
+        <w:tc>
+          <w:tcPr>
+            <w:tcW w:w="0" w:type="auto"/>
+          </w:tcPr>
+          <w:p>
+            <w:r>
+              <w:rPr>
+                <w:rFonts w:ascii="Arial" w:cs="Arial" w:eastAsia="Arial" w:hAnsi="Arial"/>
+                <w:sz w:val="20"/>
+                <w:szCs w:val="20"/>
+              </w:rPr>
+              <w:t xml:space="preserve">OPENAI_API_KEY</w:t>
+            </w:r>
+          </w:p>
+        </w:tc>
+        <w:tc>
+          <w:tcPr>
+            <w:tcW w:w="0" w:type="auto"/>
+          </w:tcPr>
+          <w:p>
+            <w:r>
+              <w:rPr>
+                <w:rFonts w:ascii="Arial" w:cs="Arial" w:eastAsia="Arial" w:hAnsi="Arial"/>
+                <w:sz w:val="20"/>
+                <w:szCs w:val="20"/>
+              </w:rPr>
+              <w:t xml:space="preserve">API-ключ OpenAI (если используется DALL-E)</w:t>
+            </w:r>
+          </w:p>
+        </w:tc>
+      </w:tr>
+    </w:tbl>
+    <w:p>
+      <w:r>
+        <w:t xml:space="preserve"/>
+      </w:r>
+    </w:p>
+    <w:p>
+      <w:r>
+        <w:rPr>
+          <w:rFonts w:ascii="Arial" w:cs="Arial" w:eastAsia="Arial" w:hAnsi="Arial"/>
+          <w:b/>
+          <w:bCs/>
+          <w:sz w:val="24"/>
+          <w:szCs w:val="24"/>
+        </w:rPr>
+        <w:t xml:space="preserve">3. Фронтенд (app.js) — промпты которые можно вынести на backend</w:t>
+      </w:r>
+    </w:p>
+    <w:p>
+      <w:r>
+        <w:rPr>
+          <w:rFonts w:ascii="Arial" w:cs="Arial" w:eastAsia="Arial" w:hAnsi="Arial"/>
+          <w:sz w:val="22"/>
+          <w:szCs w:val="22"/>
+        </w:rPr>
+        <w:t xml:space="preserve">В текущей реализации tavern.html промпт для BIO наёмницы формируется на фронтенде. Это допустимо для прототипа но в продакшне рекомендуется перенести на backend чтобы: (а) скрыть структуру промпта от пользователей, (б) иметь возможность менять промпт без обновления клиента, (в) логировать все AI-вызовы централизованно.</w:t>
+      </w:r>
+    </w:p>
+    <w:p>
+      <w:r>
+        <w:t xml:space="preserve"/>
+      </w:r>
+    </w:p>
+    <w:p>
+      <w:r>
+        <w:rPr>
+          <w:rFonts w:ascii="Arial" w:cs="Arial" w:eastAsia="Arial" w:hAnsi="Arial"/>
+          <w:sz w:val="22"/>
+          <w:szCs w:val="22"/>
+        </w:rPr>
+        <w:t xml:space="preserve">До переноса: промпт для BIO находится в функции generateBio() в tavern.html. После переноса: промпт хранится в ai_config с ключом hire_bio.user_prompt_template и формируется на backend с подстановкой переменных {name}, {race}, {cls}, {level}, {perks}.</w:t>
+      </w:r>
+    </w:p>
+    <w:p>
+      <w:r>
+        <w:t xml:space="preserve"/>
+      </w:r>
+    </w:p>
+    <w:p>
+      <w:r>
+        <w:rPr>
+          <w:rFonts w:ascii="Arial" w:cs="Arial" w:eastAsia="Arial" w:hAnsi="Arial"/>
+          <w:b/>
+          <w:bCs/>
+          <w:sz w:val="24"/>
+          <w:szCs w:val="24"/>
+        </w:rPr>
+        <w:t xml:space="preserve">4. Порядок применения настроек</w:t>
+      </w:r>
+    </w:p>
+    <w:p>
+      <w:r>
+        <w:rPr>
+          <w:rFonts w:ascii="Arial" w:cs="Arial" w:eastAsia="Arial" w:hAnsi="Arial"/>
+          <w:sz w:val="22"/>
+          <w:szCs w:val="22"/>
+        </w:rPr>
+        <w:t xml:space="preserve">Backend читает ai_config при каждом AI-вызове (или кеширует на 60 секунд). Это означает что изменение модели или промпта в БД вступает в силу без перезапуска сервера — максимум через 60 секунд. Параметр cache_ttl_sec для ai_config выносится в переменную БД.</w:t>
+      </w:r>
+    </w:p>
+    <w:p>
+      <w:r>
+        <w:t xml:space="preserve"/>
+      </w:r>
+    </w:p>
+    <w:p>
+      <w:r>
+        <w:rPr>
+          <w:rFonts w:ascii="Arial" w:cs="Arial" w:eastAsia="Arial" w:hAnsi="Arial"/>
+          <w:sz w:val="22"/>
+          <w:szCs w:val="22"/>
+        </w:rPr>
+        <w:t xml:space="preserve">Пример чтения конфига на backend (Python):</w:t>
+      </w:r>
+    </w:p>
+    <w:p>
+      <w:r>
+        <w:rPr>
+          <w:rFonts w:ascii="Courier New" w:cs="Courier New" w:eastAsia="Courier New" w:hAnsi="Courier New"/>
+          <w:sz w:val="20"/>
+          <w:szCs w:val="20"/>
+        </w:rPr>
+        <w:t xml:space="preserve"># Получить параметр из БД с кешем</w:t>
+      </w:r>
+    </w:p>
+    <w:p>
+      <w:r>
+        <w:rPr>
+          <w:rFonts w:ascii="Courier New" w:cs="Courier New" w:eastAsia="Courier New" w:hAnsi="Courier New"/>
+          <w:sz w:val="20"/>
+          <w:szCs w:val="20"/>
+        </w:rPr>
+        <w:t xml:space="preserve">model = await ai_config.get('hire_bio.model',</w:t>
+      </w:r>
+    </w:p>
+    <w:p>
+      <w:r>
+        <w:rPr>
+          <w:rFonts w:ascii="Courier New" w:cs="Courier New" w:eastAsia="Courier New" w:hAnsi="Courier New"/>
+          <w:sz w:val="20"/>
+          <w:szCs w:val="20"/>
+        </w:rPr>
+        <w:t xml:space="preserve">    default='openrouter/hunter-alpha')</w:t>
+      </w:r>
+    </w:p>
+    <w:p>
+      <w:r>
+        <w:rPr>
+          <w:rFonts w:ascii="Courier New" w:cs="Courier New" w:eastAsia="Courier New" w:hAnsi="Courier New"/>
+          <w:sz w:val="20"/>
+          <w:szCs w:val="20"/>
+        </w:rPr>
+        <w:t xml:space="preserve"/>
+      </w:r>
+    </w:p>
+    <w:p>
+      <w:r>
+        <w:rPr>
+          <w:rFonts w:ascii="Courier New" w:cs="Courier New" w:eastAsia="Courier New" w:hAnsi="Courier New"/>
+          <w:sz w:val="20"/>
+          <w:szCs w:val="20"/>
+        </w:rPr>
+        <w:t xml:space="preserve"># Вызов с параметрами из БД</w:t>
+      </w:r>
+    </w:p>
+    <w:p>
+      <w:r>
+        <w:rPr>
+          <w:rFonts w:ascii="Courier New" w:cs="Courier New" w:eastAsia="Courier New" w:hAnsi="Courier New"/>
+          <w:sz w:val="20"/>
+          <w:szCs w:val="20"/>
+        </w:rPr>
+        <w:t xml:space="preserve">response = await openrouter.chat(</w:t>
+      </w:r>
+    </w:p>
+    <w:p>
+      <w:r>
+        <w:rPr>
+          <w:rFonts w:ascii="Courier New" w:cs="Courier New" w:eastAsia="Courier New" w:hAnsi="Courier New"/>
+          <w:sz w:val="20"/>
+          <w:szCs w:val="20"/>
+        </w:rPr>
+        <w:t xml:space="preserve">    model=model,</w:t>
+      </w:r>
+    </w:p>
+    <w:p>
+      <w:r>
+        <w:rPr>
+          <w:rFonts w:ascii="Courier New" w:cs="Courier New" w:eastAsia="Courier New" w:hAnsi="Courier New"/>
+          <w:sz w:val="20"/>
+          <w:szCs w:val="20"/>
+        </w:rPr>
+        <w:t xml:space="preserve">    max_tokens=await ai_config.get_int('hire_bio.max_tokens', 200),</w:t>
+      </w:r>
+    </w:p>
+    <w:p>
+      <w:r>
+        <w:rPr>
+          <w:rFonts w:ascii="Courier New" w:cs="Courier New" w:eastAsia="Courier New" w:hAnsi="Courier New"/>
+          <w:sz w:val="20"/>
+          <w:szCs w:val="20"/>
+        </w:rPr>
+        <w:t xml:space="preserve">    temperature=await ai_config.get_float('hire_bio.temperature', 0.85),</w:t>
+      </w:r>
+    </w:p>
+    <w:p>
+      <w:r>
+        <w:rPr>
+          <w:rFonts w:ascii="Courier New" w:cs="Courier New" w:eastAsia="Courier New" w:hAnsi="Courier New"/>
+          <w:sz w:val="20"/>
+          <w:szCs w:val="20"/>
+        </w:rPr>
+        <w:t xml:space="preserve">    timeout=await ai_config.get_int('hire_bio.timeout_sec', 8),</w:t>
+      </w:r>
+    </w:p>
+    <w:p>
+      <w:r>
+        <w:rPr>
+          <w:rFonts w:ascii="Courier New" w:cs="Courier New" w:eastAsia="Courier New" w:hAnsi="Courier New"/>
+          <w:sz w:val="20"/>
+          <w:szCs w:val="20"/>
+        </w:rPr>
+        <w:t xml:space="preserve">)</w:t>
+      </w:r>
+    </w:p>
+    <w:p>
+      <w:r>
+        <w:t xml:space="preserve"/>
+      </w:r>
+    </w:p>
+    <w:p>
+      <w:r>
+        <w:rPr>
+          <w:rFonts w:ascii="Arial" w:cs="Arial" w:eastAsia="Arial" w:hAnsi="Arial"/>
+          <w:b/>
+          <w:bCs/>
+          <w:sz w:val="24"/>
+          <w:szCs w:val="24"/>
+        </w:rPr>
+        <w:t xml:space="preserve">5. Быстрое переключение модели</w:t>
+      </w:r>
+    </w:p>
+    <w:p>
+      <w:r>
+        <w:rPr>
+          <w:rFonts w:ascii="Arial" w:cs="Arial" w:eastAsia="Arial" w:hAnsi="Arial"/>
+          <w:sz w:val="22"/>
+          <w:szCs w:val="22"/>
+        </w:rPr>
+        <w:t xml:space="preserve">Для смены модели без деплоя — выполнить SQL:</w:t>
+      </w:r>
+    </w:p>
+    <w:p>
+      <w:r>
+        <w:rPr>
+          <w:rFonts w:ascii="Courier New" w:cs="Courier New" w:eastAsia="Courier New" w:hAnsi="Courier New"/>
+          <w:sz w:val="20"/>
+          <w:szCs w:val="20"/>
+        </w:rPr>
+        <w:t xml:space="preserve">UPDATE ai_config SET value = 'openai/gpt-4o-mini',</w:t>
+      </w:r>
+    </w:p>
+    <w:p>
+      <w:r>
+        <w:rPr>
+          <w:rFonts w:ascii="Courier New" w:cs="Courier New" w:eastAsia="Courier New" w:hAnsi="Courier New"/>
+          <w:sz w:val="20"/>
+          <w:szCs w:val="20"/>
+        </w:rPr>
+        <w:t xml:space="preserve">  updated_at = NOW(), updated_by = 'admin'</w:t>
+      </w:r>
+    </w:p>
+    <w:p>
+      <w:r>
+        <w:rPr>
+          <w:rFonts w:ascii="Courier New" w:cs="Courier New" w:eastAsia="Courier New" w:hAnsi="Courier New"/>
+          <w:sz w:val="20"/>
+          <w:szCs w:val="20"/>
+        </w:rPr>
+        <w:t xml:space="preserve">WHERE key = 'hire_bio.model';</w:t>
+      </w:r>
+    </w:p>
+    <w:p>
+      <w:r>
+        <w:t xml:space="preserve"/>
+      </w:r>
+    </w:p>
+    <w:p>
+      <w:r>
+        <w:rPr>
+          <w:rFonts w:ascii="Arial" w:cs="Arial" w:eastAsia="Arial" w:hAnsi="Arial"/>
+          <w:sz w:val="22"/>
+          <w:szCs w:val="22"/>
+        </w:rPr>
+        <w:t xml:space="preserve">Для временного отключения AI-генерации (например при проблемах с OpenRouter):</w:t>
+      </w:r>
+    </w:p>
+    <w:p>
+      <w:r>
+        <w:rPr>
+          <w:rFonts w:ascii="Courier New" w:cs="Courier New" w:eastAsia="Courier New" w:hAnsi="Courier New"/>
+          <w:sz w:val="20"/>
+          <w:szCs w:val="20"/>
+        </w:rPr>
+        <w:t xml:space="preserve">UPDATE ai_config SET value = 'false' WHERE key = 'hire_bio.enabled';</w:t>
+      </w:r>
+    </w:p>
+    <w:p>
+      <w:r>
+        <w:rPr>
+          <w:rFonts w:ascii="Courier New" w:cs="Courier New" w:eastAsia="Courier New" w:hAnsi="Courier New"/>
+          <w:sz w:val="20"/>
+          <w:szCs w:val="20"/>
+        </w:rPr>
+        <w:t xml:space="preserve">UPDATE ai_config SET value = 'false' WHERE key = 'expedition_narrative.enabled';</w:t>
+      </w:r>
+    </w:p>
+    <w:p>
+      <w:r>
+        <w:t xml:space="preserve"/>
+      </w:r>
+    </w:p>
+    <w:p>
+      <w:r>
+        <w:rPr>
+          <w:rFonts w:ascii="Arial" w:cs="Arial" w:eastAsia="Arial" w:hAnsi="Arial"/>
+          <w:sz w:val="22"/>
+          <w:szCs w:val="22"/>
+        </w:rPr>
+        <w:t xml:space="preserve">При hire_bio.enabled = false backend немедленно использует fallback_template вместо AI-вызова. Игроки получают шаблонное описание — функционал не ломается.</w:t>
+      </w:r>
+    </w:p>
+    <w:p>
+      <w:r>
+        <w:t xml:space="preserve"/>
+      </w:r>
+    </w:p>
+    <w:p>
+      <w:r>
+        <w:rPr>
+          <w:rFonts w:ascii="Arial" w:cs="Arial" w:eastAsia="Arial" w:hAnsi="Arial"/>
+          <w:b/>
+          <w:bCs/>
+          <w:sz w:val="24"/>
+          <w:szCs w:val="24"/>
+        </w:rPr>
+        <w:t xml:space="preserve">6. Рекомендуемые модели OpenRouter</w:t>
+      </w:r>
+    </w:p>
+    <w:tbl>
+      <w:tblPr>
+        <w:tblW w:w="0" w:type="auto"/>
+        <w:tblBorders>
+          <w:top w:val="single" w:sz="4" w:space="0" w:color="2A2F42"/>
+          <w:left w:val="single" w:sz="4" w:space="0" w:color="2A2F42"/>
+          <w:bottom w:val="single" w:sz="4" w:space="0" w:color="2A2F42"/>
+          <w:right w:val="single" w:sz="4" w:space="0" w:color="2A2F42"/>
+          <w:insideH w:val="single" w:sz="4" w:space="0" w:color="2A2F42"/>
+          <w:insideV w:val="single" w:sz="4" w:space="0" w:color="2A2F42"/>
+        </w:tblBorders>
+      </w:tblPr>
+      <w:tblGrid>
+        <w:gridCol/>
+      </w:tblGrid>
+      <w:tr>
+        <w:tc>
+          <w:tcPr>
+            <w:tcW w:w="0" w:type="auto"/>
+          </w:tcPr>
+          <w:p>
+            <w:r>
+              <w:rPr>
+                <w:rFonts w:ascii="Arial" w:cs="Arial" w:eastAsia="Arial" w:hAnsi="Arial"/>
+                <w:b/>
+                <w:bCs/>
+                <w:sz w:val="20"/>
+                <w:szCs w:val="20"/>
+              </w:rPr>
+              <w:t xml:space="preserve">Модель</w:t>
+            </w:r>
+          </w:p>
+        </w:tc>
+        <w:tc>
+          <w:tcPr>
+            <w:tcW w:w="0" w:type="auto"/>
+          </w:tcPr>
+          <w:p>
+            <w:r>
+              <w:rPr>
+                <w:rFonts w:ascii="Arial" w:cs="Arial" w:eastAsia="Arial" w:hAnsi="Arial"/>
+                <w:b/>
+                <w:bCs/>
+                <w:sz w:val="20"/>
+                <w:szCs w:val="20"/>
+              </w:rPr>
+              <w:t xml:space="preserve">Скорость</w:t>
+            </w:r>
+          </w:p>
+        </w:tc>
+        <w:tc>
+          <w:tcPr>
+            <w:tcW w:w="0" w:type="auto"/>
+          </w:tcPr>
+          <w:p>
+            <w:r>
+              <w:rPr>
+                <w:rFonts w:ascii="Arial" w:cs="Arial" w:eastAsia="Arial" w:hAnsi="Arial"/>
+                <w:b/>
+                <w:bCs/>
+                <w:sz w:val="20"/>
+                <w:szCs w:val="20"/>
+              </w:rPr>
+              <w:t xml:space="preserve">Стоимость</w:t>
+            </w:r>
+          </w:p>
+        </w:tc>
+        <w:tc>
+          <w:tcPr>
+            <w:tcW w:w="0" w:type="auto"/>
+          </w:tcPr>
+          <w:p>
+            <w:r>
+              <w:rPr>
+                <w:rFonts w:ascii="Arial" w:cs="Arial" w:eastAsia="Arial" w:hAnsi="Arial"/>
+                <w:b/>
+                <w:bCs/>
+                <w:sz w:val="20"/>
+                <w:szCs w:val="20"/>
+              </w:rPr>
+              <w:t xml:space="preserve">Качество текста</w:t>
+            </w:r>
+          </w:p>
+        </w:tc>
+        <w:tc>
+          <w:tcPr>
+            <w:tcW w:w="0" w:type="auto"/>
+          </w:tcPr>
+          <w:p>
+            <w:r>
+              <w:rPr>
+                <w:rFonts w:ascii="Arial" w:cs="Arial" w:eastAsia="Arial" w:hAnsi="Arial"/>
+                <w:b/>
+                <w:bCs/>
+                <w:sz w:val="20"/>
+                <w:szCs w:val="20"/>
+              </w:rPr>
+              <w:t xml:space="preserve">Рекомендуется для</w:t>
+            </w:r>
+          </w:p>
+        </w:tc>
+      </w:tr>
+      <w:tr>
+        <w:tc>
+          <w:tcPr>
+            <w:tcW w:w="0" w:type="auto"/>
+          </w:tcPr>
+          <w:p>
+            <w:r>
+              <w:rPr>
+                <w:rFonts w:ascii="Arial" w:cs="Arial" w:eastAsia="Arial" w:hAnsi="Arial"/>
+                <w:sz w:val="20"/>
+                <w:szCs w:val="20"/>
+              </w:rPr>
+              <w:t xml:space="preserve">openrouter/hunter-alpha</w:t>
+            </w:r>
+          </w:p>
+        </w:tc>
+        <w:tc>
+          <w:tcPr>
+            <w:tcW w:w="0" w:type="auto"/>
+          </w:tcPr>
+          <w:p>
+            <w:r>
+              <w:rPr>
+                <w:rFonts w:ascii="Arial" w:cs="Arial" w:eastAsia="Arial" w:hAnsi="Arial"/>
+                <w:sz w:val="20"/>
+                <w:szCs w:val="20"/>
+              </w:rPr>
+              <w:t xml:space="preserve">Очень быстро</w:t>
+            </w:r>
+          </w:p>
+        </w:tc>
+        <w:tc>
+          <w:tcPr>
+            <w:tcW w:w="0" w:type="auto"/>
+          </w:tcPr>
+          <w:p>
+            <w:r>
+              <w:rPr>
+                <w:rFonts w:ascii="Arial" w:cs="Arial" w:eastAsia="Arial" w:hAnsi="Arial"/>
+                <w:sz w:val="20"/>
+                <w:szCs w:val="20"/>
+              </w:rPr>
+              <w:t xml:space="preserve">Бесплатно / дёшево</w:t>
+            </w:r>
+          </w:p>
+        </w:tc>
+        <w:tc>
+          <w:tcPr>
+            <w:tcW w:w="0" w:type="auto"/>
+          </w:tcPr>
+          <w:p>
+            <w:r>
+              <w:rPr>
+                <w:rFonts w:ascii="Arial" w:cs="Arial" w:eastAsia="Arial" w:hAnsi="Arial"/>
+                <w:sz w:val="20"/>
+                <w:szCs w:val="20"/>
+              </w:rPr>
+              <w:t xml:space="preserve">Хорошее</w:t>
+            </w:r>
+          </w:p>
+        </w:tc>
+        <w:tc>
+          <w:tcPr>
+            <w:tcW w:w="0" w:type="auto"/>
+          </w:tcPr>
+          <w:p>
+            <w:r>
+              <w:rPr>
+                <w:rFonts w:ascii="Arial" w:cs="Arial" w:eastAsia="Arial" w:hAnsi="Arial"/>
+                <w:sz w:val="20"/>
+                <w:szCs w:val="20"/>
+              </w:rPr>
+              <w:t xml:space="preserve">BIO наёмниц, нарратив экспедиций (default)</w:t>
+            </w:r>
+          </w:p>
+        </w:tc>
+      </w:tr>
+      <w:tr>
+        <w:tc>
+          <w:tcPr>
+            <w:tcW w:w="0" w:type="auto"/>
+          </w:tcPr>
+          <w:p>
+            <w:r>
+              <w:rPr>
+                <w:rFonts w:ascii="Arial" w:cs="Arial" w:eastAsia="Arial" w:hAnsi="Arial"/>
+                <w:sz w:val="20"/>
+                <w:szCs w:val="20"/>
+              </w:rPr>
+              <w:t xml:space="preserve">meta-llama/llama-3.1-70b-instruct</w:t>
+            </w:r>
+          </w:p>
+        </w:tc>
+        <w:tc>
+          <w:tcPr>
+            <w:tcW w:w="0" w:type="auto"/>
+          </w:tcPr>
+          <w:p>
+            <w:r>
+              <w:rPr>
+                <w:rFonts w:ascii="Arial" w:cs="Arial" w:eastAsia="Arial" w:hAnsi="Arial"/>
+                <w:sz w:val="20"/>
+                <w:szCs w:val="20"/>
+              </w:rPr>
+              <w:t xml:space="preserve">Средне</w:t>
+            </w:r>
+          </w:p>
+        </w:tc>
+        <w:tc>
+          <w:tcPr>
+            <w:tcW w:w="0" w:type="auto"/>
+          </w:tcPr>
+          <w:p>
+            <w:r>
+              <w:rPr>
+                <w:rFonts w:ascii="Arial" w:cs="Arial" w:eastAsia="Arial" w:hAnsi="Arial"/>
+                <w:sz w:val="20"/>
+                <w:szCs w:val="20"/>
+              </w:rPr>
+              <w:t xml:space="preserve">Средняя</w:t>
+            </w:r>
+          </w:p>
+        </w:tc>
+        <w:tc>
+          <w:tcPr>
+            <w:tcW w:w="0" w:type="auto"/>
+          </w:tcPr>
+          <w:p>
+            <w:r>
+              <w:rPr>
+                <w:rFonts w:ascii="Arial" w:cs="Arial" w:eastAsia="Arial" w:hAnsi="Arial"/>
+                <w:sz w:val="20"/>
+                <w:szCs w:val="20"/>
+              </w:rPr>
+              <w:t xml:space="preserve">Отличное</w:t>
+            </w:r>
+          </w:p>
+        </w:tc>
+        <w:tc>
+          <w:tcPr>
+            <w:tcW w:w="0" w:type="auto"/>
+          </w:tcPr>
+          <w:p>
+            <w:r>
+              <w:rPr>
+                <w:rFonts w:ascii="Arial" w:cs="Arial" w:eastAsia="Arial" w:hAnsi="Arial"/>
+                <w:sz w:val="20"/>
+                <w:szCs w:val="20"/>
+              </w:rPr>
+              <w:t xml:space="preserve">BIO боссов, финальные события экспедиций</w:t>
+            </w:r>
+          </w:p>
+        </w:tc>
+      </w:tr>
+      <w:tr>
+        <w:tc>
+          <w:tcPr>
+            <w:tcW w:w="0" w:type="auto"/>
+          </w:tcPr>
+          <w:p>
+            <w:r>
+              <w:rPr>
+                <w:rFonts w:ascii="Arial" w:cs="Arial" w:eastAsia="Arial" w:hAnsi="Arial"/>
+                <w:sz w:val="20"/>
+                <w:szCs w:val="20"/>
+              </w:rPr>
+              <w:t xml:space="preserve">openai/gpt-4o-mini</w:t>
+            </w:r>
+          </w:p>
+        </w:tc>
+        <w:tc>
+          <w:tcPr>
+            <w:tcW w:w="0" w:type="auto"/>
+          </w:tcPr>
+          <w:p>
+            <w:r>
+              <w:rPr>
+                <w:rFonts w:ascii="Arial" w:cs="Arial" w:eastAsia="Arial" w:hAnsi="Arial"/>
+                <w:sz w:val="20"/>
+                <w:szCs w:val="20"/>
+              </w:rPr>
+              <w:t xml:space="preserve">Быстро</w:t>
+            </w:r>
+          </w:p>
+        </w:tc>
+        <w:tc>
+          <w:tcPr>
+            <w:tcW w:w="0" w:type="auto"/>
+          </w:tcPr>
+          <w:p>
+            <w:r>
+              <w:rPr>
+                <w:rFonts w:ascii="Arial" w:cs="Arial" w:eastAsia="Arial" w:hAnsi="Arial"/>
+                <w:sz w:val="20"/>
+                <w:szCs w:val="20"/>
+              </w:rPr>
+              <w:t xml:space="preserve">Недорого</w:t>
+            </w:r>
+          </w:p>
+        </w:tc>
+        <w:tc>
+          <w:tcPr>
+            <w:tcW w:w="0" w:type="auto"/>
+          </w:tcPr>
+          <w:p>
+            <w:r>
+              <w:rPr>
+                <w:rFonts w:ascii="Arial" w:cs="Arial" w:eastAsia="Arial" w:hAnsi="Arial"/>
+                <w:sz w:val="20"/>
+                <w:szCs w:val="20"/>
+              </w:rPr>
+              <w:t xml:space="preserve">Отличное</w:t>
+            </w:r>
+          </w:p>
+        </w:tc>
+        <w:tc>
+          <w:tcPr>
+            <w:tcW w:w="0" w:type="auto"/>
+          </w:tcPr>
+          <w:p>
+            <w:r>
+              <w:rPr>
+                <w:rFonts w:ascii="Arial" w:cs="Arial" w:eastAsia="Arial" w:hAnsi="Arial"/>
+                <w:sz w:val="20"/>
+                <w:szCs w:val="20"/>
+              </w:rPr>
+              <w:t xml:space="preserve">Альтернатива если Llama нестабильна</w:t>
+            </w:r>
+          </w:p>
+        </w:tc>
+      </w:tr>
+      <w:tr>
+        <w:tc>
+          <w:tcPr>
+            <w:tcW w:w="0" w:type="auto"/>
+          </w:tcPr>
+          <w:p>
+            <w:r>
+              <w:rPr>
+                <w:rFonts w:ascii="Arial" w:cs="Arial" w:eastAsia="Arial" w:hAnsi="Arial"/>
+                <w:sz w:val="20"/>
+                <w:szCs w:val="20"/>
+              </w:rPr>
+              <w:t xml:space="preserve">anthropic/claude-haiku</w:t>
+            </w:r>
+          </w:p>
+        </w:tc>
+        <w:tc>
+          <w:tcPr>
+            <w:tcW w:w="0" w:type="auto"/>
+          </w:tcPr>
+          <w:p>
+            <w:r>
+              <w:rPr>
+                <w:rFonts w:ascii="Arial" w:cs="Arial" w:eastAsia="Arial" w:hAnsi="Arial"/>
+                <w:sz w:val="20"/>
+                <w:szCs w:val="20"/>
+              </w:rPr>
+              <w:t xml:space="preserve">Быстро</w:t>
+            </w:r>
+          </w:p>
+        </w:tc>
+        <w:tc>
+          <w:tcPr>
+            <w:tcW w:w="0" w:type="auto"/>
+          </w:tcPr>
+          <w:p>
+            <w:r>
+              <w:rPr>
+                <w:rFonts w:ascii="Arial" w:cs="Arial" w:eastAsia="Arial" w:hAnsi="Arial"/>
+                <w:sz w:val="20"/>
+                <w:szCs w:val="20"/>
+              </w:rPr>
+              <w:t xml:space="preserve">Недорого</w:t>
+            </w:r>
+          </w:p>
+        </w:tc>
+        <w:tc>
+          <w:tcPr>
+            <w:tcW w:w="0" w:type="auto"/>
+          </w:tcPr>
+          <w:p>
+            <w:r>
+              <w:rPr>
+                <w:rFonts w:ascii="Arial" w:cs="Arial" w:eastAsia="Arial" w:hAnsi="Arial"/>
+                <w:sz w:val="20"/>
+                <w:szCs w:val="20"/>
+              </w:rPr>
+              <w:t xml:space="preserve">Отличное</w:t>
+            </w:r>
+          </w:p>
+        </w:tc>
+        <w:tc>
+          <w:tcPr>
+            <w:tcW w:w="0" w:type="auto"/>
+          </w:tcPr>
+          <w:p>
+            <w:r>
+              <w:rPr>
+                <w:rFonts w:ascii="Arial" w:cs="Arial" w:eastAsia="Arial" w:hAnsi="Arial"/>
+                <w:sz w:val="20"/>
+                <w:szCs w:val="20"/>
+              </w:rPr>
+              <w:t xml:space="preserve">Если нужен более живой текст</w:t>
+            </w:r>
+          </w:p>
+        </w:tc>
+      </w:tr>
+      <w:tr>
+        <w:tc>
+          <w:tcPr>
+            <w:tcW w:w="0" w:type="auto"/>
+          </w:tcPr>
+          <w:p>
+            <w:r>
+              <w:rPr>
+                <w:rFonts w:ascii="Arial" w:cs="Arial" w:eastAsia="Arial" w:hAnsi="Arial"/>
+                <w:sz w:val="20"/>
+                <w:szCs w:val="20"/>
+              </w:rPr>
+              <w:t xml:space="preserve">google/gemini-flash-1.5</w:t>
+            </w:r>
+          </w:p>
+        </w:tc>
+        <w:tc>
+          <w:tcPr>
+            <w:tcW w:w="0" w:type="auto"/>
+          </w:tcPr>
+          <w:p>
+            <w:r>
+              <w:rPr>
+                <w:rFonts w:ascii="Arial" w:cs="Arial" w:eastAsia="Arial" w:hAnsi="Arial"/>
+                <w:sz w:val="20"/>
+                <w:szCs w:val="20"/>
+              </w:rPr>
+              <w:t xml:space="preserve">Очень быстро</w:t>
+            </w:r>
+          </w:p>
+        </w:tc>
+        <w:tc>
+          <w:tcPr>
+            <w:tcW w:w="0" w:type="auto"/>
+          </w:tcPr>
+          <w:p>
+            <w:r>
+              <w:rPr>
+                <w:rFonts w:ascii="Arial" w:cs="Arial" w:eastAsia="Arial" w:hAnsi="Arial"/>
+                <w:sz w:val="20"/>
+                <w:szCs w:val="20"/>
+              </w:rPr>
+              <w:t xml:space="preserve">Дёшево</w:t>
+            </w:r>
+          </w:p>
+        </w:tc>
+        <w:tc>
+          <w:tcPr>
+            <w:tcW w:w="0" w:type="auto"/>
+          </w:tcPr>
+          <w:p>
+            <w:r>
+              <w:rPr>
+                <w:rFonts w:ascii="Arial" w:cs="Arial" w:eastAsia="Arial" w:hAnsi="Arial"/>
+                <w:sz w:val="20"/>
+                <w:szCs w:val="20"/>
+              </w:rPr>
+              <w:t xml:space="preserve">Хорошее</w:t>
+            </w:r>
+          </w:p>
+        </w:tc>
+        <w:tc>
+          <w:tcPr>
+            <w:tcW w:w="0" w:type="auto"/>
+          </w:tcPr>
+          <w:p>
+            <w:r>
+              <w:rPr>
+                <w:rFonts w:ascii="Arial" w:cs="Arial" w:eastAsia="Arial" w:hAnsi="Arial"/>
+                <w:sz w:val="20"/>
+                <w:szCs w:val="20"/>
+              </w:rPr>
+              <w:t xml:space="preserve">Массовая генерация событий</w:t>
             </w:r>
           </w:p>
         </w:tc>
